--- a/Testing/SmartJourney_Master_Test_Plan.docx
+++ b/Testing/SmartJourney_Master_Test_Plan.docx
@@ -12,7 +12,6 @@
         <w:spacing w:after="120"/>
         <w:jc w:val="center"/>
       </w:pPr>
-      <w:proofErr w:type="spellStart"/>
       <w:r>
         <w:rPr>
           <w:b/>
@@ -23,7 +22,6 @@
         </w:rPr>
         <w:t>SmartJourney</w:t>
       </w:r>
-      <w:proofErr w:type="spellEnd"/>
     </w:p>
     <w:p>
       <w:pPr>
@@ -90,25 +88,7 @@
           <w:sz w:val="20"/>
           <w:szCs w:val="20"/>
         </w:rPr>
-        <w:t xml:space="preserve">Confidential — </w:t>
-      </w:r>
-      <w:proofErr w:type="spellStart"/>
-      <w:r>
-        <w:rPr>
-          <w:color w:val="595959"/>
-          <w:sz w:val="20"/>
-          <w:szCs w:val="20"/>
-        </w:rPr>
-        <w:t>SmartJourney</w:t>
-      </w:r>
-      <w:proofErr w:type="spellEnd"/>
-      <w:r>
-        <w:rPr>
-          <w:color w:val="595959"/>
-          <w:sz w:val="20"/>
-          <w:szCs w:val="20"/>
-        </w:rPr>
-        <w:t xml:space="preserve"> project team</w:t>
+        <w:t>Confidential — SmartJourney project team</w:t>
       </w:r>
     </w:p>
     <w:p>
@@ -1317,7 +1297,7 @@
                 <w:rStyle w:val="Hyperlink"/>
                 <w:noProof/>
               </w:rPr>
-              <w:t>4.1 Test Evaluation Summary (as actually run, 2026-09-26)</w:t>
+              <w:t>4.1 Test Evaluation Summary (as actually run, 2026-09-27)</w:t>
             </w:r>
             <w:r>
               <w:rPr>
@@ -1695,39 +1675,7 @@
         <w:spacing w:after="160"/>
       </w:pPr>
       <w:r>
-        <w:t xml:space="preserve">This Master Test Plan covers </w:t>
-      </w:r>
-      <w:proofErr w:type="spellStart"/>
-      <w:r>
-        <w:t>SmartJourney</w:t>
-      </w:r>
-      <w:proofErr w:type="spellEnd"/>
-      <w:r>
-        <w:t xml:space="preserve">, a Sri Lanka trip-planning system built from three independently deployable services: a Next.js web frontend, a </w:t>
-      </w:r>
-      <w:proofErr w:type="spellStart"/>
-      <w:r>
-        <w:t>NestJS</w:t>
-      </w:r>
-      <w:proofErr w:type="spellEnd"/>
-      <w:r>
-        <w:t xml:space="preserve"> API backend, and a </w:t>
-      </w:r>
-      <w:proofErr w:type="spellStart"/>
-      <w:r>
-        <w:t>FastAPI</w:t>
-      </w:r>
-      <w:proofErr w:type="spellEnd"/>
-      <w:r>
-        <w:t>/</w:t>
-      </w:r>
-      <w:proofErr w:type="spellStart"/>
-      <w:r>
-        <w:t>LangGraph</w:t>
-      </w:r>
-      <w:proofErr w:type="spellEnd"/>
-      <w:r>
-        <w:t xml:space="preserve"> AI backend that plans itineraries. A fourth planned client, a Flutter mobile app, has not been started and is out of scope for this plan.</w:t>
+        <w:t>This Master Test Plan covers SmartJourney, a Sri Lanka trip-planning system built from three independently deployable services: a Next.js web frontend, a NestJS API backend, and a FastAPI/LangGraph AI backend that plans itineraries. A fourth planned client, a Flutter mobile app, has not been started and is out of scope for this plan.</w:t>
       </w:r>
     </w:p>
     <w:p>
@@ -1735,55 +1683,7 @@
         <w:spacing w:after="160"/>
       </w:pPr>
       <w:r>
-        <w:t xml:space="preserve">Unlike a single MVC application, there is no one place where "every Model, View and Controller" lives — the mission here is to test every service boundary: browser to </w:t>
-      </w:r>
-      <w:proofErr w:type="spellStart"/>
-      <w:r>
-        <w:t>NestJS</w:t>
-      </w:r>
-      <w:proofErr w:type="spellEnd"/>
-      <w:r>
-        <w:t xml:space="preserve">, </w:t>
-      </w:r>
-      <w:proofErr w:type="spellStart"/>
-      <w:r>
-        <w:t>NestJS</w:t>
-      </w:r>
-      <w:proofErr w:type="spellEnd"/>
-      <w:r>
-        <w:t xml:space="preserve"> to </w:t>
-      </w:r>
-      <w:proofErr w:type="spellStart"/>
-      <w:r>
-        <w:t>FastAPI</w:t>
-      </w:r>
-      <w:proofErr w:type="spellEnd"/>
-      <w:r>
-        <w:t xml:space="preserve">, </w:t>
-      </w:r>
-      <w:proofErr w:type="spellStart"/>
-      <w:r>
-        <w:t>FastAPI</w:t>
-      </w:r>
-      <w:proofErr w:type="spellEnd"/>
-      <w:r>
-        <w:t xml:space="preserve"> to the LLM and external data APIs, and </w:t>
-      </w:r>
-      <w:proofErr w:type="spellStart"/>
-      <w:r>
-        <w:t>NestJS</w:t>
-      </w:r>
-      <w:proofErr w:type="spellEnd"/>
-      <w:r>
-        <w:t xml:space="preserve"> to the Postgres/</w:t>
-      </w:r>
-      <w:proofErr w:type="spellStart"/>
-      <w:r>
-        <w:t>PostGIS</w:t>
-      </w:r>
-      <w:proofErr w:type="spellEnd"/>
-      <w:r>
-        <w:t xml:space="preserve"> database. A defect at any one of those boundaries can be invisible to tests that only exercise the service on either side of it.</w:t>
+        <w:t>Unlike a single MVC application, there is no one place where "every Model, View and Controller" lives — the mission here is to test every service boundary: browser to NestJS, NestJS to FastAPI, FastAPI to the LLM and external data APIs, and NestJS to the Postgres/PostGIS database. A defect at any one of those boundaries can be invisible to tests that only exercise the service on either side of it.</w:t>
       </w:r>
     </w:p>
     <w:p>
@@ -1817,7 +1717,7 @@
         <w:spacing w:after="80"/>
       </w:pPr>
       <w:r>
-        <w:t>Find design/implementation problems that threaten quality. This plan’s own construction found one real bug (see §4.1) — a Prisma filter that silently dropped a date bound.</w:t>
+        <w:t>Find design/implementation problems that threaten quality. This plan’s own construction found several real defects (see §4.1) — among them a Prisma filter that silently dropped a date bound, and an orchestrator crash on a failed follow-up turn.</w:t>
       </w:r>
     </w:p>
     <w:p>
@@ -1869,15 +1769,7 @@
         <w:spacing w:after="80"/>
       </w:pPr>
       <w:r>
-        <w:t xml:space="preserve">Report honestly. Every number in this document was produced by </w:t>
-      </w:r>
-      <w:proofErr w:type="gramStart"/>
-      <w:r>
-        <w:t>actually running</w:t>
-      </w:r>
-      <w:proofErr w:type="gramEnd"/>
-      <w:r>
-        <w:t xml:space="preserve"> the relevant test suite, not estimated — and where something could not be run in this environment (a scenario needing a live signed-in session), that is stated rather than assumed passing.</w:t>
+        <w:t>Report honestly. Every number in this document was produced by actually running the relevant test suite, not estimated — and where something could not be run in this environment (a scenario needing a live signed-in session), that is stated rather than assumed passing.</w:t>
       </w:r>
     </w:p>
     <w:p>
@@ -1904,15 +1796,7 @@
       </w:pPr>
       <w:bookmarkStart w:id="3" w:name="_Toc241418634"/>
       <w:r>
-        <w:t>Backend (</w:t>
-      </w:r>
-      <w:proofErr w:type="spellStart"/>
-      <w:r>
-        <w:t>NestJS</w:t>
-      </w:r>
-      <w:proofErr w:type="spellEnd"/>
-      <w:r>
-        <w:t>)</w:t>
+        <w:t>Backend (NestJS)</w:t>
       </w:r>
       <w:bookmarkEnd w:id="3"/>
     </w:p>
@@ -1921,31 +1805,7 @@
         <w:spacing w:after="160"/>
       </w:pPr>
       <w:r>
-        <w:t xml:space="preserve">8 modules (auth, users, trips, budget, chat, explore, admin, app), about 50 HTTP routes, the global </w:t>
-      </w:r>
-      <w:proofErr w:type="spellStart"/>
-      <w:r>
-        <w:t>JwtAuthGuard</w:t>
-      </w:r>
-      <w:proofErr w:type="spellEnd"/>
-      <w:r>
-        <w:t>/</w:t>
-      </w:r>
-      <w:proofErr w:type="spellStart"/>
-      <w:r>
-        <w:t>RolesGuard</w:t>
-      </w:r>
-      <w:proofErr w:type="spellEnd"/>
-      <w:r>
-        <w:t xml:space="preserve"> chain, the Prisma/</w:t>
-      </w:r>
-      <w:proofErr w:type="spellStart"/>
-      <w:r>
-        <w:t>PostGIS</w:t>
-      </w:r>
-      <w:proofErr w:type="spellEnd"/>
-      <w:r>
-        <w:t xml:space="preserve"> data layer, and the raw-SQL migration runner.</w:t>
+        <w:t>8 modules (auth, users, trips, budget, chat, explore, admin, app), about 50 HTTP routes, the global JwtAuthGuard/RolesGuard chain, the Prisma/PostGIS data layer, and the raw-SQL migration runner.</w:t>
       </w:r>
     </w:p>
     <w:p>
@@ -1954,15 +1814,7 @@
       </w:pPr>
       <w:bookmarkStart w:id="4" w:name="_Toc241418635"/>
       <w:r>
-        <w:t>AI backend (</w:t>
-      </w:r>
-      <w:proofErr w:type="spellStart"/>
-      <w:r>
-        <w:t>FastAPI</w:t>
-      </w:r>
-      <w:proofErr w:type="spellEnd"/>
-      <w:r>
-        <w:t>)</w:t>
+        <w:t>AI backend (FastAPI)</w:t>
       </w:r>
       <w:bookmarkEnd w:id="4"/>
     </w:p>
@@ -1971,15 +1823,7 @@
         <w:spacing w:after="160"/>
       </w:pPr>
       <w:r>
-        <w:t xml:space="preserve">The planner and recommendation agents; core orchestration (orchestrator, react, scoring, clustering, budget, itinerary, fallback, output validator, follow-up); tools for weather, disaster, geocoding, routing, calendar, and database access; and data connectors for OSM, Booking.com, Ticketmaster, and </w:t>
-      </w:r>
-      <w:proofErr w:type="spellStart"/>
-      <w:r>
-        <w:t>Wikidata</w:t>
-      </w:r>
-      <w:proofErr w:type="spellEnd"/>
-      <w:r>
-        <w:t>.</w:t>
+        <w:t>The planner and recommendation agents; core orchestration (orchestrator, react, scoring, clustering, budget, itinerary, fallback, output validator, follow-up); tools for weather, disaster, geocoding, routing, calendar, and database access; and data connectors for OSM, Booking.com, Ticketmaster, and Wikidata.</w:t>
       </w:r>
     </w:p>
     <w:p>
@@ -1997,31 +1841,7 @@
         <w:spacing w:after="160"/>
       </w:pPr>
       <w:r>
-        <w:t xml:space="preserve">Route middleware (authentication/role gating), the </w:t>
-      </w:r>
-      <w:proofErr w:type="spellStart"/>
-      <w:r>
-        <w:t>Keycloak</w:t>
-      </w:r>
-      <w:proofErr w:type="spellEnd"/>
-      <w:r>
-        <w:t xml:space="preserve"> token-refresh flow, </w:t>
-      </w:r>
-      <w:proofErr w:type="gramStart"/>
-      <w:r>
-        <w:t>8 page</w:t>
-      </w:r>
-      <w:proofErr w:type="gramEnd"/>
-      <w:r>
-        <w:t xml:space="preserve"> routes, the </w:t>
-      </w:r>
-      <w:proofErr w:type="spellStart"/>
-      <w:r>
-        <w:t>Zustand</w:t>
-      </w:r>
-      <w:proofErr w:type="spellEnd"/>
-      <w:r>
-        <w:t xml:space="preserve"> trip store, and the chat/budget/explore/admin components.</w:t>
+        <w:t>Route middleware (authentication/role gating), the Keycloak token-refresh flow, 8 page routes, the Zustand trip store, and the chat/budget/explore/admin components.</w:t>
       </w:r>
     </w:p>
     <w:p>
@@ -2030,6 +1850,7 @@
       </w:pPr>
       <w:bookmarkStart w:id="6" w:name="_Toc241418637"/>
       <w:r>
+        <w:lastRenderedPageBreak/>
         <w:t>Infrastructure</w:t>
       </w:r>
       <w:bookmarkEnd w:id="6"/>
@@ -2039,40 +1860,7 @@
         <w:spacing w:after="160"/>
       </w:pPr>
       <w:r>
-        <w:lastRenderedPageBreak/>
-        <w:t>The Docker Compose stack (</w:t>
-      </w:r>
-      <w:proofErr w:type="spellStart"/>
-      <w:r>
-        <w:t>PostGIS</w:t>
-      </w:r>
-      <w:proofErr w:type="spellEnd"/>
-      <w:r>
-        <w:t xml:space="preserve">, Redis, </w:t>
-      </w:r>
-      <w:proofErr w:type="spellStart"/>
-      <w:r>
-        <w:t>Keycloak</w:t>
-      </w:r>
-      <w:proofErr w:type="spellEnd"/>
-      <w:r>
-        <w:t xml:space="preserve">, </w:t>
-      </w:r>
-      <w:proofErr w:type="spellStart"/>
-      <w:r>
-        <w:t>Mailpit</w:t>
-      </w:r>
-      <w:proofErr w:type="spellEnd"/>
-      <w:r>
-        <w:t xml:space="preserve">), the </w:t>
-      </w:r>
-      <w:proofErr w:type="spellStart"/>
-      <w:r>
-        <w:t>Keycloak</w:t>
-      </w:r>
-      <w:proofErr w:type="spellEnd"/>
-      <w:r>
-        <w:t xml:space="preserve"> realm import, and cross-service network isolation — the AI backend must never be reachable from outside the Docker network.</w:t>
+        <w:t>The Docker Compose stack (PostGIS, Redis, Keycloak, Mailpit), the Keycloak realm import, and cross-service network isolation — the AI backend must never be reachable from outside the Docker network.</w:t>
       </w:r>
     </w:p>
     <w:p>
@@ -2133,12 +1921,6 @@
         <w:gridCol w:w="6550"/>
       </w:tblGrid>
       <w:tr>
-        <w:tblPrEx>
-          <w:tblCellMar>
-            <w:top w:w="0" w:type="dxa"/>
-            <w:bottom w:w="0" w:type="dxa"/>
-          </w:tblCellMar>
-        </w:tblPrEx>
         <w:trPr>
           <w:tblHeader/>
         </w:trPr>
@@ -2204,12 +1986,6 @@
         </w:tc>
       </w:tr>
       <w:tr>
-        <w:tblPrEx>
-          <w:tblCellMar>
-            <w:top w:w="0" w:type="dxa"/>
-            <w:bottom w:w="0" w:type="dxa"/>
-          </w:tblCellMar>
-        </w:tblPrEx>
         <w:tc>
           <w:tcPr>
             <w:tcW w:w="2800" w:type="dxa"/>
@@ -2258,50 +2034,12 @@
                 <w:sz w:val="19"/>
                 <w:szCs w:val="19"/>
               </w:rPr>
-              <w:t xml:space="preserve">Prisma schema + hand-written Prisma fakes in unit tests; </w:t>
-            </w:r>
-            <w:proofErr w:type="spellStart"/>
-            <w:r>
-              <w:rPr>
-                <w:sz w:val="19"/>
-                <w:szCs w:val="19"/>
-              </w:rPr>
-              <w:t>psql</w:t>
-            </w:r>
-            <w:proofErr w:type="spellEnd"/>
-            <w:r>
-              <w:rPr>
-                <w:sz w:val="19"/>
-                <w:szCs w:val="19"/>
-              </w:rPr>
-              <w:t xml:space="preserve">/Prisma Studio against the </w:t>
-            </w:r>
-            <w:proofErr w:type="spellStart"/>
-            <w:r>
-              <w:rPr>
-                <w:sz w:val="19"/>
-                <w:szCs w:val="19"/>
-              </w:rPr>
-              <w:t>PostGIS</w:t>
-            </w:r>
-            <w:proofErr w:type="spellEnd"/>
-            <w:r>
-              <w:rPr>
-                <w:sz w:val="19"/>
-                <w:szCs w:val="19"/>
-              </w:rPr>
-              <w:t xml:space="preserve"> container</w:t>
+              <w:t>Prisma schema + hand-written Prisma fakes in unit tests; psql/Prisma Studio against the PostGIS container</w:t>
             </w:r>
           </w:p>
         </w:tc>
       </w:tr>
       <w:tr>
-        <w:tblPrEx>
-          <w:tblCellMar>
-            <w:top w:w="0" w:type="dxa"/>
-            <w:bottom w:w="0" w:type="dxa"/>
-          </w:tblCellMar>
-        </w:tblPrEx>
         <w:tc>
           <w:tcPr>
             <w:tcW w:w="2800" w:type="dxa"/>
@@ -2345,48 +2083,17 @@
             </w:tcMar>
           </w:tcPr>
           <w:p>
-            <w:proofErr w:type="spellStart"/>
-            <w:r>
-              <w:rPr>
-                <w:sz w:val="19"/>
-                <w:szCs w:val="19"/>
-              </w:rPr>
-              <w:t>Vitest</w:t>
-            </w:r>
-            <w:proofErr w:type="spellEnd"/>
-            <w:r>
-              <w:rPr>
-                <w:sz w:val="19"/>
-                <w:szCs w:val="19"/>
-              </w:rPr>
-              <w:t xml:space="preserve"> (backend), </w:t>
-            </w:r>
-            <w:proofErr w:type="spellStart"/>
-            <w:r>
-              <w:rPr>
-                <w:sz w:val="19"/>
-                <w:szCs w:val="19"/>
-              </w:rPr>
-              <w:t>pytest</w:t>
-            </w:r>
-            <w:proofErr w:type="spellEnd"/>
-            <w:r>
-              <w:rPr>
-                <w:sz w:val="19"/>
-                <w:szCs w:val="19"/>
-              </w:rPr>
-              <w:t xml:space="preserve"> (AI backend)</w:t>
+            <w:r>
+              <w:rPr>
+                <w:sz w:val="19"/>
+                <w:szCs w:val="19"/>
+              </w:rPr>
+              <w:t>Vitest (backend), pytest (AI backend)</w:t>
             </w:r>
           </w:p>
         </w:tc>
       </w:tr>
       <w:tr>
-        <w:tblPrEx>
-          <w:tblCellMar>
-            <w:top w:w="0" w:type="dxa"/>
-            <w:bottom w:w="0" w:type="dxa"/>
-          </w:tblCellMar>
-        </w:tblPrEx>
         <w:tc>
           <w:tcPr>
             <w:tcW w:w="2800" w:type="dxa"/>
@@ -2441,12 +2148,6 @@
         </w:tc>
       </w:tr>
       <w:tr>
-        <w:tblPrEx>
-          <w:tblCellMar>
-            <w:top w:w="0" w:type="dxa"/>
-            <w:bottom w:w="0" w:type="dxa"/>
-          </w:tblCellMar>
-        </w:tblPrEx>
         <w:tc>
           <w:tcPr>
             <w:tcW w:w="2800" w:type="dxa"/>
@@ -2495,50 +2196,12 @@
                 <w:sz w:val="19"/>
                 <w:szCs w:val="19"/>
               </w:rPr>
-              <w:t xml:space="preserve">Chrome </w:t>
-            </w:r>
-            <w:proofErr w:type="spellStart"/>
-            <w:r>
-              <w:rPr>
-                <w:sz w:val="19"/>
-                <w:szCs w:val="19"/>
-              </w:rPr>
-              <w:t>DevTools</w:t>
-            </w:r>
-            <w:proofErr w:type="spellEnd"/>
-            <w:r>
-              <w:rPr>
-                <w:sz w:val="19"/>
-                <w:szCs w:val="19"/>
-              </w:rPr>
-              <w:t xml:space="preserve"> / Lighthouse (frontend); </w:t>
-            </w:r>
-            <w:proofErr w:type="spellStart"/>
-            <w:r>
-              <w:rPr>
-                <w:sz w:val="19"/>
-                <w:szCs w:val="19"/>
-              </w:rPr>
-              <w:t>NestJS</w:t>
-            </w:r>
-            <w:proofErr w:type="spellEnd"/>
-            <w:r>
-              <w:rPr>
-                <w:sz w:val="19"/>
-                <w:szCs w:val="19"/>
-              </w:rPr>
-              <w:t xml:space="preserve"> request logging (backend)</w:t>
+              <w:t>Chrome DevTools / Lighthouse (frontend); NestJS request logging (backend)</w:t>
             </w:r>
           </w:p>
         </w:tc>
       </w:tr>
       <w:tr>
-        <w:tblPrEx>
-          <w:tblCellMar>
-            <w:top w:w="0" w:type="dxa"/>
-            <w:bottom w:w="0" w:type="dxa"/>
-          </w:tblCellMar>
-        </w:tblPrEx>
         <w:tc>
           <w:tcPr>
             <w:tcW w:w="2800" w:type="dxa"/>
@@ -2587,18 +2250,12 @@
                 <w:sz w:val="19"/>
                 <w:szCs w:val="19"/>
               </w:rPr>
-              <w:t>autocannon or k6 (not yet automated — see §5)</w:t>
+              <w:t>autocannon — one manual baseline run on 2026-09-27; not automated (see §3.1.5)</w:t>
             </w:r>
           </w:p>
         </w:tc>
       </w:tr>
       <w:tr>
-        <w:tblPrEx>
-          <w:tblCellMar>
-            <w:top w:w="0" w:type="dxa"/>
-            <w:bottom w:w="0" w:type="dxa"/>
-          </w:tblCellMar>
-        </w:tblPrEx>
         <w:tc>
           <w:tcPr>
             <w:tcW w:w="2800" w:type="dxa"/>
@@ -2653,12 +2310,6 @@
         </w:tc>
       </w:tr>
       <w:tr>
-        <w:tblPrEx>
-          <w:tblCellMar>
-            <w:top w:w="0" w:type="dxa"/>
-            <w:bottom w:w="0" w:type="dxa"/>
-          </w:tblCellMar>
-        </w:tblPrEx>
         <w:tc>
           <w:tcPr>
             <w:tcW w:w="2800" w:type="dxa"/>
@@ -2713,12 +2364,6 @@
         </w:tc>
       </w:tr>
       <w:tr>
-        <w:tblPrEx>
-          <w:tblCellMar>
-            <w:top w:w="0" w:type="dxa"/>
-            <w:bottom w:w="0" w:type="dxa"/>
-          </w:tblCellMar>
-        </w:tblPrEx>
         <w:tc>
           <w:tcPr>
             <w:tcW w:w="2800" w:type="dxa"/>
@@ -2798,15 +2443,7 @@
         <w:spacing w:after="160"/>
       </w:pPr>
       <w:r>
-        <w:t xml:space="preserve">The database and its access layer are tested as an independent subsystem. Prisma’s schema must match the hand-written SQL migrations that </w:t>
-      </w:r>
-      <w:proofErr w:type="gramStart"/>
-      <w:r>
-        <w:t>actually own</w:t>
-      </w:r>
-      <w:proofErr w:type="gramEnd"/>
-      <w:r>
-        <w:t xml:space="preserve"> the database, and every query’s ownership/scoping filter must be correct.</w:t>
+        <w:t>The database and its access layer are tested as an independent subsystem. Prisma’s schema must match the hand-written SQL migrations that actually own the database, and every query’s ownership/scoping filter must be correct.</w:t>
       </w:r>
     </w:p>
     <w:tbl>
@@ -2831,12 +2468,6 @@
         <w:gridCol w:w="7150"/>
       </w:tblGrid>
       <w:tr>
-        <w:tblPrEx>
-          <w:tblCellMar>
-            <w:top w:w="0" w:type="dxa"/>
-            <w:bottom w:w="0" w:type="dxa"/>
-          </w:tblCellMar>
-        </w:tblPrEx>
         <w:tc>
           <w:tcPr>
             <w:tcW w:w="2200" w:type="dxa"/>
@@ -2897,12 +2528,6 @@
         </w:tc>
       </w:tr>
       <w:tr>
-        <w:tblPrEx>
-          <w:tblCellMar>
-            <w:top w:w="0" w:type="dxa"/>
-            <w:bottom w:w="0" w:type="dxa"/>
-          </w:tblCellMar>
-        </w:tblPrEx>
         <w:tc>
           <w:tcPr>
             <w:tcW w:w="2200" w:type="dxa"/>
@@ -2974,62 +2599,13 @@
               </w:numPr>
               <w:spacing w:after="60"/>
             </w:pPr>
-            <w:proofErr w:type="spellStart"/>
-            <w:proofErr w:type="gramStart"/>
-            <w:r>
-              <w:rPr>
-                <w:sz w:val="20"/>
-                <w:szCs w:val="20"/>
-              </w:rPr>
-              <w:t>budget.service</w:t>
-            </w:r>
-            <w:proofErr w:type="gramEnd"/>
-            <w:r>
-              <w:rPr>
-                <w:sz w:val="20"/>
-                <w:szCs w:val="20"/>
-              </w:rPr>
-              <w:t>.spec.ts</w:t>
-            </w:r>
-            <w:proofErr w:type="spellEnd"/>
-            <w:r>
-              <w:rPr>
-                <w:sz w:val="20"/>
-                <w:szCs w:val="20"/>
-              </w:rPr>
-              <w:t xml:space="preserve"> asserts that </w:t>
-            </w:r>
-            <w:proofErr w:type="spellStart"/>
-            <w:r>
-              <w:rPr>
-                <w:sz w:val="20"/>
-                <w:szCs w:val="20"/>
-              </w:rPr>
-              <w:t>getOwnedItinerary</w:t>
-            </w:r>
-            <w:proofErr w:type="spellEnd"/>
-            <w:r>
-              <w:rPr>
-                <w:sz w:val="20"/>
-                <w:szCs w:val="20"/>
-              </w:rPr>
-              <w:t xml:space="preserve"> always filters by both id and </w:t>
-            </w:r>
-            <w:proofErr w:type="spellStart"/>
-            <w:r>
-              <w:rPr>
-                <w:sz w:val="20"/>
-                <w:szCs w:val="20"/>
-              </w:rPr>
-              <w:t>user_id</w:t>
-            </w:r>
-            <w:proofErr w:type="spellEnd"/>
-            <w:r>
-              <w:rPr>
-                <w:sz w:val="20"/>
-                <w:szCs w:val="20"/>
-              </w:rPr>
-              <w:t>.</w:t>
+            <w:r>
+              <w:rPr>
+                <w:sz w:val="20"/>
+                <w:szCs w:val="20"/>
+              </w:rPr>
+              <w:lastRenderedPageBreak/>
+              <w:t>budget.service.spec.ts asserts that getOwnedItinerary always filters by both id and user_id.</w:t>
             </w:r>
           </w:p>
           <w:p>
@@ -3046,51 +2622,12 @@
                 <w:sz w:val="20"/>
                 <w:szCs w:val="20"/>
               </w:rPr>
-              <w:lastRenderedPageBreak/>
-              <w:t xml:space="preserve">Schema drift is caught by running </w:t>
-            </w:r>
-            <w:proofErr w:type="spellStart"/>
-            <w:r>
-              <w:rPr>
-                <w:sz w:val="20"/>
-                <w:szCs w:val="20"/>
-              </w:rPr>
-              <w:t>prisma</w:t>
-            </w:r>
-            <w:proofErr w:type="spellEnd"/>
-            <w:r>
-              <w:rPr>
-                <w:sz w:val="20"/>
-                <w:szCs w:val="20"/>
-              </w:rPr>
-              <w:t xml:space="preserve"> </w:t>
-            </w:r>
-            <w:proofErr w:type="spellStart"/>
-            <w:r>
-              <w:rPr>
-                <w:sz w:val="20"/>
-                <w:szCs w:val="20"/>
-              </w:rPr>
-              <w:t>db</w:t>
-            </w:r>
-            <w:proofErr w:type="spellEnd"/>
-            <w:r>
-              <w:rPr>
-                <w:sz w:val="20"/>
-                <w:szCs w:val="20"/>
-              </w:rPr>
-              <w:t xml:space="preserve"> pull and diffing against the checked-in schema.</w:t>
+              <w:t>Schema drift is caught by running prisma db pull and diffing against the checked-in schema.</w:t>
             </w:r>
           </w:p>
         </w:tc>
       </w:tr>
       <w:tr>
-        <w:tblPrEx>
-          <w:tblCellMar>
-            <w:top w:w="0" w:type="dxa"/>
-            <w:bottom w:w="0" w:type="dxa"/>
-          </w:tblCellMar>
-        </w:tblPrEx>
         <w:tc>
           <w:tcPr>
             <w:tcW w:w="2200" w:type="dxa"/>
@@ -3146,50 +2683,12 @@
                 <w:sz w:val="20"/>
                 <w:szCs w:val="20"/>
               </w:rPr>
-              <w:t xml:space="preserve">The Prisma fake’s recorded call arguments are the oracle for unit tests; </w:t>
-            </w:r>
-            <w:proofErr w:type="spellStart"/>
-            <w:r>
-              <w:rPr>
-                <w:sz w:val="20"/>
-                <w:szCs w:val="20"/>
-              </w:rPr>
-              <w:t>psql</w:t>
-            </w:r>
-            <w:proofErr w:type="spellEnd"/>
-            <w:r>
-              <w:rPr>
-                <w:sz w:val="20"/>
-                <w:szCs w:val="20"/>
-              </w:rPr>
-              <w:t xml:space="preserve"> / Prisma Studio against the live </w:t>
-            </w:r>
-            <w:proofErr w:type="spellStart"/>
-            <w:r>
-              <w:rPr>
-                <w:sz w:val="20"/>
-                <w:szCs w:val="20"/>
-              </w:rPr>
-              <w:t>PostGIS</w:t>
-            </w:r>
-            <w:proofErr w:type="spellEnd"/>
-            <w:r>
-              <w:rPr>
-                <w:sz w:val="20"/>
-                <w:szCs w:val="20"/>
-              </w:rPr>
-              <w:t xml:space="preserve"> container is the oracle for schema-vs-migration drift.</w:t>
+              <w:t>The Prisma fake’s recorded call arguments are the oracle for unit tests; psql / Prisma Studio against the live PostGIS container is the oracle for schema-vs-migration drift.</w:t>
             </w:r>
           </w:p>
         </w:tc>
       </w:tr>
       <w:tr>
-        <w:tblPrEx>
-          <w:tblCellMar>
-            <w:top w:w="0" w:type="dxa"/>
-            <w:bottom w:w="0" w:type="dxa"/>
-          </w:tblCellMar>
-        </w:tblPrEx>
         <w:tc>
           <w:tcPr>
             <w:tcW w:w="2200" w:type="dxa"/>
@@ -3244,7 +2743,6 @@
               </w:numPr>
               <w:spacing w:after="60"/>
             </w:pPr>
-            <w:proofErr w:type="spellStart"/>
             <w:r>
               <w:rPr>
                 <w:sz w:val="20"/>
@@ -3252,7 +2750,6 @@
               </w:rPr>
               <w:t>Vitest</w:t>
             </w:r>
-            <w:proofErr w:type="spellEnd"/>
           </w:p>
           <w:p>
             <w:pPr>
@@ -3280,48 +2777,17 @@
               </w:numPr>
               <w:spacing w:after="60"/>
             </w:pPr>
-            <w:proofErr w:type="spellStart"/>
-            <w:r>
-              <w:rPr>
-                <w:sz w:val="20"/>
-                <w:szCs w:val="20"/>
-              </w:rPr>
-              <w:t>psql</w:t>
-            </w:r>
-            <w:proofErr w:type="spellEnd"/>
-            <w:r>
-              <w:rPr>
-                <w:sz w:val="20"/>
-                <w:szCs w:val="20"/>
-              </w:rPr>
-              <w:t xml:space="preserve"> / Prisma Studio (this project’s equivalent of </w:t>
-            </w:r>
-            <w:proofErr w:type="spellStart"/>
-            <w:r>
-              <w:rPr>
-                <w:sz w:val="20"/>
-                <w:szCs w:val="20"/>
-              </w:rPr>
-              <w:t>PHPMyAdmin</w:t>
-            </w:r>
-            <w:proofErr w:type="spellEnd"/>
-            <w:r>
-              <w:rPr>
-                <w:sz w:val="20"/>
-                <w:szCs w:val="20"/>
-              </w:rPr>
-              <w:t xml:space="preserve"> / MySQL Workbench)</w:t>
+            <w:r>
+              <w:rPr>
+                <w:sz w:val="20"/>
+                <w:szCs w:val="20"/>
+              </w:rPr>
+              <w:t>psql / Prisma Studio (this project’s equivalent of PHPMyAdmin / MySQL Workbench)</w:t>
             </w:r>
           </w:p>
         </w:tc>
       </w:tr>
       <w:tr>
-        <w:tblPrEx>
-          <w:tblCellMar>
-            <w:top w:w="0" w:type="dxa"/>
-            <w:bottom w:w="0" w:type="dxa"/>
-          </w:tblCellMar>
-        </w:tblPrEx>
         <w:tc>
           <w:tcPr>
             <w:tcW w:w="2200" w:type="dxa"/>
@@ -3381,23 +2847,7 @@
                 <w:sz w:val="20"/>
                 <w:szCs w:val="20"/>
               </w:rPr>
-              <w:t xml:space="preserve">No query in a spec’d module reaches Postgres without an explicit </w:t>
-            </w:r>
-            <w:proofErr w:type="spellStart"/>
-            <w:r>
-              <w:rPr>
-                <w:sz w:val="20"/>
-                <w:szCs w:val="20"/>
-              </w:rPr>
-              <w:t>user_id</w:t>
-            </w:r>
-            <w:proofErr w:type="spellEnd"/>
-            <w:r>
-              <w:rPr>
-                <w:sz w:val="20"/>
-                <w:szCs w:val="20"/>
-              </w:rPr>
-              <w:t xml:space="preserve"> (or admin-only) filter.</w:t>
+              <w:t>No query in a spec’d module reaches Postgres without an explicit user_id (or admin-only) filter.</w:t>
             </w:r>
           </w:p>
           <w:p>
@@ -3409,48 +2859,17 @@
               </w:numPr>
               <w:spacing w:after="60"/>
             </w:pPr>
-            <w:proofErr w:type="spellStart"/>
-            <w:r>
-              <w:rPr>
-                <w:sz w:val="20"/>
-                <w:szCs w:val="20"/>
-              </w:rPr>
-              <w:t>prisma</w:t>
-            </w:r>
-            <w:proofErr w:type="spellEnd"/>
-            <w:r>
-              <w:rPr>
-                <w:sz w:val="20"/>
-                <w:szCs w:val="20"/>
-              </w:rPr>
-              <w:t xml:space="preserve"> </w:t>
-            </w:r>
-            <w:proofErr w:type="spellStart"/>
-            <w:r>
-              <w:rPr>
-                <w:sz w:val="20"/>
-                <w:szCs w:val="20"/>
-              </w:rPr>
-              <w:t>db</w:t>
-            </w:r>
-            <w:proofErr w:type="spellEnd"/>
-            <w:r>
-              <w:rPr>
-                <w:sz w:val="20"/>
-                <w:szCs w:val="20"/>
-              </w:rPr>
-              <w:t xml:space="preserve"> pull produces no unexpected diff.</w:t>
+            <w:r>
+              <w:rPr>
+                <w:sz w:val="20"/>
+                <w:szCs w:val="20"/>
+              </w:rPr>
+              <w:t>prisma db pull produces no unexpected diff.</w:t>
             </w:r>
           </w:p>
         </w:tc>
       </w:tr>
       <w:tr>
-        <w:tblPrEx>
-          <w:tblCellMar>
-            <w:top w:w="0" w:type="dxa"/>
-            <w:bottom w:w="0" w:type="dxa"/>
-          </w:tblCellMar>
-        </w:tblPrEx>
         <w:tc>
           <w:tcPr>
             <w:tcW w:w="2200" w:type="dxa"/>
@@ -3527,6 +2946,9 @@
         <w:spacing w:after="200"/>
       </w:pPr>
       <w:r>
+        <w:rPr>
+          <w:noProof/>
+        </w:rPr>
         <w:drawing>
           <wp:inline distT="0" distB="0" distL="0" distR="0" wp14:anchorId="66E5B4F6" wp14:editId="15F7CB02">
             <wp:extent cx="5943600" cy="2687955"/>
@@ -3638,78 +3060,7 @@
           <w:sz w:val="22"/>
           <w:szCs w:val="22"/>
         </w:rPr>
-        <w:t>:</w:t>
-      </w:r>
-      <w:r>
-        <w:rPr>
-          <w:sz w:val="22"/>
-          <w:szCs w:val="22"/>
-        </w:rPr>
-        <w:t xml:space="preserve"> Database schema: Prisma Studio showing the </w:t>
-      </w:r>
-      <w:proofErr w:type="spellStart"/>
-      <w:r>
-        <w:rPr>
-          <w:sz w:val="22"/>
-          <w:szCs w:val="22"/>
-        </w:rPr>
-        <w:t>app_user</w:t>
-      </w:r>
-      <w:proofErr w:type="spellEnd"/>
-      <w:r>
-        <w:rPr>
-          <w:sz w:val="22"/>
-          <w:szCs w:val="22"/>
-        </w:rPr>
-        <w:t xml:space="preserve"> table with seeded traveler accounts, alongside the core entity list (</w:t>
-      </w:r>
-      <w:proofErr w:type="spellStart"/>
-      <w:r>
-        <w:rPr>
-          <w:sz w:val="22"/>
-          <w:szCs w:val="22"/>
-        </w:rPr>
-        <w:t>app_user</w:t>
-      </w:r>
-      <w:proofErr w:type="spellEnd"/>
-      <w:r>
-        <w:rPr>
-          <w:sz w:val="22"/>
-          <w:szCs w:val="22"/>
-        </w:rPr>
-        <w:t xml:space="preserve">, itinerary, expense, </w:t>
-      </w:r>
-      <w:proofErr w:type="spellStart"/>
-      <w:r>
-        <w:rPr>
-          <w:sz w:val="22"/>
-          <w:szCs w:val="22"/>
-        </w:rPr>
-        <w:t>travel_listing</w:t>
-      </w:r>
-      <w:proofErr w:type="spellEnd"/>
-      <w:r>
-        <w:rPr>
-          <w:sz w:val="22"/>
-          <w:szCs w:val="22"/>
-        </w:rPr>
-        <w:t xml:space="preserve">, </w:t>
-      </w:r>
-      <w:proofErr w:type="spellStart"/>
-      <w:r>
-        <w:rPr>
-          <w:sz w:val="22"/>
-          <w:szCs w:val="22"/>
-        </w:rPr>
-        <w:t>local_event</w:t>
-      </w:r>
-      <w:proofErr w:type="spellEnd"/>
-      <w:r>
-        <w:rPr>
-          <w:sz w:val="22"/>
-          <w:szCs w:val="22"/>
-        </w:rPr>
-        <w:t>) in the sidebar.</w:t>
+        <w:t>: Database schema: Prisma Studio showing the app_user table with seeded traveler accounts, alongside the core entity list (app_user, itinerary, expense, travel_listing, local_event) in the sidebar.</w:t>
       </w:r>
     </w:p>
     <w:p/>
@@ -3724,7 +3075,6 @@
       </w:pPr>
       <w:bookmarkStart w:id="11" w:name="_Toc241418642"/>
       <w:r>
-        <w:lastRenderedPageBreak/>
         <w:t>3.1.2 Function Testing</w:t>
       </w:r>
       <w:bookmarkEnd w:id="11"/>
@@ -3759,12 +3109,6 @@
         <w:gridCol w:w="7150"/>
       </w:tblGrid>
       <w:tr>
-        <w:tblPrEx>
-          <w:tblCellMar>
-            <w:top w:w="0" w:type="dxa"/>
-            <w:bottom w:w="0" w:type="dxa"/>
-          </w:tblCellMar>
-        </w:tblPrEx>
         <w:tc>
           <w:tcPr>
             <w:tcW w:w="2200" w:type="dxa"/>
@@ -3825,12 +3169,6 @@
         </w:tc>
       </w:tr>
       <w:tr>
-        <w:tblPrEx>
-          <w:tblCellMar>
-            <w:top w:w="0" w:type="dxa"/>
-            <w:bottom w:w="0" w:type="dxa"/>
-          </w:tblCellMar>
-        </w:tblPrEx>
         <w:tc>
           <w:tcPr>
             <w:tcW w:w="2200" w:type="dxa"/>
@@ -3885,37 +3223,12 @@
               </w:numPr>
               <w:spacing w:after="60"/>
             </w:pPr>
-            <w:proofErr w:type="spellStart"/>
-            <w:r>
-              <w:rPr>
-                <w:sz w:val="20"/>
-                <w:szCs w:val="20"/>
-              </w:rPr>
-              <w:t>Vitest</w:t>
-            </w:r>
-            <w:proofErr w:type="spellEnd"/>
-            <w:r>
-              <w:rPr>
-                <w:sz w:val="20"/>
-                <w:szCs w:val="20"/>
-              </w:rPr>
-              <w:t xml:space="preserve"> for backend: </w:t>
-            </w:r>
-            <w:proofErr w:type="gramStart"/>
-            <w:r>
-              <w:rPr>
-                <w:sz w:val="20"/>
-                <w:szCs w:val="20"/>
-              </w:rPr>
-              <w:t>69 unit</w:t>
-            </w:r>
-            <w:proofErr w:type="gramEnd"/>
-            <w:r>
-              <w:rPr>
-                <w:sz w:val="20"/>
-                <w:szCs w:val="20"/>
-              </w:rPr>
-              <w:t xml:space="preserve"> tests across 14 files (verified passing 2026-09-26).</w:t>
+            <w:r>
+              <w:rPr>
+                <w:sz w:val="20"/>
+                <w:szCs w:val="20"/>
+              </w:rPr>
+              <w:t>Vitest for backend: 69 unit tests across 14 files (verified passing 2026-09-26, re-run 2026-09-27).</w:t>
             </w:r>
           </w:p>
           <w:p>
@@ -3927,21 +3240,12 @@
               </w:numPr>
               <w:spacing w:after="60"/>
             </w:pPr>
-            <w:proofErr w:type="spellStart"/>
-            <w:r>
-              <w:rPr>
-                <w:sz w:val="20"/>
-                <w:szCs w:val="20"/>
-              </w:rPr>
-              <w:t>pytest</w:t>
-            </w:r>
-            <w:proofErr w:type="spellEnd"/>
-            <w:r>
-              <w:rPr>
-                <w:sz w:val="20"/>
-                <w:szCs w:val="20"/>
-              </w:rPr>
-              <w:t xml:space="preserve"> for the AI backend: 544 tests across 42 files (pre-existing, unmodified this round).</w:t>
+            <w:r>
+              <w:rPr>
+                <w:sz w:val="20"/>
+                <w:szCs w:val="20"/>
+              </w:rPr>
+              <w:t>pytest for the AI backend: 544 tests across 42 files (pre-existing, unmodified this round), run as python -m pytest -m "not external" -q.</w:t>
             </w:r>
           </w:p>
           <w:p>
@@ -3964,12 +3268,6 @@
         </w:tc>
       </w:tr>
       <w:tr>
-        <w:tblPrEx>
-          <w:tblCellMar>
-            <w:top w:w="0" w:type="dxa"/>
-            <w:bottom w:w="0" w:type="dxa"/>
-          </w:tblCellMar>
-        </w:tblPrEx>
         <w:tc>
           <w:tcPr>
             <w:tcW w:w="2200" w:type="dxa"/>
@@ -4024,50 +3322,12 @@
                 <w:sz w:val="20"/>
                 <w:szCs w:val="20"/>
               </w:rPr>
-              <w:t xml:space="preserve">Hand-computed expected values in each assertion — e.g. </w:t>
-            </w:r>
-            <w:proofErr w:type="spellStart"/>
-            <w:r>
-              <w:rPr>
-                <w:sz w:val="20"/>
-                <w:szCs w:val="20"/>
-              </w:rPr>
-              <w:t>computeStatus’s</w:t>
-            </w:r>
-            <w:proofErr w:type="spellEnd"/>
-            <w:r>
-              <w:rPr>
-                <w:sz w:val="20"/>
-                <w:szCs w:val="20"/>
-              </w:rPr>
-              <w:t xml:space="preserve"> three budget thresholds, or </w:t>
-            </w:r>
-            <w:proofErr w:type="spellStart"/>
-            <w:r>
-              <w:rPr>
-                <w:sz w:val="20"/>
-                <w:szCs w:val="20"/>
-              </w:rPr>
-              <w:t>tripToItineraryDays’s</w:t>
-            </w:r>
-            <w:proofErr w:type="spellEnd"/>
-            <w:r>
-              <w:rPr>
-                <w:sz w:val="20"/>
-                <w:szCs w:val="20"/>
-              </w:rPr>
-              <w:t xml:space="preserve"> UTC time formatting.</w:t>
+              <w:t>Hand-computed expected values in each assertion — e.g. computeStatus’s three budget thresholds, or tripToItineraryDays’s UTC time formatting.</w:t>
             </w:r>
           </w:p>
         </w:tc>
       </w:tr>
       <w:tr>
-        <w:tblPrEx>
-          <w:tblCellMar>
-            <w:top w:w="0" w:type="dxa"/>
-            <w:bottom w:w="0" w:type="dxa"/>
-          </w:tblCellMar>
-        </w:tblPrEx>
         <w:tc>
           <w:tcPr>
             <w:tcW w:w="2200" w:type="dxa"/>
@@ -4122,21 +3382,12 @@
               </w:numPr>
               <w:spacing w:after="60"/>
             </w:pPr>
-            <w:proofErr w:type="spellStart"/>
-            <w:r>
-              <w:rPr>
-                <w:sz w:val="20"/>
-                <w:szCs w:val="20"/>
-              </w:rPr>
-              <w:t>Vitest</w:t>
-            </w:r>
-            <w:proofErr w:type="spellEnd"/>
-            <w:r>
-              <w:rPr>
-                <w:sz w:val="20"/>
-                <w:szCs w:val="20"/>
-              </w:rPr>
-              <w:t xml:space="preserve"> 4</w:t>
+            <w:r>
+              <w:rPr>
+                <w:sz w:val="20"/>
+                <w:szCs w:val="20"/>
+              </w:rPr>
+              <w:t>Vitest 4</w:t>
             </w:r>
           </w:p>
           <w:p>
@@ -4148,21 +3399,12 @@
               </w:numPr>
               <w:spacing w:after="60"/>
             </w:pPr>
-            <w:proofErr w:type="spellStart"/>
-            <w:r>
-              <w:rPr>
-                <w:sz w:val="20"/>
-                <w:szCs w:val="20"/>
-              </w:rPr>
-              <w:t>pytest</w:t>
-            </w:r>
-            <w:proofErr w:type="spellEnd"/>
-            <w:r>
-              <w:rPr>
-                <w:sz w:val="20"/>
-                <w:szCs w:val="20"/>
-              </w:rPr>
-              <w:t xml:space="preserve"> 9.1.1</w:t>
+            <w:r>
+              <w:rPr>
+                <w:sz w:val="20"/>
+                <w:szCs w:val="20"/>
+              </w:rPr>
+              <w:t>pytest 9.1.1</w:t>
             </w:r>
           </w:p>
           <w:p>
@@ -4174,32 +3416,17 @@
               </w:numPr>
               <w:spacing w:after="60"/>
             </w:pPr>
-            <w:proofErr w:type="gramStart"/>
-            <w:r>
-              <w:rPr>
-                <w:sz w:val="20"/>
-                <w:szCs w:val="20"/>
-              </w:rPr>
-              <w:t>@vitest</w:t>
-            </w:r>
-            <w:proofErr w:type="gramEnd"/>
-            <w:r>
-              <w:rPr>
-                <w:sz w:val="20"/>
-                <w:szCs w:val="20"/>
-              </w:rPr>
-              <w:t>/coverage-v8</w:t>
+            <w:r>
+              <w:rPr>
+                <w:sz w:val="20"/>
+                <w:szCs w:val="20"/>
+              </w:rPr>
+              <w:t>@vitest/coverage-v8</w:t>
             </w:r>
           </w:p>
         </w:tc>
       </w:tr>
       <w:tr>
-        <w:tblPrEx>
-          <w:tblCellMar>
-            <w:top w:w="0" w:type="dxa"/>
-            <w:bottom w:w="0" w:type="dxa"/>
-          </w:tblCellMar>
-        </w:tblPrEx>
         <w:tc>
           <w:tcPr>
             <w:tcW w:w="2200" w:type="dxa"/>
@@ -4260,12 +3487,6 @@
         </w:tc>
       </w:tr>
       <w:tr>
-        <w:tblPrEx>
-          <w:tblCellMar>
-            <w:top w:w="0" w:type="dxa"/>
-            <w:bottom w:w="0" w:type="dxa"/>
-          </w:tblCellMar>
-        </w:tblPrEx>
         <w:tc>
           <w:tcPr>
             <w:tcW w:w="2200" w:type="dxa"/>
@@ -4320,7 +3541,7 @@
                 <w:sz w:val="20"/>
                 <w:szCs w:val="20"/>
               </w:rPr>
-              <w:t>The AI backend’s LLM calls are always faked in unit tests; no unit test may make a real network call — verified by running the full suite with no Docker containers running.</w:t>
+              <w:t>The AI backend’s LLM calls are always faked in unit tests; no unit test may make a real network call — verified by running the full suite with no Docker containers running. The first CI run showed that some of these tests silently relied on API keys from the local .env file (a key must be present before the mocked call is reached); CI now supplies placeholder keys (§3.1.8). Plain pytest cannot import the app package, so the suite is always run as python -m pytest.</w:t>
             </w:r>
           </w:p>
         </w:tc>
@@ -4336,6 +3557,10 @@
         <w:spacing w:after="160"/>
       </w:pPr>
       <w:r>
+        <w:rPr>
+          <w:noProof/>
+        </w:rPr>
+        <w:lastRenderedPageBreak/>
         <w:drawing>
           <wp:inline distT="0" distB="0" distL="0" distR="0" wp14:anchorId="484ACCDD" wp14:editId="7C811C6A">
             <wp:extent cx="5943600" cy="2993390"/>
@@ -4379,9 +3604,11 @@
         <w:spacing w:after="200"/>
       </w:pPr>
       <w:r>
-        <w:lastRenderedPageBreak/>
+        <w:rPr>
+          <w:noProof/>
+        </w:rPr>
         <w:drawing>
-          <wp:inline distT="0" distB="0" distL="0" distR="0" wp14:anchorId="206D7DE3" wp14:editId="34876747">
+          <wp:inline distT="0" distB="0" distL="0" distR="0" wp14:anchorId="206D7DE3" wp14:editId="5D64833B">
             <wp:extent cx="5943600" cy="3197860"/>
             <wp:effectExtent l="0" t="0" r="0" b="2540"/>
             <wp:docPr id="2032770072" name="Picture 1"/>
@@ -4480,23 +3707,7 @@
           <w:sz w:val="22"/>
           <w:szCs w:val="22"/>
         </w:rPr>
-        <w:t xml:space="preserve">:  Unit test run (backend): </w:t>
-      </w:r>
-      <w:proofErr w:type="spellStart"/>
-      <w:r>
-        <w:rPr>
-          <w:sz w:val="22"/>
-          <w:szCs w:val="22"/>
-        </w:rPr>
-        <w:t>Vitest</w:t>
-      </w:r>
-      <w:proofErr w:type="spellEnd"/>
-      <w:r>
-        <w:rPr>
-          <w:sz w:val="22"/>
-          <w:szCs w:val="22"/>
-        </w:rPr>
-        <w:t xml:space="preserve"> run of all 14 backend spec files, 69 tests passing, including error-path tests for a failed activity-log write and unreachable AI backend.</w:t>
+        <w:t>: Unit test run (backend): Vitest run of all 14 backend spec files, 69 tests passing, including error-path tests for a failed activity-log write and unreachable AI backend.</w:t>
       </w:r>
     </w:p>
     <w:p>
@@ -4515,6 +3726,10 @@
         <w:spacing w:after="200"/>
       </w:pPr>
       <w:r>
+        <w:rPr>
+          <w:noProof/>
+        </w:rPr>
+        <w:lastRenderedPageBreak/>
         <w:drawing>
           <wp:inline distT="0" distB="0" distL="0" distR="0" wp14:anchorId="433F3601" wp14:editId="41B76ED3">
             <wp:extent cx="5943600" cy="1711325"/>
@@ -4605,23 +3820,7 @@
           <w:sz w:val="22"/>
           <w:szCs w:val="22"/>
         </w:rPr>
-        <w:t xml:space="preserve">: Unit test run (AI backend): </w:t>
-      </w:r>
-      <w:proofErr w:type="spellStart"/>
-      <w:r>
-        <w:rPr>
-          <w:sz w:val="22"/>
-          <w:szCs w:val="22"/>
-        </w:rPr>
-        <w:t>pytest</w:t>
-      </w:r>
-      <w:proofErr w:type="spellEnd"/>
-      <w:r>
-        <w:rPr>
-          <w:sz w:val="22"/>
-          <w:szCs w:val="22"/>
-        </w:rPr>
-        <w:t xml:space="preserve"> run of the AI backend's non-external test suite, 544 tests passing with 2 deprecation warnings</w:t>
+        <w:t>: Unit test run (AI backend): pytest run of the AI backend's non-external test suite, 544 tests passing with 2 deprecation warnings</w:t>
       </w:r>
       <w:r>
         <w:t>.</w:t>
@@ -4642,15 +3841,7 @@
         <w:spacing w:after="160"/>
       </w:pPr>
       <w:r>
-        <w:t xml:space="preserve">UI testing verifies route protection, token-refresh </w:t>
-      </w:r>
-      <w:proofErr w:type="spellStart"/>
-      <w:r>
-        <w:t>behaviour</w:t>
-      </w:r>
-      <w:proofErr w:type="spellEnd"/>
-      <w:r>
-        <w:t>, and component rendering without a live stack, and real user journeys against a live stack when one is available.</w:t>
+        <w:t>UI testing verifies route protection, token-refresh behaviour, and component rendering without a live stack, and real user journeys against a live stack when one is available.</w:t>
       </w:r>
     </w:p>
     <w:tbl>
@@ -4675,12 +3866,6 @@
         <w:gridCol w:w="7150"/>
       </w:tblGrid>
       <w:tr>
-        <w:tblPrEx>
-          <w:tblCellMar>
-            <w:top w:w="0" w:type="dxa"/>
-            <w:bottom w:w="0" w:type="dxa"/>
-          </w:tblCellMar>
-        </w:tblPrEx>
         <w:tc>
           <w:tcPr>
             <w:tcW w:w="2200" w:type="dxa"/>
@@ -4735,34 +3920,12 @@
                 <w:sz w:val="20"/>
                 <w:szCs w:val="20"/>
               </w:rPr>
-              <w:t xml:space="preserve">Verify route protection (middleware), token-refresh </w:t>
-            </w:r>
-            <w:proofErr w:type="spellStart"/>
-            <w:r>
-              <w:rPr>
-                <w:sz w:val="20"/>
-                <w:szCs w:val="20"/>
-              </w:rPr>
-              <w:t>behaviour</w:t>
-            </w:r>
-            <w:proofErr w:type="spellEnd"/>
-            <w:r>
-              <w:rPr>
-                <w:sz w:val="20"/>
-                <w:szCs w:val="20"/>
-              </w:rPr>
-              <w:t>, and component rendering; verify real user journeys against a live stack.</w:t>
+              <w:t>Verify route protection (middleware), token-refresh behaviour, and component rendering; verify real user journeys against a live stack.</w:t>
             </w:r>
           </w:p>
         </w:tc>
       </w:tr>
       <w:tr>
-        <w:tblPrEx>
-          <w:tblCellMar>
-            <w:top w:w="0" w:type="dxa"/>
-            <w:bottom w:w="0" w:type="dxa"/>
-          </w:tblCellMar>
-        </w:tblPrEx>
         <w:tc>
           <w:tcPr>
             <w:tcW w:w="2200" w:type="dxa"/>
@@ -4788,7 +3951,6 @@
                 <w:sz w:val="20"/>
                 <w:szCs w:val="20"/>
               </w:rPr>
-              <w:lastRenderedPageBreak/>
               <w:t>Technique:</w:t>
             </w:r>
           </w:p>
@@ -4823,23 +3985,7 @@
                 <w:sz w:val="20"/>
                 <w:szCs w:val="20"/>
               </w:rPr>
-              <w:t xml:space="preserve">React Testing Library for component/logic-level tests: 5 files, 18 tests covering the middleware’s role-gating logic, the </w:t>
-            </w:r>
-            <w:proofErr w:type="spellStart"/>
-            <w:r>
-              <w:rPr>
-                <w:sz w:val="20"/>
-                <w:szCs w:val="20"/>
-              </w:rPr>
-              <w:t>Keycloak</w:t>
-            </w:r>
-            <w:proofErr w:type="spellEnd"/>
-            <w:r>
-              <w:rPr>
-                <w:sz w:val="20"/>
-                <w:szCs w:val="20"/>
-              </w:rPr>
-              <w:t xml:space="preserve"> JWT-refresh callback, the trip mapper, the trip store, and one component.</w:t>
+              <w:t>React Testing Library for component/logic-level tests: 5 files, 18 tests covering the middleware’s role-gating logic, the Keycloak JWT-refresh callback, the trip mapper, the trip store, and one component.</w:t>
             </w:r>
           </w:p>
           <w:p>
@@ -4856,34 +4002,12 @@
                 <w:sz w:val="20"/>
                 <w:szCs w:val="20"/>
               </w:rPr>
-              <w:t>Playwright for journey-level tests against a live Next.js dev server plus the full Docker/</w:t>
-            </w:r>
-            <w:proofErr w:type="spellStart"/>
-            <w:r>
-              <w:rPr>
-                <w:sz w:val="20"/>
-                <w:szCs w:val="20"/>
-              </w:rPr>
-              <w:t>Keycloak</w:t>
-            </w:r>
-            <w:proofErr w:type="spellEnd"/>
-            <w:r>
-              <w:rPr>
-                <w:sz w:val="20"/>
-                <w:szCs w:val="20"/>
-              </w:rPr>
-              <w:t>/backend/AI-backend stack.</w:t>
+              <w:t>Playwright for journey-level tests against a live Next.js dev server plus the full Docker/Keycloak/backend/AI-backend stack.</w:t>
             </w:r>
           </w:p>
         </w:tc>
       </w:tr>
       <w:tr>
-        <w:tblPrEx>
-          <w:tblCellMar>
-            <w:top w:w="0" w:type="dxa"/>
-            <w:bottom w:w="0" w:type="dxa"/>
-          </w:tblCellMar>
-        </w:tblPrEx>
         <w:tc>
           <w:tcPr>
             <w:tcW w:w="2200" w:type="dxa"/>
@@ -4938,34 +4062,12 @@
                 <w:sz w:val="20"/>
                 <w:szCs w:val="20"/>
               </w:rPr>
-              <w:t>Rendered-DOM assertions (jest-</w:t>
-            </w:r>
-            <w:proofErr w:type="spellStart"/>
-            <w:r>
-              <w:rPr>
-                <w:sz w:val="20"/>
-                <w:szCs w:val="20"/>
-              </w:rPr>
-              <w:t>dom</w:t>
-            </w:r>
-            <w:proofErr w:type="spellEnd"/>
-            <w:r>
-              <w:rPr>
-                <w:sz w:val="20"/>
-                <w:szCs w:val="20"/>
-              </w:rPr>
-              <w:t xml:space="preserve"> matchers) for component tests; URL and visible-element assertions for Playwright.</w:t>
+              <w:t>Rendered-DOM assertions (jest-dom matchers) for component tests; URL and visible-element assertions for Playwright.</w:t>
             </w:r>
           </w:p>
         </w:tc>
       </w:tr>
       <w:tr>
-        <w:tblPrEx>
-          <w:tblCellMar>
-            <w:top w:w="0" w:type="dxa"/>
-            <w:bottom w:w="0" w:type="dxa"/>
-          </w:tblCellMar>
-        </w:tblPrEx>
         <w:tc>
           <w:tcPr>
             <w:tcW w:w="2200" w:type="dxa"/>
@@ -5020,7 +4122,6 @@
               </w:numPr>
               <w:spacing w:after="60"/>
             </w:pPr>
-            <w:proofErr w:type="spellStart"/>
             <w:r>
               <w:rPr>
                 <w:sz w:val="20"/>
@@ -5028,7 +4129,6 @@
               </w:rPr>
               <w:t>Vitest</w:t>
             </w:r>
-            <w:proofErr w:type="spellEnd"/>
           </w:p>
           <w:p>
             <w:pPr>
@@ -5056,7 +4156,6 @@
               </w:numPr>
               <w:spacing w:after="60"/>
             </w:pPr>
-            <w:proofErr w:type="spellStart"/>
             <w:r>
               <w:rPr>
                 <w:sz w:val="20"/>
@@ -5064,7 +4163,6 @@
               </w:rPr>
               <w:t>jsdom</w:t>
             </w:r>
-            <w:proofErr w:type="spellEnd"/>
           </w:p>
           <w:p>
             <w:pPr>
@@ -5086,12 +4184,6 @@
         </w:tc>
       </w:tr>
       <w:tr>
-        <w:tblPrEx>
-          <w:tblCellMar>
-            <w:top w:w="0" w:type="dxa"/>
-            <w:bottom w:w="0" w:type="dxa"/>
-          </w:tblCellMar>
-        </w:tblPrEx>
         <w:tc>
           <w:tcPr>
             <w:tcW w:w="2200" w:type="dxa"/>
@@ -5174,12 +4266,6 @@
         </w:tc>
       </w:tr>
       <w:tr>
-        <w:tblPrEx>
-          <w:tblCellMar>
-            <w:top w:w="0" w:type="dxa"/>
-            <w:bottom w:w="0" w:type="dxa"/>
-          </w:tblCellMar>
-        </w:tblPrEx>
         <w:tc>
           <w:tcPr>
             <w:tcW w:w="2200" w:type="dxa"/>
@@ -5234,89 +4320,7 @@
                 <w:sz w:val="20"/>
                 <w:szCs w:val="20"/>
               </w:rPr>
-              <w:t xml:space="preserve">Playwright’s three authenticated scenarios (home renders the chat panel, a saved trip appears, a non-admin is blocked from /admin) need a seeded </w:t>
-            </w:r>
-            <w:proofErr w:type="spellStart"/>
-            <w:r>
-              <w:rPr>
-                <w:sz w:val="20"/>
-                <w:szCs w:val="20"/>
-              </w:rPr>
-              <w:t>Keycloak</w:t>
-            </w:r>
-            <w:proofErr w:type="spellEnd"/>
-            <w:r>
-              <w:rPr>
-                <w:sz w:val="20"/>
-                <w:szCs w:val="20"/>
-              </w:rPr>
-              <w:t xml:space="preserve"> session that this repo has no scripted way to obtain </w:t>
-            </w:r>
-            <w:proofErr w:type="spellStart"/>
-            <w:r>
-              <w:rPr>
-                <w:sz w:val="20"/>
-                <w:szCs w:val="20"/>
-              </w:rPr>
-              <w:t>headlessly</w:t>
-            </w:r>
-            <w:proofErr w:type="spellEnd"/>
-            <w:r>
-              <w:rPr>
-                <w:sz w:val="20"/>
-                <w:szCs w:val="20"/>
-              </w:rPr>
-              <w:t xml:space="preserve"> yet. They are written and present in e2e/</w:t>
-            </w:r>
-            <w:proofErr w:type="spellStart"/>
-            <w:r>
-              <w:rPr>
-                <w:sz w:val="20"/>
-                <w:szCs w:val="20"/>
-              </w:rPr>
-              <w:t>journey.spec.ts</w:t>
-            </w:r>
-            <w:proofErr w:type="spellEnd"/>
-            <w:r>
-              <w:rPr>
-                <w:sz w:val="20"/>
-                <w:szCs w:val="20"/>
-              </w:rPr>
-              <w:t xml:space="preserve">, marked </w:t>
-            </w:r>
-            <w:proofErr w:type="spellStart"/>
-            <w:proofErr w:type="gramStart"/>
-            <w:r>
-              <w:rPr>
-                <w:sz w:val="20"/>
-                <w:szCs w:val="20"/>
-              </w:rPr>
-              <w:t>test.skip</w:t>
-            </w:r>
-            <w:proofErr w:type="spellEnd"/>
-            <w:proofErr w:type="gramEnd"/>
-            <w:r>
-              <w:rPr>
-                <w:sz w:val="20"/>
-                <w:szCs w:val="20"/>
-              </w:rPr>
-              <w:t xml:space="preserve"> with the reason stated inline. Only the one scenario that needs no auth was verified </w:t>
-            </w:r>
-            <w:proofErr w:type="gramStart"/>
-            <w:r>
-              <w:rPr>
-                <w:sz w:val="20"/>
-                <w:szCs w:val="20"/>
-              </w:rPr>
-              <w:t>actually passing</w:t>
-            </w:r>
-            <w:proofErr w:type="gramEnd"/>
-            <w:r>
-              <w:rPr>
-                <w:sz w:val="20"/>
-                <w:szCs w:val="20"/>
-              </w:rPr>
-              <w:t>.</w:t>
+              <w:t>Playwright’s three authenticated scenarios (home renders the chat panel, a saved trip appears, a non-admin is blocked from /admin) need a seeded Keycloak session that this repo has no scripted way to obtain headlessly yet. They are written and present in e2e/journey.spec.ts, marked test.skip with the reason stated inline. Only the one scenario that needs no auth was verified actually passing.</w:t>
             </w:r>
           </w:p>
         </w:tc>
@@ -5338,6 +4342,10 @@
         <w:spacing w:after="200"/>
       </w:pPr>
       <w:r>
+        <w:rPr>
+          <w:noProof/>
+        </w:rPr>
+        <w:lastRenderedPageBreak/>
         <w:drawing>
           <wp:inline distT="0" distB="0" distL="0" distR="0" wp14:anchorId="6D947109" wp14:editId="43702B45">
             <wp:extent cx="5943600" cy="1551305"/>
@@ -5440,7 +4448,9 @@
         <w:spacing w:after="200"/>
       </w:pPr>
       <w:r>
-        <w:lastRenderedPageBreak/>
+        <w:rPr>
+          <w:noProof/>
+        </w:rPr>
         <w:drawing>
           <wp:inline distT="0" distB="0" distL="0" distR="0" wp14:anchorId="098ABC0B" wp14:editId="0646B0C6">
             <wp:extent cx="5943600" cy="2891790"/>
@@ -5489,10 +4499,14 @@
         <w:spacing w:after="200"/>
       </w:pPr>
       <w:r>
+        <w:rPr>
+          <w:noProof/>
+        </w:rPr>
+        <w:lastRenderedPageBreak/>
         <w:drawing>
-          <wp:inline distT="0" distB="0" distL="0" distR="0" wp14:anchorId="69F7F013" wp14:editId="009EA98B">
-            <wp:extent cx="5943600" cy="2667635"/>
-            <wp:effectExtent l="0" t="0" r="0" b="0"/>
+          <wp:inline distT="0" distB="0" distL="0" distR="0" wp14:anchorId="69F7F013" wp14:editId="66D6E6E3">
+            <wp:extent cx="5806028" cy="2667635"/>
+            <wp:effectExtent l="0" t="0" r="4445" b="0"/>
             <wp:docPr id="761872995" name="Picture 1"/>
             <wp:cNvGraphicFramePr>
               <a:graphicFrameLocks xmlns:a="http://schemas.openxmlformats.org/drawingml/2006/main" noChangeAspect="1"/>
@@ -5501,11 +4515,17 @@
               <a:graphicData uri="http://schemas.openxmlformats.org/drawingml/2006/picture">
                 <pic:pic xmlns:pic="http://schemas.openxmlformats.org/drawingml/2006/picture">
                   <pic:nvPicPr>
-                    <pic:cNvPr id="761872995" name=""/>
+                    <pic:cNvPr id="761872995" name="Picture 1"/>
                     <pic:cNvPicPr/>
                   </pic:nvPicPr>
                   <pic:blipFill>
-                    <a:blip r:embed="rId14"/>
+                    <a:blip r:embed="rId14" cstate="print">
+                      <a:extLst>
+                        <a:ext uri="{28A0092B-C50C-407E-A947-70E740481C1C}">
+                          <a14:useLocalDpi xmlns:a14="http://schemas.microsoft.com/office/drawing/2010/main" val="0"/>
+                        </a:ext>
+                      </a:extLst>
+                    </a:blip>
                     <a:stretch>
                       <a:fillRect/>
                     </a:stretch>
@@ -5513,7 +4533,7 @@
                   <pic:spPr>
                     <a:xfrm>
                       <a:off x="0" y="0"/>
-                      <a:ext cx="5943600" cy="2667635"/>
+                      <a:ext cx="5806028" cy="2667635"/>
                     </a:xfrm>
                     <a:prstGeom prst="rect">
                       <a:avLst/>
@@ -5618,12 +4638,6 @@
         <w:gridCol w:w="7150"/>
       </w:tblGrid>
       <w:tr>
-        <w:tblPrEx>
-          <w:tblCellMar>
-            <w:top w:w="0" w:type="dxa"/>
-            <w:bottom w:w="0" w:type="dxa"/>
-          </w:tblCellMar>
-        </w:tblPrEx>
         <w:tc>
           <w:tcPr>
             <w:tcW w:w="2200" w:type="dxa"/>
@@ -5684,12 +4698,6 @@
         </w:tc>
       </w:tr>
       <w:tr>
-        <w:tblPrEx>
-          <w:tblCellMar>
-            <w:top w:w="0" w:type="dxa"/>
-            <w:bottom w:w="0" w:type="dxa"/>
-          </w:tblCellMar>
-        </w:tblPrEx>
         <w:tc>
           <w:tcPr>
             <w:tcW w:w="2200" w:type="dxa"/>
@@ -5749,23 +4757,7 @@
                 <w:sz w:val="20"/>
                 <w:szCs w:val="20"/>
               </w:rPr>
-              <w:t xml:space="preserve">Chrome </w:t>
-            </w:r>
-            <w:proofErr w:type="spellStart"/>
-            <w:r>
-              <w:rPr>
-                <w:sz w:val="20"/>
-                <w:szCs w:val="20"/>
-              </w:rPr>
-              <w:t>DevTools</w:t>
-            </w:r>
-            <w:proofErr w:type="spellEnd"/>
-            <w:r>
-              <w:rPr>
-                <w:sz w:val="20"/>
-                <w:szCs w:val="20"/>
-              </w:rPr>
-              <w:t>’ Performance and Network panels for page-load cost.</w:t>
+              <w:t>Chrome DevTools’ Performance and Network panels for page-load cost.</w:t>
             </w:r>
           </w:p>
           <w:p>
@@ -5777,21 +4769,12 @@
               </w:numPr>
               <w:spacing w:after="60"/>
             </w:pPr>
-            <w:proofErr w:type="spellStart"/>
-            <w:r>
-              <w:rPr>
-                <w:sz w:val="20"/>
-                <w:szCs w:val="20"/>
-              </w:rPr>
-              <w:t>NestJS</w:t>
-            </w:r>
-            <w:proofErr w:type="spellEnd"/>
-            <w:r>
-              <w:rPr>
-                <w:sz w:val="20"/>
-                <w:szCs w:val="20"/>
-              </w:rPr>
-              <w:t xml:space="preserve"> request logs for API latency.</w:t>
+            <w:r>
+              <w:rPr>
+                <w:sz w:val="20"/>
+                <w:szCs w:val="20"/>
+              </w:rPr>
+              <w:t>NestJS request logs for API latency.</w:t>
             </w:r>
           </w:p>
           <w:p>
@@ -5808,34 +4791,12 @@
                 <w:sz w:val="20"/>
                 <w:szCs w:val="20"/>
               </w:rPr>
-              <w:t xml:space="preserve">The AI backend’s documented 5–20 second typical /trip-plan latency as the baseline the 120-second </w:t>
-            </w:r>
-            <w:proofErr w:type="spellStart"/>
-            <w:r>
-              <w:rPr>
-                <w:sz w:val="20"/>
-                <w:szCs w:val="20"/>
-              </w:rPr>
-              <w:t>NestJS</w:t>
-            </w:r>
-            <w:proofErr w:type="spellEnd"/>
-            <w:r>
-              <w:rPr>
-                <w:sz w:val="20"/>
-                <w:szCs w:val="20"/>
-              </w:rPr>
-              <w:t xml:space="preserve"> timeout is set against.</w:t>
+              <w:t>The AI backend’s documented 5–20 second typical /trip-plan latency as the baseline the 120-second NestJS timeout is set against.</w:t>
             </w:r>
           </w:p>
         </w:tc>
       </w:tr>
       <w:tr>
-        <w:tblPrEx>
-          <w:tblCellMar>
-            <w:top w:w="0" w:type="dxa"/>
-            <w:bottom w:w="0" w:type="dxa"/>
-          </w:tblCellMar>
-        </w:tblPrEx>
         <w:tc>
           <w:tcPr>
             <w:tcW w:w="2200" w:type="dxa"/>
@@ -5861,7 +4822,6 @@
                 <w:sz w:val="20"/>
                 <w:szCs w:val="20"/>
               </w:rPr>
-              <w:lastRenderedPageBreak/>
               <w:t>Oracles:</w:t>
             </w:r>
           </w:p>
@@ -5891,59 +4851,12 @@
                 <w:sz w:val="20"/>
                 <w:szCs w:val="20"/>
               </w:rPr>
-              <w:t xml:space="preserve">No formally agreed SLA exists yet. The only enforced number is the 120-second </w:t>
-            </w:r>
-            <w:proofErr w:type="spellStart"/>
-            <w:r>
-              <w:rPr>
-                <w:sz w:val="20"/>
-                <w:szCs w:val="20"/>
-              </w:rPr>
-              <w:t>NestJS</w:t>
-            </w:r>
-            <w:proofErr w:type="spellEnd"/>
-            <w:r>
-              <w:rPr>
-                <w:sz w:val="20"/>
-                <w:szCs w:val="20"/>
-              </w:rPr>
-              <w:t>-to-AI-backend timeout, tested by the timeout-mapping case in ai-</w:t>
-            </w:r>
-            <w:proofErr w:type="spellStart"/>
-            <w:proofErr w:type="gramStart"/>
-            <w:r>
-              <w:rPr>
-                <w:sz w:val="20"/>
-                <w:szCs w:val="20"/>
-              </w:rPr>
-              <w:t>backend.service</w:t>
-            </w:r>
-            <w:proofErr w:type="gramEnd"/>
-            <w:r>
-              <w:rPr>
-                <w:sz w:val="20"/>
-                <w:szCs w:val="20"/>
-              </w:rPr>
-              <w:t>.spec.ts</w:t>
-            </w:r>
-            <w:proofErr w:type="spellEnd"/>
-            <w:r>
-              <w:rPr>
-                <w:sz w:val="20"/>
-                <w:szCs w:val="20"/>
-              </w:rPr>
-              <w:t>.</w:t>
+              <w:t>No formally agreed SLA exists yet. The only enforced number is the 120-second NestJS-to-AI-backend timeout, tested by the timeout-mapping case in ai-backend.service.spec.ts.</w:t>
             </w:r>
           </w:p>
         </w:tc>
       </w:tr>
       <w:tr>
-        <w:tblPrEx>
-          <w:tblCellMar>
-            <w:top w:w="0" w:type="dxa"/>
-            <w:bottom w:w="0" w:type="dxa"/>
-          </w:tblCellMar>
-        </w:tblPrEx>
         <w:tc>
           <w:tcPr>
             <w:tcW w:w="2200" w:type="dxa"/>
@@ -6003,17 +4916,8 @@
                 <w:sz w:val="20"/>
                 <w:szCs w:val="20"/>
               </w:rPr>
-              <w:t xml:space="preserve">Chrome </w:t>
-            </w:r>
-            <w:proofErr w:type="spellStart"/>
-            <w:r>
-              <w:rPr>
-                <w:sz w:val="20"/>
-                <w:szCs w:val="20"/>
-              </w:rPr>
-              <w:t>DevTools</w:t>
-            </w:r>
-            <w:proofErr w:type="spellEnd"/>
+              <w:t>Chrome DevTools</w:t>
+            </w:r>
           </w:p>
           <w:p>
             <w:pPr>
@@ -6035,12 +4939,6 @@
         </w:tc>
       </w:tr>
       <w:tr>
-        <w:tblPrEx>
-          <w:tblCellMar>
-            <w:top w:w="0" w:type="dxa"/>
-            <w:bottom w:w="0" w:type="dxa"/>
-          </w:tblCellMar>
-        </w:tblPrEx>
         <w:tc>
           <w:tcPr>
             <w:tcW w:w="2200" w:type="dxa"/>
@@ -6095,50 +4993,12 @@
                 <w:sz w:val="20"/>
                 <w:szCs w:val="20"/>
               </w:rPr>
-              <w:t>/</w:t>
-            </w:r>
-            <w:proofErr w:type="gramStart"/>
-            <w:r>
-              <w:rPr>
-                <w:sz w:val="20"/>
-                <w:szCs w:val="20"/>
-              </w:rPr>
-              <w:t>trip</w:t>
-            </w:r>
-            <w:proofErr w:type="gramEnd"/>
-            <w:r>
-              <w:rPr>
-                <w:sz w:val="20"/>
-                <w:szCs w:val="20"/>
-              </w:rPr>
-              <w:t xml:space="preserve">-plan responses complete within the 120-second </w:t>
-            </w:r>
-            <w:proofErr w:type="gramStart"/>
-            <w:r>
-              <w:rPr>
-                <w:sz w:val="20"/>
-                <w:szCs w:val="20"/>
-              </w:rPr>
-              <w:t>budget, or</w:t>
-            </w:r>
-            <w:proofErr w:type="gramEnd"/>
-            <w:r>
-              <w:rPr>
-                <w:sz w:val="20"/>
-                <w:szCs w:val="20"/>
-              </w:rPr>
-              <w:t xml:space="preserve"> degrade to the deterministic fallback path (§3.1.7), never hanging indefinitely.</w:t>
+              <w:t>/trip-plan responses complete within the 120-second budget, or degrade to the deterministic fallback path (§3.1.7), never hanging indefinitely.</w:t>
             </w:r>
           </w:p>
         </w:tc>
       </w:tr>
       <w:tr>
-        <w:tblPrEx>
-          <w:tblCellMar>
-            <w:top w:w="0" w:type="dxa"/>
-            <w:bottom w:w="0" w:type="dxa"/>
-          </w:tblCellMar>
-        </w:tblPrEx>
         <w:tc>
           <w:tcPr>
             <w:tcW w:w="2200" w:type="dxa"/>
@@ -6193,7 +5053,7 @@
                 <w:sz w:val="20"/>
                 <w:szCs w:val="20"/>
               </w:rPr>
-              <w:t>This is the least mature area of the plan — there is no dashboard and no historical baseline yet. Flagged as a gap in §5, not glossed over.</w:t>
+              <w:t>This is the least mature area of the plan — there is no dashboard yet. A first page-load baseline was recorded on 2026-09-27 (Figure 6: 31 requests, DOMContentLoaded 211 ms, load 600 ms on /home), measured against the next dev server rather than a production build, so it is a reference point, not an SLA. Flagged as a gap in §5, not glossed over.</w:t>
             </w:r>
           </w:p>
         </w:tc>
@@ -6215,6 +5075,10 @@
         <w:spacing w:after="200"/>
       </w:pPr>
       <w:r>
+        <w:rPr>
+          <w:noProof/>
+        </w:rPr>
+        <w:lastRenderedPageBreak/>
         <w:drawing>
           <wp:inline distT="0" distB="0" distL="0" distR="0" wp14:anchorId="17E5E6B1" wp14:editId="30EAC2B2">
             <wp:extent cx="5943600" cy="2747645"/>
@@ -6309,65 +5173,8 @@
           <w:sz w:val="22"/>
           <w:szCs w:val="22"/>
         </w:rPr>
-        <w:t xml:space="preserve">: age load performance: Chrome </w:t>
-      </w:r>
-      <w:proofErr w:type="spellStart"/>
-      <w:r>
-        <w:rPr>
-          <w:sz w:val="22"/>
-          <w:szCs w:val="22"/>
-        </w:rPr>
-        <w:t>DevTools</w:t>
-      </w:r>
-      <w:proofErr w:type="spellEnd"/>
-      <w:r>
-        <w:rPr>
-          <w:sz w:val="22"/>
-          <w:szCs w:val="22"/>
-        </w:rPr>
-        <w:t xml:space="preserve"> waterfall for /home, showing 31 requests (2.8 MB transferred), </w:t>
-      </w:r>
-      <w:proofErr w:type="spellStart"/>
-      <w:r>
-        <w:rPr>
-          <w:sz w:val="22"/>
-          <w:szCs w:val="22"/>
-        </w:rPr>
-        <w:t>DOMContentLoaded</w:t>
-      </w:r>
-      <w:proofErr w:type="spellEnd"/>
-      <w:r>
-        <w:rPr>
-          <w:sz w:val="22"/>
-          <w:szCs w:val="22"/>
-        </w:rPr>
-        <w:t xml:space="preserve"> at 211 </w:t>
-      </w:r>
-      <w:proofErr w:type="spellStart"/>
-      <w:r>
-        <w:rPr>
-          <w:sz w:val="22"/>
-          <w:szCs w:val="22"/>
-        </w:rPr>
-        <w:t>ms</w:t>
-      </w:r>
-      <w:proofErr w:type="spellEnd"/>
-      <w:r>
-        <w:rPr>
-          <w:sz w:val="22"/>
-          <w:szCs w:val="22"/>
-        </w:rPr>
-        <w:t xml:space="preserve"> and full load at 600 </w:t>
-      </w:r>
-      <w:proofErr w:type="spellStart"/>
-      <w:r>
-        <w:rPr>
-          <w:sz w:val="22"/>
-          <w:szCs w:val="22"/>
-        </w:rPr>
-        <w:t>ms</w:t>
-      </w:r>
-      <w:proofErr w:type="spellEnd"/>
+        <w:t>: Page load performance: Chrome DevTools waterfall for /home, showing 31 requests (2.8 MB transferred), DOMContentLoaded at 211 ms and full load at 600 ms</w:t>
+      </w:r>
     </w:p>
     <w:p>
       <w:pPr>
@@ -6401,12 +5208,6 @@
         <w:gridCol w:w="7150"/>
       </w:tblGrid>
       <w:tr>
-        <w:tblPrEx>
-          <w:tblCellMar>
-            <w:top w:w="0" w:type="dxa"/>
-            <w:bottom w:w="0" w:type="dxa"/>
-          </w:tblCellMar>
-        </w:tblPrEx>
         <w:tc>
           <w:tcPr>
             <w:tcW w:w="2200" w:type="dxa"/>
@@ -6461,34 +5262,12 @@
                 <w:sz w:val="20"/>
                 <w:szCs w:val="20"/>
               </w:rPr>
-              <w:t xml:space="preserve">Determine </w:t>
-            </w:r>
-            <w:proofErr w:type="spellStart"/>
-            <w:r>
-              <w:rPr>
-                <w:sz w:val="20"/>
-                <w:szCs w:val="20"/>
-              </w:rPr>
-              <w:t>behaviour</w:t>
-            </w:r>
-            <w:proofErr w:type="spellEnd"/>
-            <w:r>
-              <w:rPr>
-                <w:sz w:val="20"/>
-                <w:szCs w:val="20"/>
-              </w:rPr>
-              <w:t xml:space="preserve"> under concurrent users, particularly against the free-tier external APIs the AI backend depends on.</w:t>
+              <w:t>Determine behaviour under concurrent users, particularly against the free-tier external APIs the AI backend depends on.</w:t>
             </w:r>
           </w:p>
         </w:tc>
       </w:tr>
       <w:tr>
-        <w:tblPrEx>
-          <w:tblCellMar>
-            <w:top w:w="0" w:type="dxa"/>
-            <w:bottom w:w="0" w:type="dxa"/>
-          </w:tblCellMar>
-        </w:tblPrEx>
         <w:tc>
           <w:tcPr>
             <w:tcW w:w="2200" w:type="dxa"/>
@@ -6543,50 +5322,12 @@
                 <w:sz w:val="20"/>
                 <w:szCs w:val="20"/>
               </w:rPr>
-              <w:t xml:space="preserve">Not yet automated. Recommended: autocannon-style runs against the backend’s read-heavy, </w:t>
-            </w:r>
-            <w:proofErr w:type="gramStart"/>
-            <w:r>
-              <w:rPr>
-                <w:sz w:val="20"/>
-                <w:szCs w:val="20"/>
-              </w:rPr>
-              <w:t>publicly-cacheable</w:t>
-            </w:r>
-            <w:proofErr w:type="gramEnd"/>
-            <w:r>
-              <w:rPr>
-                <w:sz w:val="20"/>
-                <w:szCs w:val="20"/>
-              </w:rPr>
-              <w:t xml:space="preserve"> routes; the AI backend’s own check_llm_chain_reliability.py already exercises the </w:t>
-            </w:r>
-            <w:proofErr w:type="spellStart"/>
-            <w:r>
-              <w:rPr>
-                <w:sz w:val="20"/>
-                <w:szCs w:val="20"/>
-              </w:rPr>
-              <w:t>Groq</w:t>
-            </w:r>
-            <w:proofErr w:type="spellEnd"/>
-            <w:r>
-              <w:rPr>
-                <w:sz w:val="20"/>
-                <w:szCs w:val="20"/>
-              </w:rPr>
-              <w:t>/Gemini failover chain under repeated calls.</w:t>
+              <w:t>Not yet automated. One manual baseline run on 2026-09-27: npx autocannon -c 20 -d 30 http://localhost:3001/listings (20 connections for 30 seconds against the public, read-heavy listings route). The AI backend’s own check_llm_chain_reliability.py already exercises the Groq/Gemini failover chain under repeated calls.</w:t>
             </w:r>
           </w:p>
         </w:tc>
       </w:tr>
       <w:tr>
-        <w:tblPrEx>
-          <w:tblCellMar>
-            <w:top w:w="0" w:type="dxa"/>
-            <w:bottom w:w="0" w:type="dxa"/>
-          </w:tblCellMar>
-        </w:tblPrEx>
         <w:tc>
           <w:tcPr>
             <w:tcW w:w="2200" w:type="dxa"/>
@@ -6647,12 +5388,6 @@
         </w:tc>
       </w:tr>
       <w:tr>
-        <w:tblPrEx>
-          <w:tblCellMar>
-            <w:top w:w="0" w:type="dxa"/>
-            <w:bottom w:w="0" w:type="dxa"/>
-          </w:tblCellMar>
-        </w:tblPrEx>
         <w:tc>
           <w:tcPr>
             <w:tcW w:w="2200" w:type="dxa"/>
@@ -6678,7 +5413,6 @@
                 <w:sz w:val="20"/>
                 <w:szCs w:val="20"/>
               </w:rPr>
-              <w:lastRenderedPageBreak/>
               <w:t>Required Tools:</w:t>
             </w:r>
           </w:p>
@@ -6708,18 +5442,12 @@
                 <w:sz w:val="20"/>
                 <w:szCs w:val="20"/>
               </w:rPr>
-              <w:t>autocannon or k6 (not yet added to either repo)</w:t>
+              <w:t>autocannon, run via npx (not a dependency of any repo)</w:t>
             </w:r>
           </w:p>
         </w:tc>
       </w:tr>
       <w:tr>
-        <w:tblPrEx>
-          <w:tblCellMar>
-            <w:top w:w="0" w:type="dxa"/>
-            <w:bottom w:w="0" w:type="dxa"/>
-          </w:tblCellMar>
-        </w:tblPrEx>
         <w:tc>
           <w:tcPr>
             <w:tcW w:w="2200" w:type="dxa"/>
@@ -6774,18 +5502,12 @@
                 <w:sz w:val="20"/>
                 <w:szCs w:val="20"/>
               </w:rPr>
-              <w:t>To be defined once a baseline run exists.</w:t>
+              <w:t>Baseline recorded 2026-09-27 (Figure 7): avg 394 req/sec, p50 latency 50 ms, p99 68 ms, max 145 ms, ~12k requests in 30 s. Pass/fail thresholds are still to be set against this baseline.</w:t>
             </w:r>
           </w:p>
         </w:tc>
       </w:tr>
       <w:tr>
-        <w:tblPrEx>
-          <w:tblCellMar>
-            <w:top w:w="0" w:type="dxa"/>
-            <w:bottom w:w="0" w:type="dxa"/>
-          </w:tblCellMar>
-        </w:tblPrEx>
         <w:tc>
           <w:tcPr>
             <w:tcW w:w="2200" w:type="dxa"/>
@@ -6840,71 +5562,7 @@
                 <w:sz w:val="20"/>
                 <w:szCs w:val="20"/>
               </w:rPr>
-              <w:t xml:space="preserve">The real bottleneck is almost never the backend or AI backend’s own </w:t>
-            </w:r>
-            <w:proofErr w:type="gramStart"/>
-            <w:r>
-              <w:rPr>
-                <w:sz w:val="20"/>
-                <w:szCs w:val="20"/>
-              </w:rPr>
-              <w:t>compute —</w:t>
-            </w:r>
-            <w:proofErr w:type="gramEnd"/>
-            <w:r>
-              <w:rPr>
-                <w:sz w:val="20"/>
-                <w:szCs w:val="20"/>
-              </w:rPr>
-              <w:t xml:space="preserve"> it is the external APIs’ rate limits (</w:t>
-            </w:r>
-            <w:proofErr w:type="spellStart"/>
-            <w:r>
-              <w:rPr>
-                <w:sz w:val="20"/>
-                <w:szCs w:val="20"/>
-              </w:rPr>
-              <w:t>Nominatim</w:t>
-            </w:r>
-            <w:proofErr w:type="spellEnd"/>
-            <w:r>
-              <w:rPr>
-                <w:sz w:val="20"/>
-                <w:szCs w:val="20"/>
-              </w:rPr>
-              <w:t xml:space="preserve"> 1 req/sec, </w:t>
-            </w:r>
-            <w:proofErr w:type="spellStart"/>
-            <w:r>
-              <w:rPr>
-                <w:sz w:val="20"/>
-                <w:szCs w:val="20"/>
-              </w:rPr>
-              <w:t>OpenRouteService</w:t>
-            </w:r>
-            <w:proofErr w:type="spellEnd"/>
-            <w:r>
-              <w:rPr>
-                <w:sz w:val="20"/>
-                <w:szCs w:val="20"/>
-              </w:rPr>
-              <w:t xml:space="preserve"> 500/day, </w:t>
-            </w:r>
-            <w:proofErr w:type="spellStart"/>
-            <w:r>
-              <w:rPr>
-                <w:sz w:val="20"/>
-                <w:szCs w:val="20"/>
-              </w:rPr>
-              <w:t>Groq’s</w:t>
-            </w:r>
-            <w:proofErr w:type="spellEnd"/>
-            <w:r>
-              <w:rPr>
-                <w:sz w:val="20"/>
-                <w:szCs w:val="20"/>
-              </w:rPr>
-              <w:t xml:space="preserve"> free-tier token-per-minute ceiling). Load testing this system mostly means load testing against a quota, which argues for mocking those calls in any load test rather than burning real quota.</w:t>
+              <w:t>The real bottleneck is almost never the backend or AI backend’s own compute — it is the external APIs’ rate limits (Nominatim 1 req/sec, OpenRouteService 500/day, Groq’s free-tier token-per-minute ceiling). Load testing this system mostly means load testing against a quota, which argues for mocking those calls in any load test rather than burning real quota.</w:t>
             </w:r>
           </w:p>
         </w:tc>
@@ -6926,6 +5584,10 @@
         <w:spacing w:after="200"/>
       </w:pPr>
       <w:r>
+        <w:rPr>
+          <w:noProof/>
+        </w:rPr>
+        <w:lastRenderedPageBreak/>
         <w:drawing>
           <wp:inline distT="0" distB="0" distL="0" distR="0" wp14:anchorId="7E3F8AC4" wp14:editId="33698243">
             <wp:extent cx="5943600" cy="1961515"/>
@@ -7020,39 +5682,7 @@
           <w:sz w:val="22"/>
           <w:szCs w:val="22"/>
         </w:rPr>
-        <w:t xml:space="preserve">: Load test run: autocannon against /listings with 20 concurrent connections over 30 s — avg 394 req/sec, p50 latency 50 </w:t>
-      </w:r>
-      <w:proofErr w:type="spellStart"/>
-      <w:r>
-        <w:rPr>
-          <w:sz w:val="22"/>
-          <w:szCs w:val="22"/>
-        </w:rPr>
-        <w:t>ms</w:t>
-      </w:r>
-      <w:proofErr w:type="spellEnd"/>
-      <w:r>
-        <w:rPr>
-          <w:sz w:val="22"/>
-          <w:szCs w:val="22"/>
-        </w:rPr>
-        <w:t xml:space="preserve">, p99 68 </w:t>
-      </w:r>
-      <w:proofErr w:type="spellStart"/>
-      <w:r>
-        <w:rPr>
-          <w:sz w:val="22"/>
-          <w:szCs w:val="22"/>
-        </w:rPr>
-        <w:t>ms</w:t>
-      </w:r>
-      <w:proofErr w:type="spellEnd"/>
-      <w:r>
-        <w:rPr>
-          <w:sz w:val="22"/>
-          <w:szCs w:val="22"/>
-        </w:rPr>
-        <w:t>, ~12k requests / 410 MB read total</w:t>
+        <w:t>: Load test run: autocannon against /listings with 20 concurrent connections over 30 s — avg 394 req/sec, p50 latency 50 ms, p99 68 ms, ~12k requests / 410 MB read total</w:t>
       </w:r>
     </w:p>
     <w:p>
@@ -7070,31 +5700,7 @@
         <w:spacing w:after="160"/>
       </w:pPr>
       <w:r>
-        <w:t xml:space="preserve">Unlike a system that can </w:t>
-      </w:r>
-      <w:proofErr w:type="gramStart"/>
-      <w:r>
-        <w:t>say</w:t>
-      </w:r>
-      <w:proofErr w:type="gramEnd"/>
-      <w:r>
-        <w:t xml:space="preserve"> "SQL injection is neglected since the ORM manages access", this project cannot make the equivalent claim about the AI backend’s exposure: it has no authentication of its own, so </w:t>
-      </w:r>
-      <w:proofErr w:type="spellStart"/>
-      <w:r>
-        <w:t>NestJS’s</w:t>
-      </w:r>
-      <w:proofErr w:type="spellEnd"/>
-      <w:r>
-        <w:t xml:space="preserve"> </w:t>
-      </w:r>
-      <w:proofErr w:type="spellStart"/>
-      <w:r>
-        <w:t>Keycloak</w:t>
-      </w:r>
-      <w:proofErr w:type="spellEnd"/>
-      <w:r>
-        <w:t>-backed guards are the only trust boundary in the whole system.</w:t>
+        <w:t>Unlike a system that can say "SQL injection is neglected since the ORM manages access", this project cannot make the equivalent claim about the AI backend’s exposure: it has no authentication of its own, so NestJS’s Keycloak-backed guards are the only trust boundary in the whole system.</w:t>
       </w:r>
     </w:p>
     <w:tbl>
@@ -7119,12 +5725,6 @@
         <w:gridCol w:w="7150"/>
       </w:tblGrid>
       <w:tr>
-        <w:tblPrEx>
-          <w:tblCellMar>
-            <w:top w:w="0" w:type="dxa"/>
-            <w:bottom w:w="0" w:type="dxa"/>
-          </w:tblCellMar>
-        </w:tblPrEx>
         <w:tc>
           <w:tcPr>
             <w:tcW w:w="2200" w:type="dxa"/>
@@ -7179,34 +5779,12 @@
                 <w:sz w:val="20"/>
                 <w:szCs w:val="20"/>
               </w:rPr>
-              <w:t xml:space="preserve">Verify that (a) a traveler can only ever act on their own data, (b) role-gated routes correctly reject the wrong role, and (c) the AI backend is never reachable except through </w:t>
-            </w:r>
-            <w:proofErr w:type="spellStart"/>
-            <w:r>
-              <w:rPr>
-                <w:sz w:val="20"/>
-                <w:szCs w:val="20"/>
-              </w:rPr>
-              <w:t>NestJS</w:t>
-            </w:r>
-            <w:proofErr w:type="spellEnd"/>
-            <w:r>
-              <w:rPr>
-                <w:sz w:val="20"/>
-                <w:szCs w:val="20"/>
-              </w:rPr>
-              <w:t>.</w:t>
+              <w:t>Verify that (a) a traveler can only ever act on their own data, (b) role-gated routes correctly reject the wrong role, and (c) the AI backend is never reachable except through NestJS.</w:t>
             </w:r>
           </w:p>
         </w:tc>
       </w:tr>
       <w:tr>
-        <w:tblPrEx>
-          <w:tblCellMar>
-            <w:top w:w="0" w:type="dxa"/>
-            <w:bottom w:w="0" w:type="dxa"/>
-          </w:tblCellMar>
-        </w:tblPrEx>
         <w:tc>
           <w:tcPr>
             <w:tcW w:w="2200" w:type="dxa"/>
@@ -7266,39 +5844,7 @@
                 <w:sz w:val="20"/>
                 <w:szCs w:val="20"/>
               </w:rPr>
-              <w:t xml:space="preserve">Every backend service spec includes an explicit "foreign user gets </w:t>
-            </w:r>
-            <w:proofErr w:type="spellStart"/>
-            <w:r>
-              <w:rPr>
-                <w:sz w:val="20"/>
-                <w:szCs w:val="20"/>
-              </w:rPr>
-              <w:t>NotFoundException</w:t>
-            </w:r>
-            <w:proofErr w:type="spellEnd"/>
-            <w:r>
-              <w:rPr>
-                <w:sz w:val="20"/>
-                <w:szCs w:val="20"/>
-              </w:rPr>
-              <w:t xml:space="preserve">" case (not </w:t>
-            </w:r>
-            <w:proofErr w:type="spellStart"/>
-            <w:r>
-              <w:rPr>
-                <w:sz w:val="20"/>
-                <w:szCs w:val="20"/>
-              </w:rPr>
-              <w:t>ForbiddenException</w:t>
-            </w:r>
-            <w:proofErr w:type="spellEnd"/>
-            <w:r>
-              <w:rPr>
-                <w:sz w:val="20"/>
-                <w:szCs w:val="20"/>
-              </w:rPr>
-              <w:t xml:space="preserve"> — deliberately indistinguishable from "doesn’t exist").</w:t>
+              <w:t>Every backend service spec includes an explicit "foreign user gets NotFoundException" case (not ForbiddenException — deliberately indistinguishable from "doesn’t exist").</w:t>
             </w:r>
           </w:p>
           <w:p>
@@ -7310,30 +5856,12 @@
               </w:numPr>
               <w:spacing w:after="60"/>
             </w:pPr>
-            <w:proofErr w:type="spellStart"/>
-            <w:proofErr w:type="gramStart"/>
-            <w:r>
-              <w:rPr>
-                <w:sz w:val="20"/>
-                <w:szCs w:val="20"/>
-              </w:rPr>
-              <w:t>roles.guard</w:t>
-            </w:r>
-            <w:proofErr w:type="gramEnd"/>
-            <w:r>
-              <w:rPr>
-                <w:sz w:val="20"/>
-                <w:szCs w:val="20"/>
-              </w:rPr>
-              <w:t>.spec.ts</w:t>
-            </w:r>
-            <w:proofErr w:type="spellEnd"/>
-            <w:r>
-              <w:rPr>
-                <w:sz w:val="20"/>
-                <w:szCs w:val="20"/>
-              </w:rPr>
-              <w:t xml:space="preserve"> covers the role-based-access decision table.</w:t>
+            <w:r>
+              <w:rPr>
+                <w:sz w:val="20"/>
+                <w:szCs w:val="20"/>
+              </w:rPr>
+              <w:t>roles.guard.spec.ts covers the role-based-access decision table.</w:t>
             </w:r>
           </w:p>
           <w:p>
@@ -7350,82 +5878,12 @@
                 <w:sz w:val="20"/>
                 <w:szCs w:val="20"/>
               </w:rPr>
-              <w:t xml:space="preserve">The end-to-end suite exercises the real </w:t>
-            </w:r>
-            <w:proofErr w:type="spellStart"/>
-            <w:r>
-              <w:rPr>
-                <w:sz w:val="20"/>
-                <w:szCs w:val="20"/>
-              </w:rPr>
-              <w:t>JwtAuthGuard</w:t>
-            </w:r>
-            <w:proofErr w:type="spellEnd"/>
-            <w:r>
-              <w:rPr>
-                <w:sz w:val="20"/>
-                <w:szCs w:val="20"/>
-              </w:rPr>
-              <w:t xml:space="preserve"> -&gt; </w:t>
-            </w:r>
-            <w:proofErr w:type="spellStart"/>
-            <w:r>
-              <w:rPr>
-                <w:sz w:val="20"/>
-                <w:szCs w:val="20"/>
-              </w:rPr>
-              <w:t>RolesGuard</w:t>
-            </w:r>
-            <w:proofErr w:type="spellEnd"/>
-            <w:r>
-              <w:rPr>
-                <w:sz w:val="20"/>
-                <w:szCs w:val="20"/>
-              </w:rPr>
-              <w:t xml:space="preserve"> -&gt; </w:t>
-            </w:r>
-            <w:proofErr w:type="spellStart"/>
-            <w:r>
-              <w:rPr>
-                <w:sz w:val="20"/>
-                <w:szCs w:val="20"/>
-              </w:rPr>
-              <w:t>CurrentUser</w:t>
-            </w:r>
-            <w:proofErr w:type="spellEnd"/>
-            <w:r>
-              <w:rPr>
-                <w:sz w:val="20"/>
-                <w:szCs w:val="20"/>
-              </w:rPr>
-              <w:t xml:space="preserve"> chain using a signed JWT against a substitute </w:t>
-            </w:r>
-            <w:proofErr w:type="spellStart"/>
-            <w:r>
-              <w:rPr>
-                <w:sz w:val="20"/>
-                <w:szCs w:val="20"/>
-              </w:rPr>
-              <w:t>Keycloak</w:t>
-            </w:r>
-            <w:proofErr w:type="spellEnd"/>
-            <w:r>
-              <w:rPr>
-                <w:sz w:val="20"/>
-                <w:szCs w:val="20"/>
-              </w:rPr>
-              <w:t xml:space="preserve"> strategy.</w:t>
+              <w:t>The end-to-end suite exercises the real JwtAuthGuard -&gt; RolesGuard -&gt; CurrentUser chain using a signed JWT against a substitute Keycloak strategy.</w:t>
             </w:r>
           </w:p>
         </w:tc>
       </w:tr>
       <w:tr>
-        <w:tblPrEx>
-          <w:tblCellMar>
-            <w:top w:w="0" w:type="dxa"/>
-            <w:bottom w:w="0" w:type="dxa"/>
-          </w:tblCellMar>
-        </w:tblPrEx>
         <w:tc>
           <w:tcPr>
             <w:tcW w:w="2200" w:type="dxa"/>
@@ -7486,12 +5944,6 @@
         </w:tc>
       </w:tr>
       <w:tr>
-        <w:tblPrEx>
-          <w:tblCellMar>
-            <w:top w:w="0" w:type="dxa"/>
-            <w:bottom w:w="0" w:type="dxa"/>
-          </w:tblCellMar>
-        </w:tblPrEx>
         <w:tc>
           <w:tcPr>
             <w:tcW w:w="2200" w:type="dxa"/>
@@ -7517,7 +5969,6 @@
                 <w:sz w:val="20"/>
                 <w:szCs w:val="20"/>
               </w:rPr>
-              <w:lastRenderedPageBreak/>
               <w:t>Required Tools:</w:t>
             </w:r>
           </w:p>
@@ -7547,7 +5998,6 @@
               </w:numPr>
               <w:spacing w:after="60"/>
             </w:pPr>
-            <w:proofErr w:type="spellStart"/>
             <w:r>
               <w:rPr>
                 <w:sz w:val="20"/>
@@ -7555,7 +6005,6 @@
               </w:rPr>
               <w:t>Vitest</w:t>
             </w:r>
-            <w:proofErr w:type="spellEnd"/>
           </w:p>
           <w:p>
             <w:pPr>
@@ -7566,7 +6015,6 @@
               </w:numPr>
               <w:spacing w:after="60"/>
             </w:pPr>
-            <w:proofErr w:type="spellStart"/>
             <w:r>
               <w:rPr>
                 <w:sz w:val="20"/>
@@ -7574,7 +6022,6 @@
               </w:rPr>
               <w:t>supertest</w:t>
             </w:r>
-            <w:proofErr w:type="spellEnd"/>
           </w:p>
           <w:p>
             <w:pPr>
@@ -7585,21 +6032,12 @@
               </w:numPr>
               <w:spacing w:after="60"/>
             </w:pPr>
-            <w:proofErr w:type="spellStart"/>
-            <w:r>
-              <w:rPr>
-                <w:sz w:val="20"/>
-                <w:szCs w:val="20"/>
-              </w:rPr>
-              <w:t>jsonwebtoken</w:t>
-            </w:r>
-            <w:proofErr w:type="spellEnd"/>
-            <w:r>
-              <w:rPr>
-                <w:sz w:val="20"/>
-                <w:szCs w:val="20"/>
-              </w:rPr>
-              <w:t xml:space="preserve"> (for signing test tokens)</w:t>
+            <w:r>
+              <w:rPr>
+                <w:sz w:val="20"/>
+                <w:szCs w:val="20"/>
+              </w:rPr>
+              <w:t>jsonwebtoken (for signing test tokens)</w:t>
             </w:r>
           </w:p>
           <w:p>
@@ -7622,12 +6060,6 @@
         </w:tc>
       </w:tr>
       <w:tr>
-        <w:tblPrEx>
-          <w:tblCellMar>
-            <w:top w:w="0" w:type="dxa"/>
-            <w:bottom w:w="0" w:type="dxa"/>
-          </w:tblCellMar>
-        </w:tblPrEx>
         <w:tc>
           <w:tcPr>
             <w:tcW w:w="2200" w:type="dxa"/>
@@ -7688,12 +6120,6 @@
         </w:tc>
       </w:tr>
       <w:tr>
-        <w:tblPrEx>
-          <w:tblCellMar>
-            <w:top w:w="0" w:type="dxa"/>
-            <w:bottom w:w="0" w:type="dxa"/>
-          </w:tblCellMar>
-        </w:tblPrEx>
         <w:tc>
           <w:tcPr>
             <w:tcW w:w="2200" w:type="dxa"/>
@@ -7748,7 +6174,15 @@
                 <w:sz w:val="20"/>
                 <w:szCs w:val="20"/>
               </w:rPr>
-              <w:t>The AI backend accepts requests from anyone who can reach it, with no token check. The mitigation is entirely at the infrastructure layer (Docker network isolation / firewall), not the application layer, and is not covered by any automated test in this plan — flagged as a residual risk in §5.</w:t>
+              <w:t xml:space="preserve">The AI backend accepts requests from anyone who can reach it, with no token check. The mitigation is entirely at the infrastructure layer (Docker network isolation </w:t>
+            </w:r>
+            <w:r>
+              <w:rPr>
+                <w:sz w:val="20"/>
+                <w:szCs w:val="20"/>
+              </w:rPr>
+              <w:lastRenderedPageBreak/>
+              <w:t>/ firewall), not the application layer, and is not covered by any automated test in this plan — flagged as a residual risk in §5.</w:t>
             </w:r>
           </w:p>
         </w:tc>
@@ -7770,6 +6204,9 @@
         <w:spacing w:after="200"/>
       </w:pPr>
       <w:r>
+        <w:rPr>
+          <w:noProof/>
+        </w:rPr>
         <w:drawing>
           <wp:inline distT="0" distB="0" distL="0" distR="0" wp14:anchorId="73711346" wp14:editId="61006297">
             <wp:extent cx="5943600" cy="1778635"/>
@@ -7873,6 +6310,9 @@
         <w:spacing w:after="200"/>
       </w:pPr>
       <w:r>
+        <w:rPr>
+          <w:noProof/>
+        </w:rPr>
         <w:drawing>
           <wp:inline distT="0" distB="0" distL="0" distR="0" wp14:anchorId="3C888238" wp14:editId="43F8AA94">
             <wp:extent cx="5943600" cy="2326640"/>
@@ -7967,49 +6407,8 @@
           <w:sz w:val="22"/>
           <w:szCs w:val="22"/>
         </w:rPr>
-        <w:t xml:space="preserve">: </w:t>
-      </w:r>
-      <w:proofErr w:type="spellStart"/>
-      <w:r>
-        <w:rPr>
-          <w:sz w:val="22"/>
-          <w:szCs w:val="22"/>
-        </w:rPr>
-        <w:t>Keycloak</w:t>
-      </w:r>
-      <w:proofErr w:type="spellEnd"/>
-      <w:r>
-        <w:rPr>
-          <w:sz w:val="22"/>
-          <w:szCs w:val="22"/>
-        </w:rPr>
-        <w:t xml:space="preserve"> realm roles: Realm roles page for the </w:t>
-      </w:r>
-      <w:proofErr w:type="spellStart"/>
-      <w:r>
-        <w:rPr>
-          <w:sz w:val="22"/>
-          <w:szCs w:val="22"/>
-        </w:rPr>
-        <w:t>smartjourney</w:t>
-      </w:r>
-      <w:proofErr w:type="spellEnd"/>
-      <w:r>
-        <w:rPr>
-          <w:sz w:val="22"/>
-          <w:szCs w:val="22"/>
-        </w:rPr>
-        <w:t xml:space="preserve"> realm, showing the admin and traveler roles used by </w:t>
-      </w:r>
-      <w:proofErr w:type="spellStart"/>
-      <w:r>
-        <w:rPr>
-          <w:sz w:val="22"/>
-          <w:szCs w:val="22"/>
-        </w:rPr>
-        <w:t>RolesGuard</w:t>
-      </w:r>
-      <w:proofErr w:type="spellEnd"/>
+        <w:t>: Keycloak realm roles: Realm roles page for the smartjourney realm, showing the admin and traveler roles used by RolesGuard</w:t>
+      </w:r>
     </w:p>
     <w:p>
       <w:pPr>
@@ -8017,7 +6416,6 @@
       </w:pPr>
       <w:bookmarkStart w:id="16" w:name="_Toc241418647"/>
       <w:r>
-        <w:lastRenderedPageBreak/>
         <w:t>3.1.7 Failover and Recovery Testing</w:t>
       </w:r>
       <w:bookmarkEnd w:id="16"/>
@@ -8052,12 +6450,6 @@
         <w:gridCol w:w="7150"/>
       </w:tblGrid>
       <w:tr>
-        <w:tblPrEx>
-          <w:tblCellMar>
-            <w:top w:w="0" w:type="dxa"/>
-            <w:bottom w:w="0" w:type="dxa"/>
-          </w:tblCellMar>
-        </w:tblPrEx>
         <w:tc>
           <w:tcPr>
             <w:tcW w:w="2200" w:type="dxa"/>
@@ -8107,32 +6499,17 @@
             <w:pPr>
               <w:spacing w:after="80"/>
             </w:pPr>
-            <w:proofErr w:type="gramStart"/>
-            <w:r>
-              <w:rPr>
-                <w:sz w:val="20"/>
-                <w:szCs w:val="20"/>
-              </w:rPr>
-              <w:t>Verify</w:t>
-            </w:r>
-            <w:proofErr w:type="gramEnd"/>
-            <w:r>
-              <w:rPr>
-                <w:sz w:val="20"/>
-                <w:szCs w:val="20"/>
-              </w:rPr>
-              <w:t xml:space="preserve"> the system degrades gracefully when the LLM or an external data source is unavailable.</w:t>
+            <w:r>
+              <w:rPr>
+                <w:sz w:val="20"/>
+                <w:szCs w:val="20"/>
+              </w:rPr>
+              <w:t>Verify the system degrades gracefully when the LLM or an external data source is unavailable.</w:t>
             </w:r>
           </w:p>
         </w:tc>
       </w:tr>
       <w:tr>
-        <w:tblPrEx>
-          <w:tblCellMar>
-            <w:top w:w="0" w:type="dxa"/>
-            <w:bottom w:w="0" w:type="dxa"/>
-          </w:tblCellMar>
-        </w:tblPrEx>
         <w:tc>
           <w:tcPr>
             <w:tcW w:w="2200" w:type="dxa"/>
@@ -8158,6 +6535,7 @@
                 <w:sz w:val="20"/>
                 <w:szCs w:val="20"/>
               </w:rPr>
+              <w:lastRenderedPageBreak/>
               <w:t>Technique:</w:t>
             </w:r>
           </w:p>
@@ -8192,48 +6570,7 @@
                 <w:sz w:val="20"/>
                 <w:szCs w:val="20"/>
               </w:rPr>
-              <w:t>ai-</w:t>
-            </w:r>
-            <w:proofErr w:type="spellStart"/>
-            <w:proofErr w:type="gramStart"/>
-            <w:r>
-              <w:rPr>
-                <w:sz w:val="20"/>
-                <w:szCs w:val="20"/>
-              </w:rPr>
-              <w:t>backend.service</w:t>
-            </w:r>
-            <w:proofErr w:type="gramEnd"/>
-            <w:r>
-              <w:rPr>
-                <w:sz w:val="20"/>
-                <w:szCs w:val="20"/>
-              </w:rPr>
-              <w:t>.spec.ts</w:t>
-            </w:r>
-            <w:proofErr w:type="spellEnd"/>
-            <w:r>
-              <w:rPr>
-                <w:sz w:val="20"/>
-                <w:szCs w:val="20"/>
-              </w:rPr>
-              <w:t xml:space="preserve"> asserts a non-2xx response, a timeout, and a network error from the AI backend all map to a 502 in </w:t>
-            </w:r>
-            <w:proofErr w:type="spellStart"/>
-            <w:r>
-              <w:rPr>
-                <w:sz w:val="20"/>
-                <w:szCs w:val="20"/>
-              </w:rPr>
-              <w:t>NestJS</w:t>
-            </w:r>
-            <w:proofErr w:type="spellEnd"/>
-            <w:r>
-              <w:rPr>
-                <w:sz w:val="20"/>
-                <w:szCs w:val="20"/>
-              </w:rPr>
-              <w:t>, never an unhandled exception.</w:t>
+              <w:t>ai-backend.service.spec.ts asserts a non-2xx response, a timeout, and a network error from the AI backend all map to a 502 in NestJS, never an unhandled exception.</w:t>
             </w:r>
           </w:p>
           <w:p>
@@ -8256,12 +6593,6 @@
         </w:tc>
       </w:tr>
       <w:tr>
-        <w:tblPrEx>
-          <w:tblCellMar>
-            <w:top w:w="0" w:type="dxa"/>
-            <w:bottom w:w="0" w:type="dxa"/>
-          </w:tblCellMar>
-        </w:tblPrEx>
         <w:tc>
           <w:tcPr>
             <w:tcW w:w="2200" w:type="dxa"/>
@@ -8316,34 +6647,12 @@
                 <w:sz w:val="20"/>
                 <w:szCs w:val="20"/>
               </w:rPr>
-              <w:t xml:space="preserve">For LLM-dependent output, the oracle is never exact text — it is schema validity, budget compliance, and the </w:t>
-            </w:r>
-            <w:proofErr w:type="spellStart"/>
-            <w:r>
-              <w:rPr>
-                <w:sz w:val="20"/>
-                <w:szCs w:val="20"/>
-              </w:rPr>
-              <w:t>plan_source</w:t>
-            </w:r>
-            <w:proofErr w:type="spellEnd"/>
-            <w:r>
-              <w:rPr>
-                <w:sz w:val="20"/>
-                <w:szCs w:val="20"/>
-              </w:rPr>
-              <w:t xml:space="preserve"> field, since the same prompt can legitimately produce different (still-valid) itineraries on different runs.</w:t>
+              <w:t>For LLM-dependent output, the oracle is never exact text — it is schema validity, budget compliance, and the plan_source field, since the same prompt can legitimately produce different (still-valid) itineraries on different runs.</w:t>
             </w:r>
           </w:p>
         </w:tc>
       </w:tr>
       <w:tr>
-        <w:tblPrEx>
-          <w:tblCellMar>
-            <w:top w:w="0" w:type="dxa"/>
-            <w:bottom w:w="0" w:type="dxa"/>
-          </w:tblCellMar>
-        </w:tblPrEx>
         <w:tc>
           <w:tcPr>
             <w:tcW w:w="2200" w:type="dxa"/>
@@ -8398,7 +6707,6 @@
               </w:numPr>
               <w:spacing w:after="60"/>
             </w:pPr>
-            <w:proofErr w:type="spellStart"/>
             <w:r>
               <w:rPr>
                 <w:sz w:val="20"/>
@@ -8406,7 +6714,6 @@
               </w:rPr>
               <w:t>pytest</w:t>
             </w:r>
-            <w:proofErr w:type="spellEnd"/>
           </w:p>
           <w:p>
             <w:pPr>
@@ -8445,12 +6752,6 @@
         </w:tc>
       </w:tr>
       <w:tr>
-        <w:tblPrEx>
-          <w:tblCellMar>
-            <w:top w:w="0" w:type="dxa"/>
-            <w:bottom w:w="0" w:type="dxa"/>
-          </w:tblCellMar>
-        </w:tblPrEx>
         <w:tc>
           <w:tcPr>
             <w:tcW w:w="2200" w:type="dxa"/>
@@ -8505,18 +6806,12 @@
                 <w:sz w:val="20"/>
                 <w:szCs w:val="20"/>
               </w:rPr>
-              <w:t>Golden scenario "Gemini unavailable" passes with a fallback plan and HTTP 200 (confirmed passing, last live run 2026-09-03).</w:t>
+              <w:t>Golden scenario "Gemini unavailable" passes with a fallback plan and HTTP 200 (confirmed passing again in the 2026-09-27 live run, Figure 10).</w:t>
             </w:r>
           </w:p>
         </w:tc>
       </w:tr>
       <w:tr>
-        <w:tblPrEx>
-          <w:tblCellMar>
-            <w:top w:w="0" w:type="dxa"/>
-            <w:bottom w:w="0" w:type="dxa"/>
-          </w:tblCellMar>
-        </w:tblPrEx>
         <w:tc>
           <w:tcPr>
             <w:tcW w:w="2200" w:type="dxa"/>
@@ -8571,7 +6866,7 @@
                 <w:sz w:val="20"/>
                 <w:szCs w:val="20"/>
               </w:rPr>
-              <w:t>Two of the twelve golden scenarios carry documented caveats rather than clean passes (a data-sparsity caveat on a follow-up scenario, and a transient rate-limit retry on another). The honest score is 11/12 (91.7%), not 12/12, recorded as such rather than rounded up.</w:t>
+              <w:t>The 2026-09-27 live run scored 10/12 (83.3%), below the ≥ 11/12 target, and supersedes the 11/12 recorded on 2026-09-03. The first attempt that day scored 8/12 because the harness itself was broken (stale mock-patch targets, fixed — §4.1). After the fix, scenario 5 (follow-up "make day 2 cheaper") failed its "day 2 cost strictly lower" check, and scenario 6 (follow-up "I’m starting from Polonnaruwa") raised an unhandled exception — an open orchestrator defect (§4.1), triggered by Gemini 504 timeouts but not caused by them. Recorded as measured rather than rounded up.</w:t>
             </w:r>
           </w:p>
         </w:tc>
@@ -8592,7 +6887,9 @@
         <w:spacing w:after="200"/>
       </w:pPr>
       <w:r>
-        <w:lastRenderedPageBreak/>
+        <w:rPr>
+          <w:noProof/>
+        </w:rPr>
         <w:drawing>
           <wp:inline distT="0" distB="0" distL="0" distR="0" wp14:anchorId="7C817528" wp14:editId="3703AE3A">
             <wp:extent cx="5943600" cy="2799715"/>
@@ -8636,6 +6933,10 @@
         <w:spacing w:after="200"/>
       </w:pPr>
       <w:r>
+        <w:rPr>
+          <w:noProof/>
+        </w:rPr>
+        <w:lastRenderedPageBreak/>
         <w:drawing>
           <wp:inline distT="0" distB="0" distL="0" distR="0" wp14:anchorId="0F4753E5" wp14:editId="521DA2E2">
             <wp:extent cx="5943600" cy="2072005"/>
@@ -8730,7 +7031,7 @@
           <w:sz w:val="22"/>
           <w:szCs w:val="22"/>
         </w:rPr>
-        <w:t>:  Golden scenario run: 10/12 scenarios passing after fixing a stale mock-patch bug in the test harness itself (§4.1); the two failures are Gemini 504 timeout flakiness (a follow-up producing a non-lower day-2 cost</w:t>
+        <w:t>: Golden scenario run: 10/12 passing (target ≥ 11/12) after fixing stale mock-patch targets in the harness; scenario 5 fails the day-2 cost check and scenario 6 hits an open orchestrator defect (§4.1).</w:t>
       </w:r>
     </w:p>
     <w:p>
@@ -8765,12 +7066,6 @@
         <w:gridCol w:w="7150"/>
       </w:tblGrid>
       <w:tr>
-        <w:tblPrEx>
-          <w:tblCellMar>
-            <w:top w:w="0" w:type="dxa"/>
-            <w:bottom w:w="0" w:type="dxa"/>
-          </w:tblCellMar>
-        </w:tblPrEx>
         <w:tc>
           <w:tcPr>
             <w:tcW w:w="2200" w:type="dxa"/>
@@ -8825,34 +7120,12 @@
                 <w:sz w:val="20"/>
                 <w:szCs w:val="20"/>
               </w:rPr>
-              <w:t xml:space="preserve">Verify each service’s test suite runs correctly in a clean environment with no </w:t>
-            </w:r>
-            <w:proofErr w:type="gramStart"/>
-            <w:r>
-              <w:rPr>
-                <w:sz w:val="20"/>
-                <w:szCs w:val="20"/>
-              </w:rPr>
-              <w:t>locally-installed</w:t>
-            </w:r>
-            <w:proofErr w:type="gramEnd"/>
-            <w:r>
-              <w:rPr>
-                <w:sz w:val="20"/>
-                <w:szCs w:val="20"/>
-              </w:rPr>
-              <w:t xml:space="preserve"> extras and no secrets.</w:t>
+              <w:t>Verify each service’s test suite runs correctly in a clean environment with no locally-installed extras and no secrets.</w:t>
             </w:r>
           </w:p>
         </w:tc>
       </w:tr>
       <w:tr>
-        <w:tblPrEx>
-          <w:tblCellMar>
-            <w:top w:w="0" w:type="dxa"/>
-            <w:bottom w:w="0" w:type="dxa"/>
-          </w:tblCellMar>
-        </w:tblPrEx>
         <w:tc>
           <w:tcPr>
             <w:tcW w:w="2200" w:type="dxa"/>
@@ -8907,18 +7180,12 @@
                 <w:sz w:val="20"/>
                 <w:szCs w:val="20"/>
               </w:rPr>
-              <w:t>Three GitHub Actions workflows (one per repo), each a from-scratch checkout, dependency install, and test run, with zero Docker services and zero API keys.</w:t>
+              <w:t>Three GitHub Actions workflows (one per repo), each a from-scratch checkout, dependency install, and test run, with zero Docker services and no real secrets (the ai-backend workflow supplies placeholder API keys, since key-gated code runs before the mocked calls).</w:t>
             </w:r>
           </w:p>
         </w:tc>
       </w:tr>
       <w:tr>
-        <w:tblPrEx>
-          <w:tblCellMar>
-            <w:top w:w="0" w:type="dxa"/>
-            <w:bottom w:w="0" w:type="dxa"/>
-          </w:tblCellMar>
-        </w:tblPrEx>
         <w:tc>
           <w:tcPr>
             <w:tcW w:w="2200" w:type="dxa"/>
@@ -8979,12 +7246,6 @@
         </w:tc>
       </w:tr>
       <w:tr>
-        <w:tblPrEx>
-          <w:tblCellMar>
-            <w:top w:w="0" w:type="dxa"/>
-            <w:bottom w:w="0" w:type="dxa"/>
-          </w:tblCellMar>
-        </w:tblPrEx>
         <w:tc>
           <w:tcPr>
             <w:tcW w:w="2200" w:type="dxa"/>
@@ -9061,7 +7322,7 @@
                 <w:sz w:val="20"/>
                 <w:szCs w:val="20"/>
               </w:rPr>
-              <w:t>Node 22</w:t>
+              <w:t>Node 26 (backend), Node 22 (frontend-web)</w:t>
             </w:r>
           </w:p>
           <w:p>
@@ -9084,12 +7345,6 @@
         </w:tc>
       </w:tr>
       <w:tr>
-        <w:tblPrEx>
-          <w:tblCellMar>
-            <w:top w:w="0" w:type="dxa"/>
-            <w:bottom w:w="0" w:type="dxa"/>
-          </w:tblCellMar>
-        </w:tblPrEx>
         <w:tc>
           <w:tcPr>
             <w:tcW w:w="2200" w:type="dxa"/>
@@ -9115,7 +7370,6 @@
                 <w:sz w:val="20"/>
                 <w:szCs w:val="20"/>
               </w:rPr>
-              <w:lastRenderedPageBreak/>
               <w:t>Success Criteria:</w:t>
             </w:r>
           </w:p>
@@ -9145,18 +7399,12 @@
                 <w:sz w:val="20"/>
                 <w:szCs w:val="20"/>
               </w:rPr>
-              <w:t>All three workflows pass on a clean checkout — verified locally by reproducing each workflow’s exact command sequence before committing the workflow files.</w:t>
+              <w:t>All three workflows pass on a clean checkout — green on 2026-09-27 (Figures 11–13). Reproducing the commands locally beforehand was not enough: all three failed on their first push, for configuration reasons only. Fixes: backend moved to Node 26 because Node 22’s npm 10 rejected the npm-11 lockfile; ai-backend runs python -m pytest, adds respx, itsdangerous and pytest-asyncio to requirements.txt, and supplies placeholder API keys; frontend-web’s push trigger now covers the new-main branch as well as main.</w:t>
             </w:r>
           </w:p>
         </w:tc>
       </w:tr>
       <w:tr>
-        <w:tblPrEx>
-          <w:tblCellMar>
-            <w:top w:w="0" w:type="dxa"/>
-            <w:bottom w:w="0" w:type="dxa"/>
-          </w:tblCellMar>
-        </w:tblPrEx>
         <w:tc>
           <w:tcPr>
             <w:tcW w:w="2200" w:type="dxa"/>
@@ -9233,6 +7481,10 @@
         <w:spacing w:after="200"/>
       </w:pPr>
       <w:r>
+        <w:rPr>
+          <w:noProof/>
+        </w:rPr>
+        <w:lastRenderedPageBreak/>
         <w:drawing>
           <wp:inline distT="0" distB="0" distL="0" distR="0" wp14:anchorId="6DBCB4EB" wp14:editId="4F643F3F">
             <wp:extent cx="5943600" cy="2545080"/>
@@ -9337,6 +7589,9 @@
         <w:spacing w:after="200"/>
       </w:pPr>
       <w:r>
+        <w:rPr>
+          <w:noProof/>
+        </w:rPr>
         <w:drawing>
           <wp:inline distT="0" distB="0" distL="0" distR="0" wp14:anchorId="6CF4E3E1" wp14:editId="57EDEA95">
             <wp:extent cx="5943600" cy="2560320"/>
@@ -9431,23 +7686,7 @@
           <w:sz w:val="22"/>
           <w:szCs w:val="22"/>
         </w:rPr>
-        <w:t xml:space="preserve">: CI runs (ai-backend): GitHub Actions run on push, </w:t>
-      </w:r>
-      <w:proofErr w:type="spellStart"/>
-      <w:r>
-        <w:rPr>
-          <w:sz w:val="22"/>
-          <w:szCs w:val="22"/>
-        </w:rPr>
-        <w:t>pytest</w:t>
-      </w:r>
-      <w:proofErr w:type="spellEnd"/>
-      <w:r>
-        <w:rPr>
-          <w:sz w:val="22"/>
-          <w:szCs w:val="22"/>
-        </w:rPr>
-        <w:t xml:space="preserve"> passing 544/544 tests with 1 warning, using placeholder API keys since no test makes a live network call.</w:t>
+        <w:t>: CI runs (ai-backend): GitHub Actions run on push, pytest passing 544/544 tests with 1 warning, using placeholder API keys since no test makes a live network call.</w:t>
       </w:r>
     </w:p>
     <w:p/>
@@ -9457,6 +7696,10 @@
         <w:keepNext/>
       </w:pPr>
       <w:r>
+        <w:rPr>
+          <w:noProof/>
+        </w:rPr>
+        <w:lastRenderedPageBreak/>
         <w:drawing>
           <wp:inline distT="0" distB="0" distL="0" distR="0" wp14:anchorId="59C872BE" wp14:editId="00FB6A9F">
             <wp:extent cx="5943600" cy="2731135"/>
@@ -9551,39 +7794,7 @@
           <w:sz w:val="22"/>
           <w:szCs w:val="22"/>
         </w:rPr>
-        <w:t xml:space="preserve">: CI runs (frontend-web): GitHub Actions run on push, </w:t>
-      </w:r>
-      <w:proofErr w:type="spellStart"/>
-      <w:r>
-        <w:rPr>
-          <w:sz w:val="22"/>
-          <w:szCs w:val="22"/>
-        </w:rPr>
-        <w:t>ESLint</w:t>
-      </w:r>
-      <w:proofErr w:type="spellEnd"/>
-      <w:r>
-        <w:rPr>
-          <w:sz w:val="22"/>
-          <w:szCs w:val="22"/>
-        </w:rPr>
-        <w:t xml:space="preserve"> passing with no warnings or errors and </w:t>
-      </w:r>
-      <w:proofErr w:type="spellStart"/>
-      <w:r>
-        <w:rPr>
-          <w:sz w:val="22"/>
-          <w:szCs w:val="22"/>
-        </w:rPr>
-        <w:t>Vitest</w:t>
-      </w:r>
-      <w:proofErr w:type="spellEnd"/>
-      <w:r>
-        <w:rPr>
-          <w:sz w:val="22"/>
-          <w:szCs w:val="22"/>
-        </w:rPr>
-        <w:t xml:space="preserve"> passing all 5 test files (18/18 tests)</w:t>
+        <w:t>: CI runs (frontend-web): GitHub Actions run on push, ESLint passing with no warnings or errors and Vitest passing all 5 test files (18/18 tests)</w:t>
       </w:r>
     </w:p>
     <w:p/>
@@ -9615,23 +7826,7 @@
         <w:spacing w:after="80"/>
       </w:pPr>
       <w:r>
-        <w:t xml:space="preserve">Test logs — the console output of every </w:t>
-      </w:r>
-      <w:proofErr w:type="spellStart"/>
-      <w:r>
-        <w:t>Vitest</w:t>
-      </w:r>
-      <w:proofErr w:type="spellEnd"/>
-      <w:r>
-        <w:t>/</w:t>
-      </w:r>
-      <w:proofErr w:type="spellStart"/>
-      <w:r>
-        <w:t>pytest</w:t>
-      </w:r>
-      <w:proofErr w:type="spellEnd"/>
-      <w:r>
-        <w:t xml:space="preserve"> run.</w:t>
+        <w:t>Test logs — the console output of every Vitest/pytest run.</w:t>
       </w:r>
     </w:p>
     <w:p>
@@ -9644,33 +7839,7 @@
         <w:spacing w:after="80"/>
       </w:pPr>
       <w:r>
-        <w:t>Coverage reports — the v8/</w:t>
-      </w:r>
-      <w:proofErr w:type="spellStart"/>
-      <w:r>
-        <w:t>pytest-cov</w:t>
-      </w:r>
-      <w:proofErr w:type="spellEnd"/>
-      <w:r>
-        <w:t xml:space="preserve"> summary produced by the "</w:t>
-      </w:r>
-      <w:proofErr w:type="spellStart"/>
-      <w:proofErr w:type="gramStart"/>
-      <w:r>
-        <w:t>test:cov</w:t>
-      </w:r>
-      <w:proofErr w:type="spellEnd"/>
-      <w:proofErr w:type="gramEnd"/>
-      <w:r>
-        <w:t>" / "--</w:t>
-      </w:r>
-      <w:proofErr w:type="spellStart"/>
-      <w:r>
-        <w:t>cov</w:t>
-      </w:r>
-      <w:proofErr w:type="spellEnd"/>
-      <w:r>
-        <w:t>" commands.</w:t>
+        <w:t>Coverage reports — the v8/pytest-cov summary produced by the "test:cov" / "--cov" commands.</w:t>
       </w:r>
     </w:p>
     <w:p>
@@ -9696,15 +7865,7 @@
         <w:spacing w:after="80"/>
       </w:pPr>
       <w:r>
-        <w:t xml:space="preserve">Code inspection output — </w:t>
-      </w:r>
-      <w:proofErr w:type="spellStart"/>
-      <w:r>
-        <w:t>oxlint</w:t>
-      </w:r>
-      <w:proofErr w:type="spellEnd"/>
-      <w:r>
-        <w:t xml:space="preserve"> (backend) and next lint (frontend) results.</w:t>
+        <w:t>Code inspection output — oxlint (backend) and next lint (frontend) results.</w:t>
       </w:r>
     </w:p>
     <w:p>
@@ -9717,15 +7878,7 @@
         <w:spacing w:after="80"/>
       </w:pPr>
       <w:r>
-        <w:t xml:space="preserve">Database schema/performance snapshots — from Prisma Studio / </w:t>
-      </w:r>
-      <w:proofErr w:type="spellStart"/>
-      <w:r>
-        <w:t>psql</w:t>
-      </w:r>
-      <w:proofErr w:type="spellEnd"/>
-      <w:r>
-        <w:t>.</w:t>
+        <w:t>Database schema/performance snapshots — from Prisma Studio / psql.</w:t>
       </w:r>
     </w:p>
     <w:p>
@@ -9747,7 +7900,7 @@
       </w:pPr>
       <w:bookmarkStart w:id="19" w:name="_Toc241418650"/>
       <w:r>
-        <w:t>4.1 Test Evaluation Summary (as actually run, 2026-09-26)</w:t>
+        <w:t>4.1 Test Evaluation Summary (as actually run, 2026-09-27)</w:t>
       </w:r>
       <w:bookmarkEnd w:id="19"/>
     </w:p>
@@ -9774,12 +7927,6 @@
         <w:gridCol w:w="4300"/>
       </w:tblGrid>
       <w:tr>
-        <w:tblPrEx>
-          <w:tblCellMar>
-            <w:top w:w="0" w:type="dxa"/>
-            <w:bottom w:w="0" w:type="dxa"/>
-          </w:tblCellMar>
-        </w:tblPrEx>
         <w:trPr>
           <w:tblHeader/>
         </w:trPr>
@@ -9875,12 +8022,6 @@
         </w:tc>
       </w:tr>
       <w:tr>
-        <w:tblPrEx>
-          <w:tblCellMar>
-            <w:top w:w="0" w:type="dxa"/>
-            <w:bottom w:w="0" w:type="dxa"/>
-          </w:tblCellMar>
-        </w:tblPrEx>
         <w:tc>
           <w:tcPr>
             <w:tcW w:w="1750" w:type="dxa"/>
@@ -9924,21 +8065,12 @@
             </w:tcMar>
           </w:tcPr>
           <w:p>
-            <w:proofErr w:type="spellStart"/>
-            <w:r>
-              <w:rPr>
-                <w:sz w:val="19"/>
-                <w:szCs w:val="19"/>
-              </w:rPr>
-              <w:t>npm</w:t>
-            </w:r>
-            <w:proofErr w:type="spellEnd"/>
-            <w:r>
-              <w:rPr>
-                <w:sz w:val="19"/>
-                <w:szCs w:val="19"/>
-              </w:rPr>
-              <w:t xml:space="preserve"> run lint</w:t>
+            <w:r>
+              <w:rPr>
+                <w:sz w:val="19"/>
+                <w:szCs w:val="19"/>
+              </w:rPr>
+              <w:t>npm run lint</w:t>
             </w:r>
           </w:p>
         </w:tc>
@@ -9964,34 +8096,12 @@
                 <w:sz w:val="19"/>
                 <w:szCs w:val="19"/>
               </w:rPr>
-              <w:t>0 errors (</w:t>
-            </w:r>
-            <w:proofErr w:type="spellStart"/>
-            <w:r>
-              <w:rPr>
-                <w:sz w:val="19"/>
-                <w:szCs w:val="19"/>
-              </w:rPr>
-              <w:t>oxlint</w:t>
-            </w:r>
-            <w:proofErr w:type="spellEnd"/>
-            <w:r>
-              <w:rPr>
-                <w:sz w:val="19"/>
-                <w:szCs w:val="19"/>
-              </w:rPr>
-              <w:t>)</w:t>
+              <w:t>0 errors (oxlint)</w:t>
             </w:r>
           </w:p>
         </w:tc>
       </w:tr>
       <w:tr>
-        <w:tblPrEx>
-          <w:tblCellMar>
-            <w:top w:w="0" w:type="dxa"/>
-            <w:bottom w:w="0" w:type="dxa"/>
-          </w:tblCellMar>
-        </w:tblPrEx>
         <w:tc>
           <w:tcPr>
             <w:tcW w:w="1750" w:type="dxa"/>
@@ -10035,21 +8145,12 @@
             </w:tcMar>
           </w:tcPr>
           <w:p>
-            <w:proofErr w:type="spellStart"/>
-            <w:r>
-              <w:rPr>
-                <w:sz w:val="19"/>
-                <w:szCs w:val="19"/>
-              </w:rPr>
-              <w:t>npm</w:t>
-            </w:r>
-            <w:proofErr w:type="spellEnd"/>
-            <w:r>
-              <w:rPr>
-                <w:sz w:val="19"/>
-                <w:szCs w:val="19"/>
-              </w:rPr>
-              <w:t xml:space="preserve"> test</w:t>
+            <w:r>
+              <w:rPr>
+                <w:sz w:val="19"/>
+                <w:szCs w:val="19"/>
+              </w:rPr>
+              <w:t>npm test</w:t>
             </w:r>
           </w:p>
         </w:tc>
@@ -10081,12 +8182,6 @@
         </w:tc>
       </w:tr>
       <w:tr>
-        <w:tblPrEx>
-          <w:tblCellMar>
-            <w:top w:w="0" w:type="dxa"/>
-            <w:bottom w:w="0" w:type="dxa"/>
-          </w:tblCellMar>
-        </w:tblPrEx>
         <w:tc>
           <w:tcPr>
             <w:tcW w:w="1750" w:type="dxa"/>
@@ -10130,33 +8225,13 @@
             </w:tcMar>
           </w:tcPr>
           <w:p>
-            <w:proofErr w:type="spellStart"/>
-            <w:r>
-              <w:rPr>
-                <w:sz w:val="19"/>
-                <w:szCs w:val="19"/>
-              </w:rPr>
-              <w:t>npm</w:t>
-            </w:r>
-            <w:proofErr w:type="spellEnd"/>
-            <w:r>
-              <w:rPr>
-                <w:sz w:val="19"/>
-                <w:szCs w:val="19"/>
-              </w:rPr>
-              <w:t xml:space="preserve"> run </w:t>
-            </w:r>
-            <w:proofErr w:type="spellStart"/>
-            <w:proofErr w:type="gramStart"/>
-            <w:r>
-              <w:rPr>
-                <w:sz w:val="19"/>
-                <w:szCs w:val="19"/>
-              </w:rPr>
-              <w:t>test:cov</w:t>
-            </w:r>
-            <w:proofErr w:type="spellEnd"/>
-            <w:proofErr w:type="gramEnd"/>
+            <w:r>
+              <w:rPr>
+                <w:sz w:val="19"/>
+                <w:szCs w:val="19"/>
+              </w:rPr>
+              <w:t>npm run test:cov</w:t>
+            </w:r>
           </w:p>
         </w:tc>
         <w:tc>
@@ -10187,12 +8262,6 @@
         </w:tc>
       </w:tr>
       <w:tr>
-        <w:tblPrEx>
-          <w:tblCellMar>
-            <w:top w:w="0" w:type="dxa"/>
-            <w:bottom w:w="0" w:type="dxa"/>
-          </w:tblCellMar>
-        </w:tblPrEx>
         <w:tc>
           <w:tcPr>
             <w:tcW w:w="1750" w:type="dxa"/>
@@ -10236,37 +8305,12 @@
             </w:tcMar>
           </w:tcPr>
           <w:p>
-            <w:proofErr w:type="spellStart"/>
-            <w:r>
-              <w:rPr>
-                <w:sz w:val="19"/>
-                <w:szCs w:val="19"/>
-              </w:rPr>
-              <w:t>npm</w:t>
-            </w:r>
-            <w:proofErr w:type="spellEnd"/>
-            <w:r>
-              <w:rPr>
-                <w:sz w:val="19"/>
-                <w:szCs w:val="19"/>
-              </w:rPr>
-              <w:t xml:space="preserve"> run </w:t>
-            </w:r>
-            <w:proofErr w:type="gramStart"/>
-            <w:r>
-              <w:rPr>
-                <w:sz w:val="19"/>
-                <w:szCs w:val="19"/>
-              </w:rPr>
-              <w:t>test:e</w:t>
-            </w:r>
-            <w:proofErr w:type="gramEnd"/>
-            <w:r>
-              <w:rPr>
-                <w:sz w:val="19"/>
-                <w:szCs w:val="19"/>
-              </w:rPr>
-              <w:t>2e</w:t>
+            <w:r>
+              <w:rPr>
+                <w:sz w:val="19"/>
+                <w:szCs w:val="19"/>
+              </w:rPr>
+              <w:t>npm run test:e2e</w:t>
             </w:r>
           </w:p>
         </w:tc>
@@ -10298,12 +8342,6 @@
         </w:tc>
       </w:tr>
       <w:tr>
-        <w:tblPrEx>
-          <w:tblCellMar>
-            <w:top w:w="0" w:type="dxa"/>
-            <w:bottom w:w="0" w:type="dxa"/>
-          </w:tblCellMar>
-        </w:tblPrEx>
         <w:tc>
           <w:tcPr>
             <w:tcW w:w="1750" w:type="dxa"/>
@@ -10326,7 +8364,7 @@
                 <w:sz w:val="19"/>
                 <w:szCs w:val="19"/>
               </w:rPr>
-              <w:t>frontend-web</w:t>
+              <w:t>backend</w:t>
             </w:r>
           </w:p>
         </w:tc>
@@ -10347,21 +8385,12 @@
             </w:tcMar>
           </w:tcPr>
           <w:p>
-            <w:proofErr w:type="spellStart"/>
-            <w:r>
-              <w:rPr>
-                <w:sz w:val="19"/>
-                <w:szCs w:val="19"/>
-              </w:rPr>
-              <w:t>npm</w:t>
-            </w:r>
-            <w:proofErr w:type="spellEnd"/>
-            <w:r>
-              <w:rPr>
-                <w:sz w:val="19"/>
-                <w:szCs w:val="19"/>
-              </w:rPr>
-              <w:t xml:space="preserve"> run lint</w:t>
+            <w:r>
+              <w:rPr>
+                <w:sz w:val="19"/>
+                <w:szCs w:val="19"/>
+              </w:rPr>
+              <w:t>npx autocannon -c 20 -d 30 http://localhost:3001/listings</w:t>
             </w:r>
           </w:p>
         </w:tc>
@@ -10387,18 +8416,12 @@
                 <w:sz w:val="19"/>
                 <w:szCs w:val="19"/>
               </w:rPr>
-              <w:t>0 errors/warnings (next lint)</w:t>
+              <w:t>avg 394 req/sec, p50 50 ms, p99 68 ms, ~12k requests in 30 s (20 connections, local)</w:t>
             </w:r>
           </w:p>
         </w:tc>
       </w:tr>
       <w:tr>
-        <w:tblPrEx>
-          <w:tblCellMar>
-            <w:top w:w="0" w:type="dxa"/>
-            <w:bottom w:w="0" w:type="dxa"/>
-          </w:tblCellMar>
-        </w:tblPrEx>
         <w:tc>
           <w:tcPr>
             <w:tcW w:w="1750" w:type="dxa"/>
@@ -10442,21 +8465,12 @@
             </w:tcMar>
           </w:tcPr>
           <w:p>
-            <w:proofErr w:type="spellStart"/>
-            <w:r>
-              <w:rPr>
-                <w:sz w:val="19"/>
-                <w:szCs w:val="19"/>
-              </w:rPr>
-              <w:t>npm</w:t>
-            </w:r>
-            <w:proofErr w:type="spellEnd"/>
-            <w:r>
-              <w:rPr>
-                <w:sz w:val="19"/>
-                <w:szCs w:val="19"/>
-              </w:rPr>
-              <w:t xml:space="preserve"> test</w:t>
+            <w:r>
+              <w:rPr>
+                <w:sz w:val="19"/>
+                <w:szCs w:val="19"/>
+              </w:rPr>
+              <w:t>npm run lint</w:t>
             </w:r>
           </w:p>
         </w:tc>
@@ -10482,18 +8496,12 @@
                 <w:sz w:val="19"/>
                 <w:szCs w:val="19"/>
               </w:rPr>
-              <w:t>18 passed, 0 failed — 5 spec files</w:t>
+              <w:t>0 errors/warnings (next lint)</w:t>
             </w:r>
           </w:p>
         </w:tc>
       </w:tr>
       <w:tr>
-        <w:tblPrEx>
-          <w:tblCellMar>
-            <w:top w:w="0" w:type="dxa"/>
-            <w:bottom w:w="0" w:type="dxa"/>
-          </w:tblCellMar>
-        </w:tblPrEx>
         <w:tc>
           <w:tcPr>
             <w:tcW w:w="1750" w:type="dxa"/>
@@ -10538,33 +8546,13 @@
             </w:tcMar>
           </w:tcPr>
           <w:p>
-            <w:proofErr w:type="spellStart"/>
-            <w:r>
-              <w:rPr>
-                <w:sz w:val="19"/>
-                <w:szCs w:val="19"/>
-              </w:rPr>
-              <w:t>npm</w:t>
-            </w:r>
-            <w:proofErr w:type="spellEnd"/>
-            <w:r>
-              <w:rPr>
-                <w:sz w:val="19"/>
-                <w:szCs w:val="19"/>
-              </w:rPr>
-              <w:t xml:space="preserve"> run </w:t>
-            </w:r>
-            <w:proofErr w:type="spellStart"/>
-            <w:proofErr w:type="gramStart"/>
-            <w:r>
-              <w:rPr>
-                <w:sz w:val="19"/>
-                <w:szCs w:val="19"/>
-              </w:rPr>
-              <w:t>test:cov</w:t>
-            </w:r>
-            <w:proofErr w:type="spellEnd"/>
-            <w:proofErr w:type="gramEnd"/>
+            <w:r>
+              <w:rPr>
+                <w:sz w:val="19"/>
+                <w:szCs w:val="19"/>
+              </w:rPr>
+              <w:t>npm test</w:t>
+            </w:r>
           </w:p>
         </w:tc>
         <w:tc>
@@ -10589,18 +8577,12 @@
                 <w:sz w:val="19"/>
                 <w:szCs w:val="19"/>
               </w:rPr>
-              <w:t>75.34% statements / 65.90% branches / 83.33% functions / 76.92% lines</w:t>
+              <w:t>18 passed, 0 failed — 5 spec files</w:t>
             </w:r>
           </w:p>
         </w:tc>
       </w:tr>
       <w:tr>
-        <w:tblPrEx>
-          <w:tblCellMar>
-            <w:top w:w="0" w:type="dxa"/>
-            <w:bottom w:w="0" w:type="dxa"/>
-          </w:tblCellMar>
-        </w:tblPrEx>
         <w:tc>
           <w:tcPr>
             <w:tcW w:w="1750" w:type="dxa"/>
@@ -10644,21 +8626,12 @@
             </w:tcMar>
           </w:tcPr>
           <w:p>
-            <w:proofErr w:type="spellStart"/>
-            <w:r>
-              <w:rPr>
-                <w:sz w:val="19"/>
-                <w:szCs w:val="19"/>
-              </w:rPr>
-              <w:t>npx</w:t>
-            </w:r>
-            <w:proofErr w:type="spellEnd"/>
-            <w:r>
-              <w:rPr>
-                <w:sz w:val="19"/>
-                <w:szCs w:val="19"/>
-              </w:rPr>
-              <w:t xml:space="preserve"> playwright test</w:t>
+            <w:r>
+              <w:rPr>
+                <w:sz w:val="19"/>
+                <w:szCs w:val="19"/>
+              </w:rPr>
+              <w:t>npm run test:cov</w:t>
             </w:r>
           </w:p>
         </w:tc>
@@ -10684,34 +8657,12 @@
                 <w:sz w:val="19"/>
                 <w:szCs w:val="19"/>
               </w:rPr>
-              <w:t xml:space="preserve">1 passed (unauthenticated redirect), 3 skipped (need a seeded </w:t>
-            </w:r>
-            <w:proofErr w:type="spellStart"/>
-            <w:r>
-              <w:rPr>
-                <w:sz w:val="19"/>
-                <w:szCs w:val="19"/>
-              </w:rPr>
-              <w:t>Keycloak</w:t>
-            </w:r>
-            <w:proofErr w:type="spellEnd"/>
-            <w:r>
-              <w:rPr>
-                <w:sz w:val="19"/>
-                <w:szCs w:val="19"/>
-              </w:rPr>
-              <w:t xml:space="preserve"> session)</w:t>
+              <w:t>75.34% statements / 65.90% branches / 83.33% functions / 76.92% lines</w:t>
             </w:r>
           </w:p>
         </w:tc>
       </w:tr>
       <w:tr>
-        <w:tblPrEx>
-          <w:tblCellMar>
-            <w:top w:w="0" w:type="dxa"/>
-            <w:bottom w:w="0" w:type="dxa"/>
-          </w:tblCellMar>
-        </w:tblPrEx>
         <w:tc>
           <w:tcPr>
             <w:tcW w:w="1750" w:type="dxa"/>
@@ -10734,7 +8685,7 @@
                 <w:sz w:val="19"/>
                 <w:szCs w:val="19"/>
               </w:rPr>
-              <w:t>ai-backend</w:t>
+              <w:t>frontend-web</w:t>
             </w:r>
           </w:p>
         </w:tc>
@@ -10755,21 +8706,12 @@
             </w:tcMar>
           </w:tcPr>
           <w:p>
-            <w:proofErr w:type="spellStart"/>
-            <w:r>
-              <w:rPr>
-                <w:sz w:val="19"/>
-                <w:szCs w:val="19"/>
-              </w:rPr>
-              <w:t>pytest</w:t>
-            </w:r>
-            <w:proofErr w:type="spellEnd"/>
-            <w:r>
-              <w:rPr>
-                <w:sz w:val="19"/>
-                <w:szCs w:val="19"/>
-              </w:rPr>
-              <w:t xml:space="preserve"> -m "not external" -q</w:t>
+            <w:r>
+              <w:rPr>
+                <w:sz w:val="19"/>
+                <w:szCs w:val="19"/>
+              </w:rPr>
+              <w:t>npx playwright test</w:t>
             </w:r>
           </w:p>
         </w:tc>
@@ -10795,18 +8737,12 @@
                 <w:sz w:val="19"/>
                 <w:szCs w:val="19"/>
               </w:rPr>
-              <w:t>544 passed, 0 failed — 42 files (pre-existing suite, unmodified)</w:t>
+              <w:t>1 passed (unauthenticated redirect), 3 skipped (need a seeded Keycloak session) — from the 2026-09-26 run, not re-run 2026-09-27</w:t>
             </w:r>
           </w:p>
         </w:tc>
       </w:tr>
       <w:tr>
-        <w:tblPrEx>
-          <w:tblCellMar>
-            <w:top w:w="0" w:type="dxa"/>
-            <w:bottom w:w="0" w:type="dxa"/>
-          </w:tblCellMar>
-        </w:tblPrEx>
         <w:tc>
           <w:tcPr>
             <w:tcW w:w="1750" w:type="dxa"/>
@@ -10855,6 +8791,86 @@
                 <w:sz w:val="19"/>
                 <w:szCs w:val="19"/>
               </w:rPr>
+              <w:t>python -m pytest -m "not external" -q</w:t>
+            </w:r>
+          </w:p>
+        </w:tc>
+        <w:tc>
+          <w:tcPr>
+            <w:tcW w:w="4300" w:type="dxa"/>
+            <w:tcBorders>
+              <w:top w:val="single" w:sz="4" w:space="0" w:color="BFBFBF"/>
+              <w:left w:val="single" w:sz="4" w:space="0" w:color="BFBFBF"/>
+              <w:bottom w:val="single" w:sz="4" w:space="0" w:color="BFBFBF"/>
+              <w:right w:val="single" w:sz="4" w:space="0" w:color="BFBFBF"/>
+            </w:tcBorders>
+            <w:tcMar>
+              <w:top w:w="80" w:type="dxa"/>
+              <w:left w:w="100" w:type="dxa"/>
+              <w:bottom w:w="80" w:type="dxa"/>
+              <w:right w:w="100" w:type="dxa"/>
+            </w:tcMar>
+          </w:tcPr>
+          <w:p>
+            <w:r>
+              <w:rPr>
+                <w:sz w:val="19"/>
+                <w:szCs w:val="19"/>
+              </w:rPr>
+              <w:t>544 passed, 0 failed — 42 files (pre-existing suite, unmodified)</w:t>
+            </w:r>
+          </w:p>
+        </w:tc>
+      </w:tr>
+      <w:tr>
+        <w:tc>
+          <w:tcPr>
+            <w:tcW w:w="1750" w:type="dxa"/>
+            <w:tcBorders>
+              <w:top w:val="single" w:sz="4" w:space="0" w:color="BFBFBF"/>
+              <w:left w:val="single" w:sz="4" w:space="0" w:color="BFBFBF"/>
+              <w:bottom w:val="single" w:sz="4" w:space="0" w:color="BFBFBF"/>
+              <w:right w:val="single" w:sz="4" w:space="0" w:color="BFBFBF"/>
+            </w:tcBorders>
+            <w:tcMar>
+              <w:top w:w="80" w:type="dxa"/>
+              <w:left w:w="100" w:type="dxa"/>
+              <w:bottom w:w="80" w:type="dxa"/>
+              <w:right w:w="100" w:type="dxa"/>
+            </w:tcMar>
+          </w:tcPr>
+          <w:p>
+            <w:r>
+              <w:rPr>
+                <w:sz w:val="19"/>
+                <w:szCs w:val="19"/>
+              </w:rPr>
+              <w:t>ai-backend</w:t>
+            </w:r>
+          </w:p>
+        </w:tc>
+        <w:tc>
+          <w:tcPr>
+            <w:tcW w:w="3300" w:type="dxa"/>
+            <w:tcBorders>
+              <w:top w:val="single" w:sz="4" w:space="0" w:color="BFBFBF"/>
+              <w:left w:val="single" w:sz="4" w:space="0" w:color="BFBFBF"/>
+              <w:bottom w:val="single" w:sz="4" w:space="0" w:color="BFBFBF"/>
+              <w:right w:val="single" w:sz="4" w:space="0" w:color="BFBFBF"/>
+            </w:tcBorders>
+            <w:tcMar>
+              <w:top w:w="80" w:type="dxa"/>
+              <w:left w:w="100" w:type="dxa"/>
+              <w:bottom w:w="80" w:type="dxa"/>
+              <w:right w:w="100" w:type="dxa"/>
+            </w:tcMar>
+          </w:tcPr>
+          <w:p>
+            <w:r>
+              <w:rPr>
+                <w:sz w:val="19"/>
+                <w:szCs w:val="19"/>
+              </w:rPr>
               <w:t>scripts/e2e_check.py</w:t>
             </w:r>
           </w:p>
@@ -10881,7 +8897,7 @@
                 <w:sz w:val="19"/>
                 <w:szCs w:val="19"/>
               </w:rPr>
-              <w:t>11/12 (91.7%) golden scenarios — cited from the 2026-09-03 record, not re-run this session</w:t>
+              <w:t>10/12 (83.3%) golden scenarios, live run 2026-09-27 — below the ≥ 11/12 target; see §3.1.7</w:t>
             </w:r>
           </w:p>
         </w:tc>
@@ -10898,6 +8914,9 @@
         <w:spacing w:after="200"/>
       </w:pPr>
       <w:r>
+        <w:rPr>
+          <w:noProof/>
+        </w:rPr>
         <w:drawing>
           <wp:inline distT="0" distB="0" distL="0" distR="0" wp14:anchorId="17810ACD" wp14:editId="061BED7C">
             <wp:extent cx="5943600" cy="3969385"/>
@@ -11006,6 +9025,9 @@
         <w:spacing w:after="200"/>
       </w:pPr>
       <w:r>
+        <w:rPr>
+          <w:noProof/>
+        </w:rPr>
         <w:lastRenderedPageBreak/>
         <w:drawing>
           <wp:inline distT="0" distB="0" distL="0" distR="0" wp14:anchorId="7B443DA7" wp14:editId="0F488CE0">
@@ -11109,54 +9131,59 @@
         <w:spacing w:after="160"/>
       </w:pPr>
       <w:r>
-        <w:t xml:space="preserve">One real defect was found and fixed while writing these tests: </w:t>
-      </w:r>
-      <w:proofErr w:type="spellStart"/>
-      <w:proofErr w:type="gramStart"/>
-      <w:r>
-        <w:t>explore.service</w:t>
-      </w:r>
-      <w:proofErr w:type="gramEnd"/>
-      <w:r>
-        <w:t>.ts’s</w:t>
-      </w:r>
-      <w:proofErr w:type="spellEnd"/>
-      <w:r>
-        <w:t xml:space="preserve"> </w:t>
-      </w:r>
-      <w:proofErr w:type="spellStart"/>
-      <w:r>
-        <w:t>searchEvents</w:t>
-      </w:r>
-      <w:proofErr w:type="spellEnd"/>
-      <w:r>
-        <w:t xml:space="preserve"> built its Prisma "where" clause with two separate object spreads both keyed </w:t>
-      </w:r>
-      <w:proofErr w:type="spellStart"/>
-      <w:r>
-        <w:t>start_datetime</w:t>
-      </w:r>
-      <w:proofErr w:type="spellEnd"/>
-      <w:r>
-        <w:t xml:space="preserve"> (one for the "from" bound, one for "to"); the second silently overwrote the first, so a request supplying both bounds dropped the "from" filter entirely. Caught by </w:t>
-      </w:r>
-      <w:proofErr w:type="spellStart"/>
-      <w:proofErr w:type="gramStart"/>
-      <w:r>
-        <w:t>explore.service</w:t>
-      </w:r>
-      <w:proofErr w:type="gramEnd"/>
-      <w:r>
-        <w:t>.</w:t>
-      </w:r>
-      <w:proofErr w:type="gramStart"/>
-      <w:r>
-        <w:t>spec.ts’s</w:t>
-      </w:r>
-      <w:proofErr w:type="spellEnd"/>
-      <w:proofErr w:type="gramEnd"/>
-      <w:r>
-        <w:t xml:space="preserve"> date-window test, fixed by merging both bounds into a single spread, and reverified passing.</w:t>
+        <w:t>Real defects found during this test effort (2026-09-26 and 2026-09-27):</w:t>
+      </w:r>
+    </w:p>
+    <w:p>
+      <w:pPr>
+        <w:pStyle w:val="ListParagraph"/>
+        <w:numPr>
+          <w:ilvl w:val="0"/>
+          <w:numId w:val="2"/>
+        </w:numPr>
+        <w:spacing w:after="80"/>
+      </w:pPr>
+      <w:r>
+        <w:t>explore.service.ts searchEvents (fixed): the Prisma "where" clause was built with two separate object spreads both keyed start_datetime (one for the "from" bound, one for "to"); the second silently overwrote the first, so a request supplying both bounds dropped the "from" filter. Caught by explore.service.spec.ts’s date-window test, fixed by merging both bounds into one spread, and reverified passing.</w:t>
+      </w:r>
+    </w:p>
+    <w:p>
+      <w:pPr>
+        <w:pStyle w:val="ListParagraph"/>
+        <w:numPr>
+          <w:ilvl w:val="0"/>
+          <w:numId w:val="2"/>
+        </w:numPr>
+        <w:spacing w:after="80"/>
+      </w:pPr>
+      <w:r>
+        <w:t>scripts/e2e_check.py (fixed): scenarios 7–9 patched app.tools.registry.get_weather / get_disaster_info / get_free_days, which an earlier refactor had moved out of the registry, so all three crashed before testing anything. They now patch the functions where they are used (app.core.context_resolver).</w:t>
+      </w:r>
+    </w:p>
+    <w:p>
+      <w:pPr>
+        <w:pStyle w:val="ListParagraph"/>
+        <w:numPr>
+          <w:ilvl w:val="0"/>
+          <w:numId w:val="2"/>
+        </w:numPr>
+        <w:spacing w:after="80"/>
+      </w:pPr>
+      <w:r>
+        <w:t>Orchestrator follow-up crash (open): on a follow-up turn, when the planner fails (here after Gemini 504 timeouts), _verify_node in app/core/orchestrator.py still sees the previous turn’s itinerary, skips its "no plan produced" guard, and calls PlannerOutput.model_validate(None), which raises. Reproduced by golden scenario 6; the request should degrade to the fallback plan instead.</w:t>
+      </w:r>
+    </w:p>
+    <w:p>
+      <w:pPr>
+        <w:pStyle w:val="ListParagraph"/>
+        <w:numPr>
+          <w:ilvl w:val="0"/>
+          <w:numId w:val="2"/>
+        </w:numPr>
+        <w:spacing w:after="80"/>
+      </w:pPr>
+      <w:r>
+        <w:t>CI configuration (fixed): the first-push failures in all three repos, described in §3.1.8.</w:t>
       </w:r>
     </w:p>
     <w:p>
@@ -11174,23 +9201,7 @@
         <w:spacing w:after="160"/>
       </w:pPr>
       <w:r>
-        <w:t xml:space="preserve">Unit tests (backend, </w:t>
-      </w:r>
-      <w:proofErr w:type="gramStart"/>
-      <w:r>
-        <w:t>frontend-</w:t>
-      </w:r>
-      <w:proofErr w:type="gramEnd"/>
-      <w:r>
-        <w:t xml:space="preserve">web, ai-backend) run on every push via CI (§3.1.8) and locally on every relevant change. Coverage reports are generated on demand, not gated. Playwright’s authenticated scenarios and the AI backend’s golden-scenario harness are run manually against a live stack before any release, following </w:t>
-      </w:r>
-      <w:proofErr w:type="spellStart"/>
-      <w:r>
-        <w:t>RUNNING.md’s</w:t>
-      </w:r>
-      <w:proofErr w:type="spellEnd"/>
-      <w:r>
-        <w:t xml:space="preserve"> startup order.</w:t>
+        <w:t>Unit tests (backend, frontend-web, ai-backend) run on every push via CI (§3.1.8) and locally on every relevant change. Coverage reports are generated on demand, not gated. Playwright’s authenticated scenarios and the AI backend’s golden-scenario harness are run manually against a live stack before any release, following RUNNING.md’s startup order.</w:t>
       </w:r>
     </w:p>
     <w:p>
@@ -11234,12 +9245,6 @@
         <w:gridCol w:w="3250"/>
       </w:tblGrid>
       <w:tr>
-        <w:tblPrEx>
-          <w:tblCellMar>
-            <w:top w:w="0" w:type="dxa"/>
-            <w:bottom w:w="0" w:type="dxa"/>
-          </w:tblCellMar>
-        </w:tblPrEx>
         <w:trPr>
           <w:tblHeader/>
         </w:trPr>
@@ -11269,6 +9274,7 @@
                 <w:sz w:val="20"/>
                 <w:szCs w:val="20"/>
               </w:rPr>
+              <w:lastRenderedPageBreak/>
               <w:t>Risk</w:t>
             </w:r>
           </w:p>
@@ -11335,12 +9341,6 @@
         </w:tc>
       </w:tr>
       <w:tr>
-        <w:tblPrEx>
-          <w:tblCellMar>
-            <w:top w:w="0" w:type="dxa"/>
-            <w:bottom w:w="0" w:type="dxa"/>
-          </w:tblCellMar>
-        </w:tblPrEx>
         <w:tc>
           <w:tcPr>
             <w:tcW w:w="2700" w:type="dxa"/>
@@ -11358,21 +9358,12 @@
             </w:tcMar>
           </w:tcPr>
           <w:p>
-            <w:proofErr w:type="spellStart"/>
-            <w:r>
-              <w:rPr>
-                <w:sz w:val="19"/>
-                <w:szCs w:val="19"/>
-              </w:rPr>
-              <w:t>Groq</w:t>
-            </w:r>
-            <w:proofErr w:type="spellEnd"/>
-            <w:r>
-              <w:rPr>
-                <w:sz w:val="19"/>
-                <w:szCs w:val="19"/>
-              </w:rPr>
-              <w:t xml:space="preserve"> free-tier token-per-minute ceiling throttles the LLM failover chain</w:t>
+            <w:r>
+              <w:rPr>
+                <w:sz w:val="19"/>
+                <w:szCs w:val="19"/>
+              </w:rPr>
+              <w:t>Groq free-tier token-per-minute ceiling throttles the LLM failover chain</w:t>
             </w:r>
           </w:p>
         </w:tc>
@@ -11398,23 +9389,7 @@
                 <w:sz w:val="19"/>
                 <w:szCs w:val="19"/>
               </w:rPr>
-              <w:t xml:space="preserve">Gemini is primary, </w:t>
-            </w:r>
-            <w:proofErr w:type="spellStart"/>
-            <w:r>
-              <w:rPr>
-                <w:sz w:val="19"/>
-                <w:szCs w:val="19"/>
-              </w:rPr>
-              <w:t>Groq</w:t>
-            </w:r>
-            <w:proofErr w:type="spellEnd"/>
-            <w:r>
-              <w:rPr>
-                <w:sz w:val="19"/>
-                <w:szCs w:val="19"/>
-              </w:rPr>
-              <w:t xml:space="preserve"> is failover only; accepted as a genuine capacity limit, not a bug</w:t>
+              <w:t>Gemini is primary, Groq is failover only; accepted as a genuine capacity limit, not a bug</w:t>
             </w:r>
           </w:p>
         </w:tc>
@@ -11446,12 +9421,6 @@
         </w:tc>
       </w:tr>
       <w:tr>
-        <w:tblPrEx>
-          <w:tblCellMar>
-            <w:top w:w="0" w:type="dxa"/>
-            <w:bottom w:w="0" w:type="dxa"/>
-          </w:tblCellMar>
-        </w:tblPrEx>
         <w:tc>
           <w:tcPr>
             <w:tcW w:w="2700" w:type="dxa"/>
@@ -11469,37 +9438,12 @@
             </w:tcMar>
           </w:tcPr>
           <w:p>
-            <w:proofErr w:type="spellStart"/>
-            <w:r>
-              <w:rPr>
-                <w:sz w:val="19"/>
-                <w:szCs w:val="19"/>
-              </w:rPr>
-              <w:t>Nominatim</w:t>
-            </w:r>
-            <w:proofErr w:type="spellEnd"/>
-            <w:r>
-              <w:rPr>
-                <w:sz w:val="19"/>
-                <w:szCs w:val="19"/>
-              </w:rPr>
-              <w:t xml:space="preserve"> (1 req/sec) / </w:t>
-            </w:r>
-            <w:proofErr w:type="spellStart"/>
-            <w:r>
-              <w:rPr>
-                <w:sz w:val="19"/>
-                <w:szCs w:val="19"/>
-              </w:rPr>
-              <w:t>OpenRouteService</w:t>
-            </w:r>
-            <w:proofErr w:type="spellEnd"/>
-            <w:r>
-              <w:rPr>
-                <w:sz w:val="19"/>
-                <w:szCs w:val="19"/>
-              </w:rPr>
-              <w:t xml:space="preserve"> (500/day) quota exhaustion</w:t>
+            <w:r>
+              <w:rPr>
+                <w:sz w:val="19"/>
+                <w:szCs w:val="19"/>
+              </w:rPr>
+              <w:t>Nominatim (1 req/sec) / OpenRouteService (500/day) quota exhaustion</w:t>
             </w:r>
           </w:p>
         </w:tc>
@@ -11557,12 +9501,6 @@
         </w:tc>
       </w:tr>
       <w:tr>
-        <w:tblPrEx>
-          <w:tblCellMar>
-            <w:top w:w="0" w:type="dxa"/>
-            <w:bottom w:w="0" w:type="dxa"/>
-          </w:tblCellMar>
-        </w:tblPrEx>
         <w:tc>
           <w:tcPr>
             <w:tcW w:w="2700" w:type="dxa"/>
@@ -11606,29 +9544,12 @@
             </w:tcMar>
           </w:tcPr>
           <w:p>
-            <w:proofErr w:type="spellStart"/>
-            <w:r>
-              <w:rPr>
-                <w:sz w:val="19"/>
-                <w:szCs w:val="19"/>
-              </w:rPr>
-              <w:t>NestJS</w:t>
-            </w:r>
-            <w:proofErr w:type="spellEnd"/>
-            <w:r>
-              <w:rPr>
-                <w:sz w:val="19"/>
-                <w:szCs w:val="19"/>
-              </w:rPr>
-              <w:t xml:space="preserve"> is the sole trust boundary; the AI backend must be network-isolated from </w:t>
-            </w:r>
-            <w:r>
-              <w:rPr>
-                <w:sz w:val="19"/>
-                <w:szCs w:val="19"/>
-              </w:rPr>
-              <w:lastRenderedPageBreak/>
-              <w:t>anything but the backend in every deployed environment</w:t>
+            <w:r>
+              <w:rPr>
+                <w:sz w:val="19"/>
+                <w:szCs w:val="19"/>
+              </w:rPr>
+              <w:t>NestJS is the sole trust boundary; the AI backend must be network-isolated from anything but the backend in every deployed environment</w:t>
             </w:r>
           </w:p>
         </w:tc>
@@ -11654,35 +9575,12 @@
                 <w:sz w:val="19"/>
                 <w:szCs w:val="19"/>
               </w:rPr>
-              <w:lastRenderedPageBreak/>
-              <w:t xml:space="preserve">If ever exposed directly, </w:t>
-            </w:r>
-            <w:proofErr w:type="gramStart"/>
-            <w:r>
-              <w:rPr>
-                <w:sz w:val="19"/>
-                <w:szCs w:val="19"/>
-              </w:rPr>
-              <w:t>treat</w:t>
-            </w:r>
-            <w:proofErr w:type="gramEnd"/>
-            <w:r>
-              <w:rPr>
-                <w:sz w:val="19"/>
-                <w:szCs w:val="19"/>
-              </w:rPr>
-              <w:t xml:space="preserve"> as a security incident, not a bug report</w:t>
+              <w:t>If ever exposed directly, treat as a security incident, not a bug report</w:t>
             </w:r>
           </w:p>
         </w:tc>
       </w:tr>
       <w:tr>
-        <w:tblPrEx>
-          <w:tblCellMar>
-            <w:top w:w="0" w:type="dxa"/>
-            <w:bottom w:w="0" w:type="dxa"/>
-          </w:tblCellMar>
-        </w:tblPrEx>
         <w:tc>
           <w:tcPr>
             <w:tcW w:w="2700" w:type="dxa"/>
@@ -11763,12 +9661,6 @@
         </w:tc>
       </w:tr>
       <w:tr>
-        <w:tblPrEx>
-          <w:tblCellMar>
-            <w:top w:w="0" w:type="dxa"/>
-            <w:bottom w:w="0" w:type="dxa"/>
-          </w:tblCellMar>
-        </w:tblPrEx>
         <w:tc>
           <w:tcPr>
             <w:tcW w:w="2700" w:type="dxa"/>
@@ -11786,21 +9678,12 @@
             </w:tcMar>
           </w:tcPr>
           <w:p>
-            <w:proofErr w:type="spellStart"/>
-            <w:r>
-              <w:rPr>
-                <w:sz w:val="19"/>
-                <w:szCs w:val="19"/>
-              </w:rPr>
-              <w:t>Keycloak</w:t>
-            </w:r>
-            <w:proofErr w:type="spellEnd"/>
-            <w:r>
-              <w:rPr>
-                <w:sz w:val="19"/>
-                <w:szCs w:val="19"/>
-              </w:rPr>
-              <w:t xml:space="preserve"> realm-import drift between the export file and a running instance</w:t>
+            <w:r>
+              <w:rPr>
+                <w:sz w:val="19"/>
+                <w:szCs w:val="19"/>
+              </w:rPr>
+              <w:t>Keycloak realm-import drift between the export file and a running instance</w:t>
             </w:r>
           </w:p>
         </w:tc>
@@ -11858,12 +9741,6 @@
         </w:tc>
       </w:tr>
       <w:tr>
-        <w:tblPrEx>
-          <w:tblCellMar>
-            <w:top w:w="0" w:type="dxa"/>
-            <w:bottom w:w="0" w:type="dxa"/>
-          </w:tblCellMar>
-        </w:tblPrEx>
         <w:tc>
           <w:tcPr>
             <w:tcW w:w="2700" w:type="dxa"/>
@@ -11944,12 +9821,6 @@
         </w:tc>
       </w:tr>
       <w:tr>
-        <w:tblPrEx>
-          <w:tblCellMar>
-            <w:top w:w="0" w:type="dxa"/>
-            <w:bottom w:w="0" w:type="dxa"/>
-          </w:tblCellMar>
-        </w:tblPrEx>
         <w:tc>
           <w:tcPr>
             <w:tcW w:w="2700" w:type="dxa"/>
@@ -12030,12 +9901,6 @@
         </w:tc>
       </w:tr>
       <w:tr>
-        <w:tblPrEx>
-          <w:tblCellMar>
-            <w:top w:w="0" w:type="dxa"/>
-            <w:bottom w:w="0" w:type="dxa"/>
-          </w:tblCellMar>
-        </w:tblPrEx>
         <w:tc>
           <w:tcPr>
             <w:tcW w:w="2700" w:type="dxa"/>
@@ -12058,7 +9923,7 @@
                 <w:sz w:val="19"/>
                 <w:szCs w:val="19"/>
               </w:rPr>
-              <w:t>No load-testing baseline exists</w:t>
+              <w:t>Load baseline covers one route only (/listings, local, 2026-09-27)</w:t>
             </w:r>
           </w:p>
         </w:tc>
@@ -12084,7 +9949,7 @@
                 <w:sz w:val="19"/>
                 <w:szCs w:val="19"/>
               </w:rPr>
-              <w:t>Documented as an open gap rather than an assumed-fine area</w:t>
+              <w:t>Documented as a partial baseline, not a capacity claim</w:t>
             </w:r>
           </w:p>
         </w:tc>
@@ -12110,7 +9975,87 @@
                 <w:sz w:val="19"/>
                 <w:szCs w:val="19"/>
               </w:rPr>
-              <w:t>The first load test run establishes the baseline before any capacity claim is made</w:t>
+              <w:t>Extend the baseline to other routes and a deployed environment before any capacity claim is made</w:t>
+            </w:r>
+          </w:p>
+        </w:tc>
+      </w:tr>
+      <w:tr>
+        <w:tc>
+          <w:tcPr>
+            <w:tcW w:w="2700" w:type="dxa"/>
+            <w:tcBorders>
+              <w:top w:val="single" w:sz="4" w:space="0" w:color="BFBFBF"/>
+              <w:left w:val="single" w:sz="4" w:space="0" w:color="BFBFBF"/>
+              <w:bottom w:val="single" w:sz="4" w:space="0" w:color="BFBFBF"/>
+              <w:right w:val="single" w:sz="4" w:space="0" w:color="BFBFBF"/>
+            </w:tcBorders>
+            <w:tcMar>
+              <w:top w:w="80" w:type="dxa"/>
+              <w:left w:w="100" w:type="dxa"/>
+              <w:bottom w:w="80" w:type="dxa"/>
+              <w:right w:w="100" w:type="dxa"/>
+            </w:tcMar>
+          </w:tcPr>
+          <w:p>
+            <w:r>
+              <w:rPr>
+                <w:sz w:val="19"/>
+                <w:szCs w:val="19"/>
+              </w:rPr>
+              <w:t>A follow-up turn crashes when the planner fails</w:t>
+            </w:r>
+          </w:p>
+        </w:tc>
+        <w:tc>
+          <w:tcPr>
+            <w:tcW w:w="3400" w:type="dxa"/>
+            <w:tcBorders>
+              <w:top w:val="single" w:sz="4" w:space="0" w:color="BFBFBF"/>
+              <w:left w:val="single" w:sz="4" w:space="0" w:color="BFBFBF"/>
+              <w:bottom w:val="single" w:sz="4" w:space="0" w:color="BFBFBF"/>
+              <w:right w:val="single" w:sz="4" w:space="0" w:color="BFBFBF"/>
+            </w:tcBorders>
+            <w:tcMar>
+              <w:top w:w="80" w:type="dxa"/>
+              <w:left w:w="100" w:type="dxa"/>
+              <w:bottom w:w="80" w:type="dxa"/>
+              <w:right w:w="100" w:type="dxa"/>
+            </w:tcMar>
+          </w:tcPr>
+          <w:p>
+            <w:r>
+              <w:rPr>
+                <w:sz w:val="19"/>
+                <w:szCs w:val="19"/>
+              </w:rPr>
+              <w:t>Open defect, reproduced by golden scenario 6: orchestrator.py’s _verify_node validates a missing planner output when an earlier itinerary exists</w:t>
+            </w:r>
+          </w:p>
+        </w:tc>
+        <w:tc>
+          <w:tcPr>
+            <w:tcW w:w="3250" w:type="dxa"/>
+            <w:tcBorders>
+              <w:top w:val="single" w:sz="4" w:space="0" w:color="BFBFBF"/>
+              <w:left w:val="single" w:sz="4" w:space="0" w:color="BFBFBF"/>
+              <w:bottom w:val="single" w:sz="4" w:space="0" w:color="BFBFBF"/>
+              <w:right w:val="single" w:sz="4" w:space="0" w:color="BFBFBF"/>
+            </w:tcBorders>
+            <w:tcMar>
+              <w:top w:w="80" w:type="dxa"/>
+              <w:left w:w="100" w:type="dxa"/>
+              <w:bottom w:w="80" w:type="dxa"/>
+              <w:right w:w="100" w:type="dxa"/>
+            </w:tcMar>
+          </w:tcPr>
+          <w:p>
+            <w:r>
+              <w:rPr>
+                <w:sz w:val="19"/>
+                <w:szCs w:val="19"/>
+              </w:rPr>
+              <w:t>Guard _verify_node on planner_output itself, so the request degrades to the fallback plan instead of raising</w:t>
             </w:r>
           </w:p>
         </w:tc>
@@ -12126,15 +10071,7 @@
         <w:spacing w:after="160"/>
       </w:pPr>
       <w:r>
-        <w:t xml:space="preserve">Assumptions: Docker Desktop and the documented environment files are available for anyone running the full stack; CI runners have no access to and make no calls to any external paid API; the Flutter mobile app remains out of scope until work on it </w:t>
-      </w:r>
-      <w:proofErr w:type="gramStart"/>
-      <w:r>
-        <w:t>actually begins</w:t>
-      </w:r>
-      <w:proofErr w:type="gramEnd"/>
-      <w:r>
-        <w:t>.</w:t>
+        <w:t>Assumptions: Docker Desktop and the documented environment files are available for anyone running the full stack; CI runners have no access to and make no calls to any external paid API; the Flutter mobile app remains out of scope until work on it actually begins.</w:t>
       </w:r>
     </w:p>
     <w:p>
@@ -12156,13 +10093,8 @@
         </w:numPr>
         <w:spacing w:after="80"/>
       </w:pPr>
-      <w:proofErr w:type="spellStart"/>
-      <w:r>
-        <w:t>Vitest</w:t>
-      </w:r>
-      <w:proofErr w:type="spellEnd"/>
-      <w:r>
-        <w:t xml:space="preserve"> — https://vitest.dev</w:t>
+      <w:r>
+        <w:t>Vitest — https://vitest.dev</w:t>
       </w:r>
     </w:p>
     <w:p>
@@ -12174,13 +10106,8 @@
         </w:numPr>
         <w:spacing w:after="80"/>
       </w:pPr>
-      <w:proofErr w:type="spellStart"/>
-      <w:r>
-        <w:t>pytest</w:t>
-      </w:r>
-      <w:proofErr w:type="spellEnd"/>
-      <w:r>
-        <w:t xml:space="preserve"> — https://docs.pytest.org</w:t>
+      <w:r>
+        <w:t>pytest — https://docs.pytest.org</w:t>
       </w:r>
     </w:p>
     <w:p>
@@ -12218,13 +10145,8 @@
         </w:numPr>
         <w:spacing w:after="80"/>
       </w:pPr>
-      <w:proofErr w:type="spellStart"/>
-      <w:r>
-        <w:t>NestJS</w:t>
-      </w:r>
-      <w:proofErr w:type="spellEnd"/>
-      <w:r>
-        <w:t xml:space="preserve"> Testing — https://docs.nestjs.com/fundamentals/testing</w:t>
+      <w:r>
+        <w:t>NestJS Testing — https://docs.nestjs.com/fundamentals/testing</w:t>
       </w:r>
     </w:p>
     <w:p>
@@ -12249,13 +10171,9 @@
         </w:numPr>
         <w:spacing w:after="80"/>
       </w:pPr>
-      <w:proofErr w:type="spellStart"/>
-      <w:r>
-        <w:t>Keycloak</w:t>
-      </w:r>
-      <w:proofErr w:type="spellEnd"/>
-      <w:r>
-        <w:t xml:space="preserve"> — https://www.keycloak.org/documentation</w:t>
+      <w:r>
+        <w:lastRenderedPageBreak/>
+        <w:t>Keycloak — https://www.keycloak.org/documentation</w:t>
       </w:r>
     </w:p>
     <w:p>
@@ -12339,23 +10257,17 @@
         <w:tblLook w:val="04A0" w:firstRow="1" w:lastRow="0" w:firstColumn="1" w:lastColumn="0" w:noHBand="0" w:noVBand="1"/>
       </w:tblPr>
       <w:tblGrid>
-        <w:gridCol w:w="894"/>
-        <w:gridCol w:w="896"/>
-        <w:gridCol w:w="1578"/>
+        <w:gridCol w:w="839"/>
+        <w:gridCol w:w="876"/>
+        <w:gridCol w:w="1831"/>
         <w:gridCol w:w="959"/>
-        <w:gridCol w:w="697"/>
-        <w:gridCol w:w="696"/>
-        <w:gridCol w:w="795"/>
-        <w:gridCol w:w="793"/>
-        <w:gridCol w:w="1492"/>
+        <w:gridCol w:w="668"/>
+        <w:gridCol w:w="650"/>
+        <w:gridCol w:w="770"/>
+        <w:gridCol w:w="770"/>
+        <w:gridCol w:w="1437"/>
       </w:tblGrid>
       <w:tr>
-        <w:tblPrEx>
-          <w:tblCellMar>
-            <w:top w:w="0" w:type="dxa"/>
-            <w:bottom w:w="0" w:type="dxa"/>
-          </w:tblCellMar>
-        </w:tblPrEx>
         <w:trPr>
           <w:tblHeader/>
         </w:trPr>
@@ -12631,12 +10543,6 @@
         </w:tc>
       </w:tr>
       <w:tr>
-        <w:tblPrEx>
-          <w:tblCellMar>
-            <w:top w:w="0" w:type="dxa"/>
-            <w:bottom w:w="0" w:type="dxa"/>
-          </w:tblCellMar>
-        </w:tblPrEx>
         <w:tc>
           <w:tcPr>
             <w:tcW w:w="900" w:type="dxa"/>
@@ -12653,7 +10559,15 @@
               <w:right w:w="100" w:type="dxa"/>
             </w:tcMar>
           </w:tcPr>
-          <w:p/>
+          <w:p>
+            <w:r>
+              <w:rPr>
+                <w:sz w:val="19"/>
+                <w:szCs w:val="19"/>
+              </w:rPr>
+              <w:t>2026-09-27</w:t>
+            </w:r>
+          </w:p>
         </w:tc>
         <w:tc>
           <w:tcPr>
@@ -12671,7 +10585,15 @@
               <w:right w:w="100" w:type="dxa"/>
             </w:tcMar>
           </w:tcPr>
-          <w:p/>
+          <w:p>
+            <w:r>
+              <w:rPr>
+                <w:sz w:val="19"/>
+                <w:szCs w:val="19"/>
+              </w:rPr>
+              <w:t>Shaluka</w:t>
+            </w:r>
+          </w:p>
         </w:tc>
         <w:tc>
           <w:tcPr>
@@ -12689,7 +10611,15 @@
               <w:right w:w="100" w:type="dxa"/>
             </w:tcMar>
           </w:tcPr>
-          <w:p/>
+          <w:p>
+            <w:r>
+              <w:rPr>
+                <w:sz w:val="19"/>
+                <w:szCs w:val="19"/>
+              </w:rPr>
+              <w:t>Manual evidence checks: Prisma Studio, DevTools page load, autocannon load run, Keycloak realm roles (Figures 1, 6, 7, 9)</w:t>
+            </w:r>
+          </w:p>
         </w:tc>
         <w:tc>
           <w:tcPr>
@@ -12707,7 +10637,15 @@
               <w:right w:w="100" w:type="dxa"/>
             </w:tcMar>
           </w:tcPr>
-          <w:p/>
+          <w:p>
+            <w:r>
+              <w:rPr>
+                <w:sz w:val="19"/>
+                <w:szCs w:val="19"/>
+              </w:rPr>
+              <w:t>4</w:t>
+            </w:r>
+          </w:p>
         </w:tc>
         <w:tc>
           <w:tcPr>
@@ -12725,7 +10663,15 @@
               <w:right w:w="100" w:type="dxa"/>
             </w:tcMar>
           </w:tcPr>
-          <w:p/>
+          <w:p>
+            <w:r>
+              <w:rPr>
+                <w:sz w:val="19"/>
+                <w:szCs w:val="19"/>
+              </w:rPr>
+              <w:t>4</w:t>
+            </w:r>
+          </w:p>
         </w:tc>
         <w:tc>
           <w:tcPr>
@@ -12743,7 +10689,15 @@
               <w:right w:w="100" w:type="dxa"/>
             </w:tcMar>
           </w:tcPr>
-          <w:p/>
+          <w:p>
+            <w:r>
+              <w:rPr>
+                <w:sz w:val="19"/>
+                <w:szCs w:val="19"/>
+              </w:rPr>
+              <w:t>0</w:t>
+            </w:r>
+          </w:p>
         </w:tc>
         <w:tc>
           <w:tcPr>
@@ -12761,7 +10715,15 @@
               <w:right w:w="100" w:type="dxa"/>
             </w:tcMar>
           </w:tcPr>
-          <w:p/>
+          <w:p>
+            <w:r>
+              <w:rPr>
+                <w:sz w:val="19"/>
+                <w:szCs w:val="19"/>
+              </w:rPr>
+              <w:t>100%</w:t>
+            </w:r>
+          </w:p>
         </w:tc>
         <w:tc>
           <w:tcPr>
@@ -12779,7 +10741,15 @@
               <w:right w:w="100" w:type="dxa"/>
             </w:tcMar>
           </w:tcPr>
-          <w:p/>
+          <w:p>
+            <w:r>
+              <w:rPr>
+                <w:sz w:val="19"/>
+                <w:szCs w:val="19"/>
+              </w:rPr>
+              <w:t>0%</w:t>
+            </w:r>
+          </w:p>
         </w:tc>
         <w:tc>
           <w:tcPr>
@@ -12797,7 +10767,489 @@
               <w:right w:w="100" w:type="dxa"/>
             </w:tcMar>
           </w:tcPr>
-          <w:p/>
+          <w:p>
+            <w:r>
+              <w:rPr>
+                <w:sz w:val="19"/>
+                <w:szCs w:val="19"/>
+              </w:rPr>
+              <w:t>First page-load and load-test baselines recorded (§3.1.4, §3.1.5)</w:t>
+            </w:r>
+          </w:p>
+        </w:tc>
+      </w:tr>
+      <w:tr>
+        <w:tc>
+          <w:tcPr>
+            <w:tcW w:w="900" w:type="dxa"/>
+            <w:tcBorders>
+              <w:top w:val="single" w:sz="4" w:space="0" w:color="BFBFBF"/>
+              <w:left w:val="single" w:sz="4" w:space="0" w:color="BFBFBF"/>
+              <w:bottom w:val="single" w:sz="4" w:space="0" w:color="BFBFBF"/>
+              <w:right w:val="single" w:sz="4" w:space="0" w:color="BFBFBF"/>
+            </w:tcBorders>
+            <w:tcMar>
+              <w:top w:w="80" w:type="dxa"/>
+              <w:left w:w="100" w:type="dxa"/>
+              <w:bottom w:w="80" w:type="dxa"/>
+              <w:right w:w="100" w:type="dxa"/>
+            </w:tcMar>
+          </w:tcPr>
+          <w:p>
+            <w:r>
+              <w:rPr>
+                <w:sz w:val="19"/>
+                <w:szCs w:val="19"/>
+              </w:rPr>
+              <w:t>2026-09-27</w:t>
+            </w:r>
+          </w:p>
+        </w:tc>
+        <w:tc>
+          <w:tcPr>
+            <w:tcW w:w="900" w:type="dxa"/>
+            <w:tcBorders>
+              <w:top w:val="single" w:sz="4" w:space="0" w:color="BFBFBF"/>
+              <w:left w:val="single" w:sz="4" w:space="0" w:color="BFBFBF"/>
+              <w:bottom w:val="single" w:sz="4" w:space="0" w:color="BFBFBF"/>
+              <w:right w:val="single" w:sz="4" w:space="0" w:color="BFBFBF"/>
+            </w:tcBorders>
+            <w:tcMar>
+              <w:top w:w="80" w:type="dxa"/>
+              <w:left w:w="100" w:type="dxa"/>
+              <w:bottom w:w="80" w:type="dxa"/>
+              <w:right w:w="100" w:type="dxa"/>
+            </w:tcMar>
+          </w:tcPr>
+          <w:p>
+            <w:proofErr w:type="spellStart"/>
+            <w:r>
+              <w:rPr>
+                <w:sz w:val="19"/>
+                <w:szCs w:val="19"/>
+              </w:rPr>
+              <w:t>Thisuri</w:t>
+            </w:r>
+            <w:proofErr w:type="spellEnd"/>
+          </w:p>
+        </w:tc>
+        <w:tc>
+          <w:tcPr>
+            <w:tcW w:w="1600" w:type="dxa"/>
+            <w:tcBorders>
+              <w:top w:val="single" w:sz="4" w:space="0" w:color="BFBFBF"/>
+              <w:left w:val="single" w:sz="4" w:space="0" w:color="BFBFBF"/>
+              <w:bottom w:val="single" w:sz="4" w:space="0" w:color="BFBFBF"/>
+              <w:right w:val="single" w:sz="4" w:space="0" w:color="BFBFBF"/>
+            </w:tcBorders>
+            <w:tcMar>
+              <w:top w:w="80" w:type="dxa"/>
+              <w:left w:w="100" w:type="dxa"/>
+              <w:bottom w:w="80" w:type="dxa"/>
+              <w:right w:w="100" w:type="dxa"/>
+            </w:tcMar>
+          </w:tcPr>
+          <w:p>
+            <w:r>
+              <w:rPr>
+                <w:sz w:val="19"/>
+                <w:szCs w:val="19"/>
+              </w:rPr>
+              <w:t>Golden scenarios: python scripts/e2e_check.py against the full local stack (Figure 10)</w:t>
+            </w:r>
+          </w:p>
+        </w:tc>
+        <w:tc>
+          <w:tcPr>
+            <w:tcW w:w="900" w:type="dxa"/>
+            <w:tcBorders>
+              <w:top w:val="single" w:sz="4" w:space="0" w:color="BFBFBF"/>
+              <w:left w:val="single" w:sz="4" w:space="0" w:color="BFBFBF"/>
+              <w:bottom w:val="single" w:sz="4" w:space="0" w:color="BFBFBF"/>
+              <w:right w:val="single" w:sz="4" w:space="0" w:color="BFBFBF"/>
+            </w:tcBorders>
+            <w:tcMar>
+              <w:top w:w="80" w:type="dxa"/>
+              <w:left w:w="100" w:type="dxa"/>
+              <w:bottom w:w="80" w:type="dxa"/>
+              <w:right w:w="100" w:type="dxa"/>
+            </w:tcMar>
+          </w:tcPr>
+          <w:p>
+            <w:r>
+              <w:rPr>
+                <w:sz w:val="19"/>
+                <w:szCs w:val="19"/>
+              </w:rPr>
+              <w:t>12</w:t>
+            </w:r>
+          </w:p>
+        </w:tc>
+        <w:tc>
+          <w:tcPr>
+            <w:tcW w:w="700" w:type="dxa"/>
+            <w:tcBorders>
+              <w:top w:val="single" w:sz="4" w:space="0" w:color="BFBFBF"/>
+              <w:left w:val="single" w:sz="4" w:space="0" w:color="BFBFBF"/>
+              <w:bottom w:val="single" w:sz="4" w:space="0" w:color="BFBFBF"/>
+              <w:right w:val="single" w:sz="4" w:space="0" w:color="BFBFBF"/>
+            </w:tcBorders>
+            <w:tcMar>
+              <w:top w:w="80" w:type="dxa"/>
+              <w:left w:w="100" w:type="dxa"/>
+              <w:bottom w:w="80" w:type="dxa"/>
+              <w:right w:w="100" w:type="dxa"/>
+            </w:tcMar>
+          </w:tcPr>
+          <w:p>
+            <w:r>
+              <w:rPr>
+                <w:sz w:val="19"/>
+                <w:szCs w:val="19"/>
+              </w:rPr>
+              <w:t>10</w:t>
+            </w:r>
+          </w:p>
+        </w:tc>
+        <w:tc>
+          <w:tcPr>
+            <w:tcW w:w="700" w:type="dxa"/>
+            <w:tcBorders>
+              <w:top w:val="single" w:sz="4" w:space="0" w:color="BFBFBF"/>
+              <w:left w:val="single" w:sz="4" w:space="0" w:color="BFBFBF"/>
+              <w:bottom w:val="single" w:sz="4" w:space="0" w:color="BFBFBF"/>
+              <w:right w:val="single" w:sz="4" w:space="0" w:color="BFBFBF"/>
+            </w:tcBorders>
+            <w:tcMar>
+              <w:top w:w="80" w:type="dxa"/>
+              <w:left w:w="100" w:type="dxa"/>
+              <w:bottom w:w="80" w:type="dxa"/>
+              <w:right w:w="100" w:type="dxa"/>
+            </w:tcMar>
+          </w:tcPr>
+          <w:p>
+            <w:r>
+              <w:rPr>
+                <w:sz w:val="19"/>
+                <w:szCs w:val="19"/>
+              </w:rPr>
+              <w:t>2</w:t>
+            </w:r>
+          </w:p>
+        </w:tc>
+        <w:tc>
+          <w:tcPr>
+            <w:tcW w:w="800" w:type="dxa"/>
+            <w:tcBorders>
+              <w:top w:val="single" w:sz="4" w:space="0" w:color="BFBFBF"/>
+              <w:left w:val="single" w:sz="4" w:space="0" w:color="BFBFBF"/>
+              <w:bottom w:val="single" w:sz="4" w:space="0" w:color="BFBFBF"/>
+              <w:right w:val="single" w:sz="4" w:space="0" w:color="BFBFBF"/>
+            </w:tcBorders>
+            <w:tcMar>
+              <w:top w:w="80" w:type="dxa"/>
+              <w:left w:w="100" w:type="dxa"/>
+              <w:bottom w:w="80" w:type="dxa"/>
+              <w:right w:w="100" w:type="dxa"/>
+            </w:tcMar>
+          </w:tcPr>
+          <w:p>
+            <w:r>
+              <w:rPr>
+                <w:sz w:val="19"/>
+                <w:szCs w:val="19"/>
+              </w:rPr>
+              <w:t>83.3%</w:t>
+            </w:r>
+          </w:p>
+        </w:tc>
+        <w:tc>
+          <w:tcPr>
+            <w:tcW w:w="800" w:type="dxa"/>
+            <w:tcBorders>
+              <w:top w:val="single" w:sz="4" w:space="0" w:color="BFBFBF"/>
+              <w:left w:val="single" w:sz="4" w:space="0" w:color="BFBFBF"/>
+              <w:bottom w:val="single" w:sz="4" w:space="0" w:color="BFBFBF"/>
+              <w:right w:val="single" w:sz="4" w:space="0" w:color="BFBFBF"/>
+            </w:tcBorders>
+            <w:tcMar>
+              <w:top w:w="80" w:type="dxa"/>
+              <w:left w:w="100" w:type="dxa"/>
+              <w:bottom w:w="80" w:type="dxa"/>
+              <w:right w:w="100" w:type="dxa"/>
+            </w:tcMar>
+          </w:tcPr>
+          <w:p>
+            <w:r>
+              <w:rPr>
+                <w:sz w:val="19"/>
+                <w:szCs w:val="19"/>
+              </w:rPr>
+              <w:t>16.7%</w:t>
+            </w:r>
+          </w:p>
+        </w:tc>
+        <w:tc>
+          <w:tcPr>
+            <w:tcW w:w="1500" w:type="dxa"/>
+            <w:tcBorders>
+              <w:top w:val="single" w:sz="4" w:space="0" w:color="BFBFBF"/>
+              <w:left w:val="single" w:sz="4" w:space="0" w:color="BFBFBF"/>
+              <w:bottom w:val="single" w:sz="4" w:space="0" w:color="BFBFBF"/>
+              <w:right w:val="single" w:sz="4" w:space="0" w:color="BFBFBF"/>
+            </w:tcBorders>
+            <w:tcMar>
+              <w:top w:w="80" w:type="dxa"/>
+              <w:left w:w="100" w:type="dxa"/>
+              <w:bottom w:w="80" w:type="dxa"/>
+              <w:right w:w="100" w:type="dxa"/>
+            </w:tcMar>
+          </w:tcPr>
+          <w:p>
+            <w:r>
+              <w:rPr>
+                <w:sz w:val="19"/>
+                <w:szCs w:val="19"/>
+              </w:rPr>
+              <w:t>First attempt 8/12 from a harness bug (fixed). Scenario 5: day-2 cost not lower. Scenario 6: unhandled exception, open defect (§4.1)</w:t>
+            </w:r>
+          </w:p>
+        </w:tc>
+      </w:tr>
+      <w:tr>
+        <w:tc>
+          <w:tcPr>
+            <w:tcW w:w="900" w:type="dxa"/>
+            <w:tcBorders>
+              <w:top w:val="single" w:sz="4" w:space="0" w:color="BFBFBF"/>
+              <w:left w:val="single" w:sz="4" w:space="0" w:color="BFBFBF"/>
+              <w:bottom w:val="single" w:sz="4" w:space="0" w:color="BFBFBF"/>
+              <w:right w:val="single" w:sz="4" w:space="0" w:color="BFBFBF"/>
+            </w:tcBorders>
+            <w:tcMar>
+              <w:top w:w="80" w:type="dxa"/>
+              <w:left w:w="100" w:type="dxa"/>
+              <w:bottom w:w="80" w:type="dxa"/>
+              <w:right w:w="100" w:type="dxa"/>
+            </w:tcMar>
+          </w:tcPr>
+          <w:p>
+            <w:r>
+              <w:rPr>
+                <w:sz w:val="19"/>
+                <w:szCs w:val="19"/>
+              </w:rPr>
+              <w:t>2026-09-27</w:t>
+            </w:r>
+          </w:p>
+        </w:tc>
+        <w:tc>
+          <w:tcPr>
+            <w:tcW w:w="900" w:type="dxa"/>
+            <w:tcBorders>
+              <w:top w:val="single" w:sz="4" w:space="0" w:color="BFBFBF"/>
+              <w:left w:val="single" w:sz="4" w:space="0" w:color="BFBFBF"/>
+              <w:bottom w:val="single" w:sz="4" w:space="0" w:color="BFBFBF"/>
+              <w:right w:val="single" w:sz="4" w:space="0" w:color="BFBFBF"/>
+            </w:tcBorders>
+            <w:tcMar>
+              <w:top w:w="80" w:type="dxa"/>
+              <w:left w:w="100" w:type="dxa"/>
+              <w:bottom w:w="80" w:type="dxa"/>
+              <w:right w:w="100" w:type="dxa"/>
+            </w:tcMar>
+          </w:tcPr>
+          <w:p>
+            <w:r>
+              <w:rPr>
+                <w:sz w:val="19"/>
+                <w:szCs w:val="19"/>
+              </w:rPr>
+              <w:t>Shaluka</w:t>
+            </w:r>
+          </w:p>
+        </w:tc>
+        <w:tc>
+          <w:tcPr>
+            <w:tcW w:w="1600" w:type="dxa"/>
+            <w:tcBorders>
+              <w:top w:val="single" w:sz="4" w:space="0" w:color="BFBFBF"/>
+              <w:left w:val="single" w:sz="4" w:space="0" w:color="BFBFBF"/>
+              <w:bottom w:val="single" w:sz="4" w:space="0" w:color="BFBFBF"/>
+              <w:right w:val="single" w:sz="4" w:space="0" w:color="BFBFBF"/>
+            </w:tcBorders>
+            <w:tcMar>
+              <w:top w:w="80" w:type="dxa"/>
+              <w:left w:w="100" w:type="dxa"/>
+              <w:bottom w:w="80" w:type="dxa"/>
+              <w:right w:w="100" w:type="dxa"/>
+            </w:tcMar>
+          </w:tcPr>
+          <w:p>
+            <w:r>
+              <w:rPr>
+                <w:sz w:val="19"/>
+                <w:szCs w:val="19"/>
+              </w:rPr>
+              <w:t>CI workflows on first push to GitHub, all 3 repos (Figures 11–13)</w:t>
+            </w:r>
+          </w:p>
+        </w:tc>
+        <w:tc>
+          <w:tcPr>
+            <w:tcW w:w="900" w:type="dxa"/>
+            <w:tcBorders>
+              <w:top w:val="single" w:sz="4" w:space="0" w:color="BFBFBF"/>
+              <w:left w:val="single" w:sz="4" w:space="0" w:color="BFBFBF"/>
+              <w:bottom w:val="single" w:sz="4" w:space="0" w:color="BFBFBF"/>
+              <w:right w:val="single" w:sz="4" w:space="0" w:color="BFBFBF"/>
+            </w:tcBorders>
+            <w:tcMar>
+              <w:top w:w="80" w:type="dxa"/>
+              <w:left w:w="100" w:type="dxa"/>
+              <w:bottom w:w="80" w:type="dxa"/>
+              <w:right w:w="100" w:type="dxa"/>
+            </w:tcMar>
+          </w:tcPr>
+          <w:p>
+            <w:r>
+              <w:rPr>
+                <w:sz w:val="19"/>
+                <w:szCs w:val="19"/>
+              </w:rPr>
+              <w:t>3</w:t>
+            </w:r>
+          </w:p>
+        </w:tc>
+        <w:tc>
+          <w:tcPr>
+            <w:tcW w:w="700" w:type="dxa"/>
+            <w:tcBorders>
+              <w:top w:val="single" w:sz="4" w:space="0" w:color="BFBFBF"/>
+              <w:left w:val="single" w:sz="4" w:space="0" w:color="BFBFBF"/>
+              <w:bottom w:val="single" w:sz="4" w:space="0" w:color="BFBFBF"/>
+              <w:right w:val="single" w:sz="4" w:space="0" w:color="BFBFBF"/>
+            </w:tcBorders>
+            <w:tcMar>
+              <w:top w:w="80" w:type="dxa"/>
+              <w:left w:w="100" w:type="dxa"/>
+              <w:bottom w:w="80" w:type="dxa"/>
+              <w:right w:w="100" w:type="dxa"/>
+            </w:tcMar>
+          </w:tcPr>
+          <w:p>
+            <w:r>
+              <w:rPr>
+                <w:sz w:val="19"/>
+                <w:szCs w:val="19"/>
+              </w:rPr>
+              <w:t>3</w:t>
+            </w:r>
+          </w:p>
+        </w:tc>
+        <w:tc>
+          <w:tcPr>
+            <w:tcW w:w="700" w:type="dxa"/>
+            <w:tcBorders>
+              <w:top w:val="single" w:sz="4" w:space="0" w:color="BFBFBF"/>
+              <w:left w:val="single" w:sz="4" w:space="0" w:color="BFBFBF"/>
+              <w:bottom w:val="single" w:sz="4" w:space="0" w:color="BFBFBF"/>
+              <w:right w:val="single" w:sz="4" w:space="0" w:color="BFBFBF"/>
+            </w:tcBorders>
+            <w:tcMar>
+              <w:top w:w="80" w:type="dxa"/>
+              <w:left w:w="100" w:type="dxa"/>
+              <w:bottom w:w="80" w:type="dxa"/>
+              <w:right w:w="100" w:type="dxa"/>
+            </w:tcMar>
+          </w:tcPr>
+          <w:p>
+            <w:r>
+              <w:rPr>
+                <w:sz w:val="19"/>
+                <w:szCs w:val="19"/>
+              </w:rPr>
+              <w:t>0</w:t>
+            </w:r>
+          </w:p>
+        </w:tc>
+        <w:tc>
+          <w:tcPr>
+            <w:tcW w:w="800" w:type="dxa"/>
+            <w:tcBorders>
+              <w:top w:val="single" w:sz="4" w:space="0" w:color="BFBFBF"/>
+              <w:left w:val="single" w:sz="4" w:space="0" w:color="BFBFBF"/>
+              <w:bottom w:val="single" w:sz="4" w:space="0" w:color="BFBFBF"/>
+              <w:right w:val="single" w:sz="4" w:space="0" w:color="BFBFBF"/>
+            </w:tcBorders>
+            <w:tcMar>
+              <w:top w:w="80" w:type="dxa"/>
+              <w:left w:w="100" w:type="dxa"/>
+              <w:bottom w:w="80" w:type="dxa"/>
+              <w:right w:w="100" w:type="dxa"/>
+            </w:tcMar>
+          </w:tcPr>
+          <w:p>
+            <w:r>
+              <w:rPr>
+                <w:sz w:val="19"/>
+                <w:szCs w:val="19"/>
+              </w:rPr>
+              <w:t>100%</w:t>
+            </w:r>
+          </w:p>
+        </w:tc>
+        <w:tc>
+          <w:tcPr>
+            <w:tcW w:w="800" w:type="dxa"/>
+            <w:tcBorders>
+              <w:top w:val="single" w:sz="4" w:space="0" w:color="BFBFBF"/>
+              <w:left w:val="single" w:sz="4" w:space="0" w:color="BFBFBF"/>
+              <w:bottom w:val="single" w:sz="4" w:space="0" w:color="BFBFBF"/>
+              <w:right w:val="single" w:sz="4" w:space="0" w:color="BFBFBF"/>
+            </w:tcBorders>
+            <w:tcMar>
+              <w:top w:w="80" w:type="dxa"/>
+              <w:left w:w="100" w:type="dxa"/>
+              <w:bottom w:w="80" w:type="dxa"/>
+              <w:right w:w="100" w:type="dxa"/>
+            </w:tcMar>
+          </w:tcPr>
+          <w:p>
+            <w:r>
+              <w:rPr>
+                <w:sz w:val="19"/>
+                <w:szCs w:val="19"/>
+              </w:rPr>
+              <w:t>0%</w:t>
+            </w:r>
+          </w:p>
+        </w:tc>
+        <w:tc>
+          <w:tcPr>
+            <w:tcW w:w="1500" w:type="dxa"/>
+            <w:tcBorders>
+              <w:top w:val="single" w:sz="4" w:space="0" w:color="BFBFBF"/>
+              <w:left w:val="single" w:sz="4" w:space="0" w:color="BFBFBF"/>
+              <w:bottom w:val="single" w:sz="4" w:space="0" w:color="BFBFBF"/>
+              <w:right w:val="single" w:sz="4" w:space="0" w:color="BFBFBF"/>
+            </w:tcBorders>
+            <w:tcMar>
+              <w:top w:w="80" w:type="dxa"/>
+              <w:left w:w="100" w:type="dxa"/>
+              <w:bottom w:w="80" w:type="dxa"/>
+              <w:right w:w="100" w:type="dxa"/>
+            </w:tcMar>
+          </w:tcPr>
+          <w:p>
+            <w:r>
+              <w:rPr>
+                <w:sz w:val="19"/>
+                <w:szCs w:val="19"/>
+              </w:rPr>
+              <w:t>Green only after configuration fixes; all three failed on their first push (§3.1.8)</w:t>
+            </w:r>
+          </w:p>
         </w:tc>
       </w:tr>
     </w:tbl>
@@ -12822,7 +11274,7 @@
         <w:spacing w:after="160"/>
       </w:pPr>
       <w:r>
-        <w:t>Every screenshot this report calls for, in one place. Work down this list, run the command, capture the window, and drop the image into the matching § in this document (each spot is marked with a shaded "Screenshot needed" box).</w:t>
+        <w:t>Every screenshot this report calls for, in one place. Work down this list, run the command, capture the window, and drop the image into the matching § in this document. The # column gives the figure number(s).</w:t>
       </w:r>
     </w:p>
     <w:tbl>
@@ -12849,12 +11301,6 @@
         <w:gridCol w:w="3350"/>
       </w:tblGrid>
       <w:tr>
-        <w:tblPrEx>
-          <w:tblCellMar>
-            <w:top w:w="0" w:type="dxa"/>
-            <w:bottom w:w="0" w:type="dxa"/>
-          </w:tblCellMar>
-        </w:tblPrEx>
         <w:trPr>
           <w:tblHeader/>
         </w:trPr>
@@ -12980,12 +11426,6 @@
         </w:tc>
       </w:tr>
       <w:tr>
-        <w:tblPrEx>
-          <w:tblCellMar>
-            <w:top w:w="0" w:type="dxa"/>
-            <w:bottom w:w="0" w:type="dxa"/>
-          </w:tblCellMar>
-        </w:tblPrEx>
         <w:tc>
           <w:tcPr>
             <w:tcW w:w="500" w:type="dxa"/>
@@ -13055,37 +11495,12 @@
             </w:tcMar>
           </w:tcPr>
           <w:p>
-            <w:proofErr w:type="spellStart"/>
-            <w:r>
-              <w:rPr>
-                <w:sz w:val="19"/>
-                <w:szCs w:val="19"/>
-              </w:rPr>
-              <w:t>npx</w:t>
-            </w:r>
-            <w:proofErr w:type="spellEnd"/>
-            <w:r>
-              <w:rPr>
-                <w:sz w:val="19"/>
-                <w:szCs w:val="19"/>
-              </w:rPr>
-              <w:t xml:space="preserve"> </w:t>
-            </w:r>
-            <w:proofErr w:type="spellStart"/>
-            <w:r>
-              <w:rPr>
-                <w:sz w:val="19"/>
-                <w:szCs w:val="19"/>
-              </w:rPr>
-              <w:t>prisma</w:t>
-            </w:r>
-            <w:proofErr w:type="spellEnd"/>
-            <w:r>
-              <w:rPr>
-                <w:sz w:val="19"/>
-                <w:szCs w:val="19"/>
-              </w:rPr>
-              <w:t xml:space="preserve"> studio (in backend/)</w:t>
+            <w:r>
+              <w:rPr>
+                <w:sz w:val="19"/>
+                <w:szCs w:val="19"/>
+              </w:rPr>
+              <w:t>npx prisma studio (in backend/)</w:t>
             </w:r>
           </w:p>
         </w:tc>
@@ -13117,12 +11532,6 @@
         </w:tc>
       </w:tr>
       <w:tr>
-        <w:tblPrEx>
-          <w:tblCellMar>
-            <w:top w:w="0" w:type="dxa"/>
-            <w:bottom w:w="0" w:type="dxa"/>
-          </w:tblCellMar>
-        </w:tblPrEx>
         <w:tc>
           <w:tcPr>
             <w:tcW w:w="500" w:type="dxa"/>
@@ -13192,21 +11601,12 @@
             </w:tcMar>
           </w:tcPr>
           <w:p>
-            <w:proofErr w:type="spellStart"/>
-            <w:r>
-              <w:rPr>
-                <w:sz w:val="19"/>
-                <w:szCs w:val="19"/>
-              </w:rPr>
-              <w:t>npm</w:t>
-            </w:r>
-            <w:proofErr w:type="spellEnd"/>
-            <w:r>
-              <w:rPr>
-                <w:sz w:val="19"/>
-                <w:szCs w:val="19"/>
-              </w:rPr>
-              <w:t xml:space="preserve"> test (in backend/)</w:t>
+            <w:r>
+              <w:rPr>
+                <w:sz w:val="19"/>
+                <w:szCs w:val="19"/>
+              </w:rPr>
+              <w:t>npm test (in backend/)</w:t>
             </w:r>
           </w:p>
         </w:tc>
@@ -13238,12 +11638,6 @@
         </w:tc>
       </w:tr>
       <w:tr>
-        <w:tblPrEx>
-          <w:tblCellMar>
-            <w:top w:w="0" w:type="dxa"/>
-            <w:bottom w:w="0" w:type="dxa"/>
-          </w:tblCellMar>
-        </w:tblPrEx>
         <w:tc>
           <w:tcPr>
             <w:tcW w:w="500" w:type="dxa"/>
@@ -13313,21 +11707,12 @@
             </w:tcMar>
           </w:tcPr>
           <w:p>
-            <w:proofErr w:type="spellStart"/>
-            <w:r>
-              <w:rPr>
-                <w:sz w:val="19"/>
-                <w:szCs w:val="19"/>
-              </w:rPr>
-              <w:t>pytest</w:t>
-            </w:r>
-            <w:proofErr w:type="spellEnd"/>
-            <w:r>
-              <w:rPr>
-                <w:sz w:val="19"/>
-                <w:szCs w:val="19"/>
-              </w:rPr>
-              <w:t xml:space="preserve"> -m "not external" -q (in ai-backend/)</w:t>
+            <w:r>
+              <w:rPr>
+                <w:sz w:val="19"/>
+                <w:szCs w:val="19"/>
+              </w:rPr>
+              <w:t>python -m pytest -m "not external" -q (in ai-backend/, venv active)</w:t>
             </w:r>
           </w:p>
         </w:tc>
@@ -13359,12 +11744,6 @@
         </w:tc>
       </w:tr>
       <w:tr>
-        <w:tblPrEx>
-          <w:tblCellMar>
-            <w:top w:w="0" w:type="dxa"/>
-            <w:bottom w:w="0" w:type="dxa"/>
-          </w:tblCellMar>
-        </w:tblPrEx>
         <w:tc>
           <w:tcPr>
             <w:tcW w:w="500" w:type="dxa"/>
@@ -13434,21 +11813,12 @@
             </w:tcMar>
           </w:tcPr>
           <w:p>
-            <w:proofErr w:type="spellStart"/>
-            <w:r>
-              <w:rPr>
-                <w:sz w:val="19"/>
-                <w:szCs w:val="19"/>
-              </w:rPr>
-              <w:t>npm</w:t>
-            </w:r>
-            <w:proofErr w:type="spellEnd"/>
-            <w:r>
-              <w:rPr>
-                <w:sz w:val="19"/>
-                <w:szCs w:val="19"/>
-              </w:rPr>
-              <w:t xml:space="preserve"> test (in frontend-web/)</w:t>
+            <w:r>
+              <w:rPr>
+                <w:sz w:val="19"/>
+                <w:szCs w:val="19"/>
+              </w:rPr>
+              <w:t>npm test (in frontend-web/)</w:t>
             </w:r>
           </w:p>
         </w:tc>
@@ -13480,12 +11850,6 @@
         </w:tc>
       </w:tr>
       <w:tr>
-        <w:tblPrEx>
-          <w:tblCellMar>
-            <w:top w:w="0" w:type="dxa"/>
-            <w:bottom w:w="0" w:type="dxa"/>
-          </w:tblCellMar>
-        </w:tblPrEx>
         <w:tc>
           <w:tcPr>
             <w:tcW w:w="500" w:type="dxa"/>
@@ -13555,53 +11919,12 @@
             </w:tcMar>
           </w:tcPr>
           <w:p>
-            <w:proofErr w:type="spellStart"/>
-            <w:r>
-              <w:rPr>
-                <w:sz w:val="19"/>
-                <w:szCs w:val="19"/>
-              </w:rPr>
-              <w:t>npx</w:t>
-            </w:r>
-            <w:proofErr w:type="spellEnd"/>
-            <w:r>
-              <w:rPr>
-                <w:sz w:val="19"/>
-                <w:szCs w:val="19"/>
-              </w:rPr>
-              <w:t xml:space="preserve"> playwright show-report (after </w:t>
-            </w:r>
-            <w:proofErr w:type="spellStart"/>
-            <w:r>
-              <w:rPr>
-                <w:sz w:val="19"/>
-                <w:szCs w:val="19"/>
-              </w:rPr>
-              <w:t>npm</w:t>
-            </w:r>
-            <w:proofErr w:type="spellEnd"/>
-            <w:r>
-              <w:rPr>
-                <w:sz w:val="19"/>
-                <w:szCs w:val="19"/>
-              </w:rPr>
-              <w:t xml:space="preserve"> run </w:t>
-            </w:r>
-            <w:proofErr w:type="gramStart"/>
-            <w:r>
-              <w:rPr>
-                <w:sz w:val="19"/>
-                <w:szCs w:val="19"/>
-              </w:rPr>
-              <w:t>test:e</w:t>
-            </w:r>
-            <w:proofErr w:type="gramEnd"/>
-            <w:r>
-              <w:rPr>
-                <w:sz w:val="19"/>
-                <w:szCs w:val="19"/>
-              </w:rPr>
-              <w:t>2e)</w:t>
+            <w:r>
+              <w:rPr>
+                <w:sz w:val="19"/>
+                <w:szCs w:val="19"/>
+              </w:rPr>
+              <w:t>npx playwright show-report (after npm run test:e2e)</w:t>
             </w:r>
           </w:p>
         </w:tc>
@@ -13633,12 +11956,6 @@
         </w:tc>
       </w:tr>
       <w:tr>
-        <w:tblPrEx>
-          <w:tblCellMar>
-            <w:top w:w="0" w:type="dxa"/>
-            <w:bottom w:w="0" w:type="dxa"/>
-          </w:tblCellMar>
-        </w:tblPrEx>
         <w:tc>
           <w:tcPr>
             <w:tcW w:w="500" w:type="dxa"/>
@@ -13713,23 +12030,7 @@
                 <w:sz w:val="19"/>
                 <w:szCs w:val="19"/>
               </w:rPr>
-              <w:t xml:space="preserve">Chrome </w:t>
-            </w:r>
-            <w:proofErr w:type="spellStart"/>
-            <w:r>
-              <w:rPr>
-                <w:sz w:val="19"/>
-                <w:szCs w:val="19"/>
-              </w:rPr>
-              <w:t>DevTools</w:t>
-            </w:r>
-            <w:proofErr w:type="spellEnd"/>
-            <w:r>
-              <w:rPr>
-                <w:sz w:val="19"/>
-                <w:szCs w:val="19"/>
-              </w:rPr>
-              <w:t xml:space="preserve"> → Network tab, /home page</w:t>
+              <w:t>Chrome DevTools → Network tab, /home page</w:t>
             </w:r>
           </w:p>
         </w:tc>
@@ -13761,12 +12062,6 @@
         </w:tc>
       </w:tr>
       <w:tr>
-        <w:tblPrEx>
-          <w:tblCellMar>
-            <w:top w:w="0" w:type="dxa"/>
-            <w:bottom w:w="0" w:type="dxa"/>
-          </w:tblCellMar>
-        </w:tblPrEx>
         <w:tc>
           <w:tcPr>
             <w:tcW w:w="500" w:type="dxa"/>
@@ -13836,21 +12131,12 @@
             </w:tcMar>
           </w:tcPr>
           <w:p>
-            <w:proofErr w:type="spellStart"/>
-            <w:r>
-              <w:rPr>
-                <w:sz w:val="19"/>
-                <w:szCs w:val="19"/>
-              </w:rPr>
-              <w:t>npx</w:t>
-            </w:r>
-            <w:proofErr w:type="spellEnd"/>
-            <w:r>
-              <w:rPr>
-                <w:sz w:val="19"/>
-                <w:szCs w:val="19"/>
-              </w:rPr>
-              <w:t xml:space="preserve"> autocannon ... (optional, once set up)</w:t>
+            <w:r>
+              <w:rPr>
+                <w:sz w:val="19"/>
+                <w:szCs w:val="19"/>
+              </w:rPr>
+              <w:t>npx autocannon -c 20 -d 30 http://localhost:3001/listings</w:t>
             </w:r>
           </w:p>
         </w:tc>
@@ -13882,12 +12168,6 @@
         </w:tc>
       </w:tr>
       <w:tr>
-        <w:tblPrEx>
-          <w:tblCellMar>
-            <w:top w:w="0" w:type="dxa"/>
-            <w:bottom w:w="0" w:type="dxa"/>
-          </w:tblCellMar>
-        </w:tblPrEx>
         <w:tc>
           <w:tcPr>
             <w:tcW w:w="500" w:type="dxa"/>
@@ -13957,37 +12237,12 @@
             </w:tcMar>
           </w:tcPr>
           <w:p>
-            <w:proofErr w:type="spellStart"/>
-            <w:r>
-              <w:rPr>
-                <w:sz w:val="19"/>
-                <w:szCs w:val="19"/>
-              </w:rPr>
-              <w:t>npm</w:t>
-            </w:r>
-            <w:proofErr w:type="spellEnd"/>
-            <w:r>
-              <w:rPr>
-                <w:sz w:val="19"/>
-                <w:szCs w:val="19"/>
-              </w:rPr>
-              <w:t xml:space="preserve"> run </w:t>
-            </w:r>
-            <w:proofErr w:type="gramStart"/>
-            <w:r>
-              <w:rPr>
-                <w:sz w:val="19"/>
-                <w:szCs w:val="19"/>
-              </w:rPr>
-              <w:t>test:e</w:t>
-            </w:r>
-            <w:proofErr w:type="gramEnd"/>
-            <w:r>
-              <w:rPr>
-                <w:sz w:val="19"/>
-                <w:szCs w:val="19"/>
-              </w:rPr>
-              <w:t>2e (in backend/)</w:t>
+            <w:r>
+              <w:rPr>
+                <w:sz w:val="19"/>
+                <w:szCs w:val="19"/>
+              </w:rPr>
+              <w:t>npm run test:e2e (in backend/)</w:t>
             </w:r>
           </w:p>
         </w:tc>
@@ -14019,12 +12274,6 @@
         </w:tc>
       </w:tr>
       <w:tr>
-        <w:tblPrEx>
-          <w:tblCellMar>
-            <w:top w:w="0" w:type="dxa"/>
-            <w:bottom w:w="0" w:type="dxa"/>
-          </w:tblCellMar>
-        </w:tblPrEx>
         <w:tc>
           <w:tcPr>
             <w:tcW w:w="500" w:type="dxa"/>
@@ -14094,21 +12343,12 @@
             </w:tcMar>
           </w:tcPr>
           <w:p>
-            <w:proofErr w:type="spellStart"/>
-            <w:r>
-              <w:rPr>
-                <w:sz w:val="19"/>
-                <w:szCs w:val="19"/>
-              </w:rPr>
-              <w:t>Keycloak</w:t>
-            </w:r>
-            <w:proofErr w:type="spellEnd"/>
-            <w:r>
-              <w:rPr>
-                <w:sz w:val="19"/>
-                <w:szCs w:val="19"/>
-              </w:rPr>
-              <w:t xml:space="preserve"> admin console → Realm roles</w:t>
+            <w:r>
+              <w:rPr>
+                <w:sz w:val="19"/>
+                <w:szCs w:val="19"/>
+              </w:rPr>
+              <w:t>Keycloak admin console → Realm roles</w:t>
             </w:r>
           </w:p>
         </w:tc>
@@ -14140,12 +12380,6 @@
         </w:tc>
       </w:tr>
       <w:tr>
-        <w:tblPrEx>
-          <w:tblCellMar>
-            <w:top w:w="0" w:type="dxa"/>
-            <w:bottom w:w="0" w:type="dxa"/>
-          </w:tblCellMar>
-        </w:tblPrEx>
         <w:tc>
           <w:tcPr>
             <w:tcW w:w="500" w:type="dxa"/>
@@ -14246,18 +12480,12 @@
                 <w:sz w:val="19"/>
                 <w:szCs w:val="19"/>
               </w:rPr>
-              <w:t>12-scenario scorecard, "11/12" line</w:t>
+              <w:t>12-scenario scorecard and the final Result line</w:t>
             </w:r>
           </w:p>
         </w:tc>
       </w:tr>
       <w:tr>
-        <w:tblPrEx>
-          <w:tblCellMar>
-            <w:top w:w="0" w:type="dxa"/>
-            <w:bottom w:w="0" w:type="dxa"/>
-          </w:tblCellMar>
-        </w:tblPrEx>
         <w:tc>
           <w:tcPr>
             <w:tcW w:w="500" w:type="dxa"/>
@@ -14280,7 +12508,7 @@
                 <w:sz w:val="19"/>
                 <w:szCs w:val="19"/>
               </w:rPr>
-              <w:t>11</w:t>
+              <w:t>11–13</w:t>
             </w:r>
           </w:p>
         </w:tc>
@@ -14364,12 +12592,6 @@
         </w:tc>
       </w:tr>
       <w:tr>
-        <w:tblPrEx>
-          <w:tblCellMar>
-            <w:top w:w="0" w:type="dxa"/>
-            <w:bottom w:w="0" w:type="dxa"/>
-          </w:tblCellMar>
-        </w:tblPrEx>
         <w:tc>
           <w:tcPr>
             <w:tcW w:w="500" w:type="dxa"/>
@@ -14392,7 +12614,7 @@
                 <w:sz w:val="19"/>
                 <w:szCs w:val="19"/>
               </w:rPr>
-              <w:t>12</w:t>
+              <w:t>14–15</w:t>
             </w:r>
           </w:p>
         </w:tc>
@@ -14439,39 +12661,12 @@
             </w:tcMar>
           </w:tcPr>
           <w:p>
-            <w:proofErr w:type="spellStart"/>
-            <w:r>
-              <w:rPr>
-                <w:sz w:val="19"/>
-                <w:szCs w:val="19"/>
-              </w:rPr>
-              <w:t>npm</w:t>
-            </w:r>
-            <w:proofErr w:type="spellEnd"/>
-            <w:r>
-              <w:rPr>
-                <w:sz w:val="19"/>
-                <w:szCs w:val="19"/>
-              </w:rPr>
-              <w:t xml:space="preserve"> run </w:t>
-            </w:r>
-            <w:proofErr w:type="spellStart"/>
-            <w:proofErr w:type="gramStart"/>
-            <w:r>
-              <w:rPr>
-                <w:sz w:val="19"/>
-                <w:szCs w:val="19"/>
-              </w:rPr>
-              <w:t>test:cov</w:t>
-            </w:r>
-            <w:proofErr w:type="spellEnd"/>
-            <w:proofErr w:type="gramEnd"/>
-            <w:r>
-              <w:rPr>
-                <w:sz w:val="19"/>
-                <w:szCs w:val="19"/>
-              </w:rPr>
-              <w:t xml:space="preserve"> (backend, then frontend-web)</w:t>
+            <w:r>
+              <w:rPr>
+                <w:sz w:val="19"/>
+                <w:szCs w:val="19"/>
+              </w:rPr>
+              <w:t>npm run test:cov (backend, then frontend-web)</w:t>
             </w:r>
           </w:p>
         </w:tc>
